--- a/docs/reports/ai-vibe-coding-model-comparison-test-report-template.docx
+++ b/docs/reports/ai-vibe-coding-model-comparison-test-report-template.docx
@@ -482,17 +482,8 @@
             </w:tcMar>
           </w:tcPr>
           <w:p>
-            <w:pPr>
-              <w:spacing w:after="0"/>
-            </w:pPr>
-            <w:r/>
-            <w:r>
-              <w:rPr>
-                <w:rFonts w:ascii="Aptos" w:hAnsi="Aptos"/>
-                <w:b w:val="0"/>
-                <w:sz w:val="16"/>
-              </w:rPr>
-              <w:t>1.0</w:t>
+            <w:r>
+              <w:t>1.1</w:t>
             </w:r>
           </w:p>
         </w:tc>
@@ -13930,11 +13921,9327 @@
         <w:t>Have an independent reviewer verify evidence before writing the recommendation.</w:t>
       </w:r>
     </w:p>
+    <w:p>
+      <w:pPr>
+        <w:sectPr>
+          <w:headerReference w:type="default" r:id="rId9"/>
+          <w:footerReference w:type="default" r:id="rId10"/>
+          <w:pgSz w:w="12240" w:h="15840"/>
+          <w:pgMar w:top="936" w:right="1008" w:bottom="936" w:left="1008" w:header="720" w:footer="720" w:gutter="0"/>
+          <w:cols w:space="720"/>
+          <w:docGrid w:linePitch="360"/>
+        </w:sectPr>
+      </w:pPr>
+    </w:p>
+    <w:p>
+      <w:pPr>
+        <w:pStyle w:val="Heading1"/>
+        <w:keepNext/>
+      </w:pPr>
+      <w:r>
+        <w:t>Appendix A — Token Usage and Cost Return Sheet</w:t>
+      </w:r>
+    </w:p>
+    <w:p>
+      <w:pPr>
+        <w:spacing w:after="120"/>
+      </w:pPr>
+      <w:r>
+        <w:t>Complete one row for every model × application × run. Record provider-reported usage after the initial build and after all correction turns; do not combine App A and App B into one unexplained total.</w:t>
+      </w:r>
+    </w:p>
+    <w:tbl>
+      <w:tblPr>
+        <w:tblStyle w:val="TableGrid"/>
+        <w:tblW w:type="auto" w:w="0"/>
+        <w:jc w:val="center"/>
+        <w:tblLayout w:type="autofit"/>
+        <w:tblLook w:firstColumn="1" w:firstRow="1" w:lastColumn="0" w:lastRow="0" w:noHBand="0" w:noVBand="1" w:val="04A0"/>
+      </w:tblPr>
+      <w:tblGrid>
+        <w:gridCol w:w="1306"/>
+        <w:gridCol w:w="1306"/>
+        <w:gridCol w:w="1306"/>
+        <w:gridCol w:w="1306"/>
+        <w:gridCol w:w="1306"/>
+        <w:gridCol w:w="1306"/>
+        <w:gridCol w:w="1306"/>
+        <w:gridCol w:w="1306"/>
+        <w:gridCol w:w="1306"/>
+        <w:gridCol w:w="1306"/>
+        <w:gridCol w:w="1306"/>
+      </w:tblGrid>
+      <w:tr>
+        <w:tc>
+          <w:tcPr>
+            <w:tcW w:type="dxa" w:w="1306"/>
+            <w:shd w:fill="17324D"/>
+            <w:vAlign w:val="center"/>
+          </w:tcPr>
+          <w:p>
+            <w:pPr>
+              <w:spacing w:after="0"/>
+            </w:pPr>
+            <w:r/>
+            <w:r>
+              <w:rPr>
+                <w:rFonts w:ascii="Aptos" w:hAnsi="Aptos"/>
+                <w:b/>
+                <w:color w:val="FFFFFF"/>
+                <w:sz w:val="13"/>
+              </w:rPr>
+              <w:t>Model</w:t>
+            </w:r>
+          </w:p>
+        </w:tc>
+        <w:tc>
+          <w:tcPr>
+            <w:tcW w:type="dxa" w:w="1306"/>
+            <w:shd w:fill="17324D"/>
+            <w:vAlign w:val="center"/>
+          </w:tcPr>
+          <w:p>
+            <w:pPr>
+              <w:spacing w:after="0"/>
+            </w:pPr>
+            <w:r/>
+            <w:r>
+              <w:rPr>
+                <w:rFonts w:ascii="Aptos" w:hAnsi="Aptos"/>
+                <w:b/>
+                <w:color w:val="FFFFFF"/>
+                <w:sz w:val="13"/>
+              </w:rPr>
+              <w:t>App</w:t>
+            </w:r>
+          </w:p>
+        </w:tc>
+        <w:tc>
+          <w:tcPr>
+            <w:tcW w:type="dxa" w:w="1306"/>
+            <w:shd w:fill="17324D"/>
+            <w:vAlign w:val="center"/>
+          </w:tcPr>
+          <w:p>
+            <w:pPr>
+              <w:spacing w:after="0"/>
+            </w:pPr>
+            <w:r/>
+            <w:r>
+              <w:rPr>
+                <w:rFonts w:ascii="Aptos" w:hAnsi="Aptos"/>
+                <w:b/>
+                <w:color w:val="FFFFFF"/>
+                <w:sz w:val="13"/>
+              </w:rPr>
+              <w:t>Run</w:t>
+            </w:r>
+          </w:p>
+        </w:tc>
+        <w:tc>
+          <w:tcPr>
+            <w:tcW w:type="dxa" w:w="1306"/>
+            <w:shd w:fill="17324D"/>
+            <w:vAlign w:val="center"/>
+          </w:tcPr>
+          <w:p>
+            <w:pPr>
+              <w:spacing w:after="0"/>
+            </w:pPr>
+            <w:r/>
+            <w:r>
+              <w:rPr>
+                <w:rFonts w:ascii="Aptos" w:hAnsi="Aptos"/>
+                <w:b/>
+                <w:color w:val="FFFFFF"/>
+                <w:sz w:val="13"/>
+              </w:rPr>
+              <w:t>Input tokens</w:t>
+            </w:r>
+          </w:p>
+        </w:tc>
+        <w:tc>
+          <w:tcPr>
+            <w:tcW w:type="dxa" w:w="1306"/>
+            <w:shd w:fill="17324D"/>
+            <w:vAlign w:val="center"/>
+          </w:tcPr>
+          <w:p>
+            <w:pPr>
+              <w:spacing w:after="0"/>
+            </w:pPr>
+            <w:r/>
+            <w:r>
+              <w:rPr>
+                <w:rFonts w:ascii="Aptos" w:hAnsi="Aptos"/>
+                <w:b/>
+                <w:color w:val="FFFFFF"/>
+                <w:sz w:val="13"/>
+              </w:rPr>
+              <w:t>Output tokens</w:t>
+            </w:r>
+          </w:p>
+        </w:tc>
+        <w:tc>
+          <w:tcPr>
+            <w:tcW w:type="dxa" w:w="1306"/>
+            <w:shd w:fill="17324D"/>
+            <w:vAlign w:val="center"/>
+          </w:tcPr>
+          <w:p>
+            <w:pPr>
+              <w:spacing w:after="0"/>
+            </w:pPr>
+            <w:r/>
+            <w:r>
+              <w:rPr>
+                <w:rFonts w:ascii="Aptos" w:hAnsi="Aptos"/>
+                <w:b/>
+                <w:color w:val="FFFFFF"/>
+                <w:sz w:val="13"/>
+              </w:rPr>
+              <w:t>Cached input</w:t>
+            </w:r>
+          </w:p>
+        </w:tc>
+        <w:tc>
+          <w:tcPr>
+            <w:tcW w:type="dxa" w:w="1306"/>
+            <w:shd w:fill="17324D"/>
+            <w:vAlign w:val="center"/>
+          </w:tcPr>
+          <w:p>
+            <w:pPr>
+              <w:spacing w:after="0"/>
+            </w:pPr>
+            <w:r/>
+            <w:r>
+              <w:rPr>
+                <w:rFonts w:ascii="Aptos" w:hAnsi="Aptos"/>
+                <w:b/>
+                <w:color w:val="FFFFFF"/>
+                <w:sz w:val="13"/>
+              </w:rPr>
+              <w:t>Reasoning tokens</w:t>
+            </w:r>
+          </w:p>
+        </w:tc>
+        <w:tc>
+          <w:tcPr>
+            <w:tcW w:type="dxa" w:w="1306"/>
+            <w:shd w:fill="17324D"/>
+            <w:vAlign w:val="center"/>
+          </w:tcPr>
+          <w:p>
+            <w:pPr>
+              <w:spacing w:after="0"/>
+            </w:pPr>
+            <w:r/>
+            <w:r>
+              <w:rPr>
+                <w:rFonts w:ascii="Aptos" w:hAnsi="Aptos"/>
+                <w:b/>
+                <w:color w:val="FFFFFF"/>
+                <w:sz w:val="13"/>
+              </w:rPr>
+              <w:t>Image / vision tokens</w:t>
+            </w:r>
+          </w:p>
+        </w:tc>
+        <w:tc>
+          <w:tcPr>
+            <w:tcW w:type="dxa" w:w="1306"/>
+            <w:shd w:fill="17324D"/>
+            <w:vAlign w:val="center"/>
+          </w:tcPr>
+          <w:p>
+            <w:pPr>
+              <w:spacing w:after="0"/>
+            </w:pPr>
+            <w:r/>
+            <w:r>
+              <w:rPr>
+                <w:rFonts w:ascii="Aptos" w:hAnsi="Aptos"/>
+                <w:b/>
+                <w:color w:val="FFFFFF"/>
+                <w:sz w:val="13"/>
+              </w:rPr>
+              <w:t>Provider billed tokens</w:t>
+            </w:r>
+          </w:p>
+        </w:tc>
+        <w:tc>
+          <w:tcPr>
+            <w:tcW w:type="dxa" w:w="1306"/>
+            <w:shd w:fill="17324D"/>
+            <w:vAlign w:val="center"/>
+          </w:tcPr>
+          <w:p>
+            <w:pPr>
+              <w:spacing w:after="0"/>
+            </w:pPr>
+            <w:r/>
+            <w:r>
+              <w:rPr>
+                <w:rFonts w:ascii="Aptos" w:hAnsi="Aptos"/>
+                <w:b/>
+                <w:color w:val="FFFFFF"/>
+                <w:sz w:val="13"/>
+              </w:rPr>
+              <w:t>Measured cost</w:t>
+            </w:r>
+          </w:p>
+        </w:tc>
+        <w:tc>
+          <w:tcPr>
+            <w:tcW w:type="dxa" w:w="1306"/>
+            <w:shd w:fill="17324D"/>
+            <w:vAlign w:val="center"/>
+          </w:tcPr>
+          <w:p>
+            <w:pPr>
+              <w:spacing w:after="0"/>
+            </w:pPr>
+            <w:r/>
+            <w:r>
+              <w:rPr>
+                <w:rFonts w:ascii="Aptos" w:hAnsi="Aptos"/>
+                <w:b/>
+                <w:color w:val="FFFFFF"/>
+                <w:sz w:val="13"/>
+              </w:rPr>
+              <w:t>Evidence</w:t>
+            </w:r>
+          </w:p>
+        </w:tc>
+      </w:tr>
+      <w:tr>
+        <w:tc>
+          <w:tcPr>
+            <w:tcW w:type="dxa" w:w="1306"/>
+            <w:vAlign w:val="center"/>
+          </w:tcPr>
+          <w:p>
+            <w:pPr>
+              <w:spacing w:after="0"/>
+            </w:pPr>
+            <w:r/>
+            <w:r>
+              <w:rPr>
+                <w:rFonts w:ascii="Aptos" w:hAnsi="Aptos"/>
+                <w:b/>
+                <w:sz w:val="13"/>
+              </w:rPr>
+              <w:t>DeepSeek V4 Flash</w:t>
+            </w:r>
+          </w:p>
+        </w:tc>
+        <w:tc>
+          <w:tcPr>
+            <w:tcW w:type="dxa" w:w="1306"/>
+            <w:vAlign w:val="center"/>
+          </w:tcPr>
+          <w:p>
+            <w:pPr>
+              <w:spacing w:after="0"/>
+            </w:pPr>
+            <w:r/>
+            <w:r>
+              <w:rPr>
+                <w:rFonts w:ascii="Aptos" w:hAnsi="Aptos"/>
+                <w:b w:val="0"/>
+                <w:sz w:val="13"/>
+              </w:rPr>
+              <w:t>A</w:t>
+            </w:r>
+          </w:p>
+        </w:tc>
+        <w:tc>
+          <w:tcPr>
+            <w:tcW w:type="dxa" w:w="1306"/>
+            <w:vAlign w:val="center"/>
+          </w:tcPr>
+          <w:p>
+            <w:pPr>
+              <w:spacing w:after="0"/>
+            </w:pPr>
+            <w:r/>
+            <w:r>
+              <w:rPr>
+                <w:rFonts w:ascii="Aptos" w:hAnsi="Aptos"/>
+                <w:b w:val="0"/>
+                <w:sz w:val="13"/>
+              </w:rPr>
+              <w:t>1</w:t>
+            </w:r>
+          </w:p>
+        </w:tc>
+        <w:tc>
+          <w:tcPr>
+            <w:tcW w:type="dxa" w:w="1306"/>
+            <w:vAlign w:val="center"/>
+          </w:tcPr>
+          <w:p>
+            <w:pPr>
+              <w:spacing w:after="0"/>
+            </w:pPr>
+            <w:r/>
+            <w:r>
+              <w:rPr>
+                <w:rFonts w:ascii="Aptos" w:hAnsi="Aptos"/>
+                <w:b w:val="0"/>
+                <w:sz w:val="13"/>
+              </w:rPr>
+              <w:t>[TBD]</w:t>
+            </w:r>
+          </w:p>
+        </w:tc>
+        <w:tc>
+          <w:tcPr>
+            <w:tcW w:type="dxa" w:w="1306"/>
+            <w:vAlign w:val="center"/>
+          </w:tcPr>
+          <w:p>
+            <w:pPr>
+              <w:spacing w:after="0"/>
+            </w:pPr>
+            <w:r/>
+            <w:r>
+              <w:rPr>
+                <w:rFonts w:ascii="Aptos" w:hAnsi="Aptos"/>
+                <w:b w:val="0"/>
+                <w:sz w:val="13"/>
+              </w:rPr>
+              <w:t>[TBD]</w:t>
+            </w:r>
+          </w:p>
+        </w:tc>
+        <w:tc>
+          <w:tcPr>
+            <w:tcW w:type="dxa" w:w="1306"/>
+            <w:vAlign w:val="center"/>
+          </w:tcPr>
+          <w:p>
+            <w:pPr>
+              <w:spacing w:after="0"/>
+            </w:pPr>
+            <w:r/>
+            <w:r>
+              <w:rPr>
+                <w:rFonts w:ascii="Aptos" w:hAnsi="Aptos"/>
+                <w:b w:val="0"/>
+                <w:sz w:val="13"/>
+              </w:rPr>
+              <w:t>[TBD]</w:t>
+            </w:r>
+          </w:p>
+        </w:tc>
+        <w:tc>
+          <w:tcPr>
+            <w:tcW w:type="dxa" w:w="1306"/>
+            <w:vAlign w:val="center"/>
+          </w:tcPr>
+          <w:p>
+            <w:pPr>
+              <w:spacing w:after="0"/>
+            </w:pPr>
+            <w:r/>
+            <w:r>
+              <w:rPr>
+                <w:rFonts w:ascii="Aptos" w:hAnsi="Aptos"/>
+                <w:b w:val="0"/>
+                <w:sz w:val="13"/>
+              </w:rPr>
+              <w:t>[TBD]</w:t>
+            </w:r>
+          </w:p>
+        </w:tc>
+        <w:tc>
+          <w:tcPr>
+            <w:tcW w:type="dxa" w:w="1306"/>
+            <w:vAlign w:val="center"/>
+          </w:tcPr>
+          <w:p>
+            <w:pPr>
+              <w:spacing w:after="0"/>
+            </w:pPr>
+            <w:r/>
+            <w:r>
+              <w:rPr>
+                <w:rFonts w:ascii="Aptos" w:hAnsi="Aptos"/>
+                <w:b w:val="0"/>
+                <w:sz w:val="13"/>
+              </w:rPr>
+              <w:t>[TBD]</w:t>
+            </w:r>
+          </w:p>
+        </w:tc>
+        <w:tc>
+          <w:tcPr>
+            <w:tcW w:type="dxa" w:w="1306"/>
+            <w:vAlign w:val="center"/>
+          </w:tcPr>
+          <w:p>
+            <w:pPr>
+              <w:spacing w:after="0"/>
+            </w:pPr>
+            <w:r/>
+            <w:r>
+              <w:rPr>
+                <w:rFonts w:ascii="Aptos" w:hAnsi="Aptos"/>
+                <w:b w:val="0"/>
+                <w:sz w:val="13"/>
+              </w:rPr>
+              <w:t>[TBD]</w:t>
+            </w:r>
+          </w:p>
+        </w:tc>
+        <w:tc>
+          <w:tcPr>
+            <w:tcW w:type="dxa" w:w="1306"/>
+            <w:vAlign w:val="center"/>
+          </w:tcPr>
+          <w:p>
+            <w:pPr>
+              <w:spacing w:after="0"/>
+            </w:pPr>
+            <w:r/>
+            <w:r>
+              <w:rPr>
+                <w:rFonts w:ascii="Aptos" w:hAnsi="Aptos"/>
+                <w:b w:val="0"/>
+                <w:sz w:val="13"/>
+              </w:rPr>
+              <w:t>[TBD]</w:t>
+            </w:r>
+          </w:p>
+        </w:tc>
+        <w:tc>
+          <w:tcPr>
+            <w:tcW w:type="dxa" w:w="1306"/>
+            <w:vAlign w:val="center"/>
+          </w:tcPr>
+          <w:p>
+            <w:pPr>
+              <w:spacing w:after="0"/>
+            </w:pPr>
+            <w:r/>
+            <w:r>
+              <w:rPr>
+                <w:rFonts w:ascii="Aptos" w:hAnsi="Aptos"/>
+                <w:b w:val="0"/>
+                <w:sz w:val="13"/>
+              </w:rPr>
+              <w:t>[usage export / log path]</w:t>
+            </w:r>
+          </w:p>
+        </w:tc>
+      </w:tr>
+      <w:tr>
+        <w:tc>
+          <w:tcPr>
+            <w:tcW w:type="dxa" w:w="1306"/>
+            <w:shd w:fill="F2F6F9"/>
+            <w:vAlign w:val="center"/>
+          </w:tcPr>
+          <w:p>
+            <w:pPr>
+              <w:spacing w:after="0"/>
+            </w:pPr>
+            <w:r/>
+            <w:r>
+              <w:rPr>
+                <w:rFonts w:ascii="Aptos" w:hAnsi="Aptos"/>
+                <w:b/>
+                <w:sz w:val="13"/>
+              </w:rPr>
+              <w:t>DeepSeek V4 Flash</w:t>
+            </w:r>
+          </w:p>
+        </w:tc>
+        <w:tc>
+          <w:tcPr>
+            <w:tcW w:type="dxa" w:w="1306"/>
+            <w:shd w:fill="F2F6F9"/>
+            <w:vAlign w:val="center"/>
+          </w:tcPr>
+          <w:p>
+            <w:pPr>
+              <w:spacing w:after="0"/>
+            </w:pPr>
+            <w:r/>
+            <w:r>
+              <w:rPr>
+                <w:rFonts w:ascii="Aptos" w:hAnsi="Aptos"/>
+                <w:b w:val="0"/>
+                <w:sz w:val="13"/>
+              </w:rPr>
+              <w:t>A</w:t>
+            </w:r>
+          </w:p>
+        </w:tc>
+        <w:tc>
+          <w:tcPr>
+            <w:tcW w:type="dxa" w:w="1306"/>
+            <w:shd w:fill="F2F6F9"/>
+            <w:vAlign w:val="center"/>
+          </w:tcPr>
+          <w:p>
+            <w:pPr>
+              <w:spacing w:after="0"/>
+            </w:pPr>
+            <w:r/>
+            <w:r>
+              <w:rPr>
+                <w:rFonts w:ascii="Aptos" w:hAnsi="Aptos"/>
+                <w:b w:val="0"/>
+                <w:sz w:val="13"/>
+              </w:rPr>
+              <w:t>2</w:t>
+            </w:r>
+          </w:p>
+        </w:tc>
+        <w:tc>
+          <w:tcPr>
+            <w:tcW w:type="dxa" w:w="1306"/>
+            <w:shd w:fill="F2F6F9"/>
+            <w:vAlign w:val="center"/>
+          </w:tcPr>
+          <w:p>
+            <w:pPr>
+              <w:spacing w:after="0"/>
+            </w:pPr>
+            <w:r/>
+            <w:r>
+              <w:rPr>
+                <w:rFonts w:ascii="Aptos" w:hAnsi="Aptos"/>
+                <w:b w:val="0"/>
+                <w:sz w:val="13"/>
+              </w:rPr>
+              <w:t>[TBD]</w:t>
+            </w:r>
+          </w:p>
+        </w:tc>
+        <w:tc>
+          <w:tcPr>
+            <w:tcW w:type="dxa" w:w="1306"/>
+            <w:shd w:fill="F2F6F9"/>
+            <w:vAlign w:val="center"/>
+          </w:tcPr>
+          <w:p>
+            <w:pPr>
+              <w:spacing w:after="0"/>
+            </w:pPr>
+            <w:r/>
+            <w:r>
+              <w:rPr>
+                <w:rFonts w:ascii="Aptos" w:hAnsi="Aptos"/>
+                <w:b w:val="0"/>
+                <w:sz w:val="13"/>
+              </w:rPr>
+              <w:t>[TBD]</w:t>
+            </w:r>
+          </w:p>
+        </w:tc>
+        <w:tc>
+          <w:tcPr>
+            <w:tcW w:type="dxa" w:w="1306"/>
+            <w:shd w:fill="F2F6F9"/>
+            <w:vAlign w:val="center"/>
+          </w:tcPr>
+          <w:p>
+            <w:pPr>
+              <w:spacing w:after="0"/>
+            </w:pPr>
+            <w:r/>
+            <w:r>
+              <w:rPr>
+                <w:rFonts w:ascii="Aptos" w:hAnsi="Aptos"/>
+                <w:b w:val="0"/>
+                <w:sz w:val="13"/>
+              </w:rPr>
+              <w:t>[TBD]</w:t>
+            </w:r>
+          </w:p>
+        </w:tc>
+        <w:tc>
+          <w:tcPr>
+            <w:tcW w:type="dxa" w:w="1306"/>
+            <w:shd w:fill="F2F6F9"/>
+            <w:vAlign w:val="center"/>
+          </w:tcPr>
+          <w:p>
+            <w:pPr>
+              <w:spacing w:after="0"/>
+            </w:pPr>
+            <w:r/>
+            <w:r>
+              <w:rPr>
+                <w:rFonts w:ascii="Aptos" w:hAnsi="Aptos"/>
+                <w:b w:val="0"/>
+                <w:sz w:val="13"/>
+              </w:rPr>
+              <w:t>[TBD]</w:t>
+            </w:r>
+          </w:p>
+        </w:tc>
+        <w:tc>
+          <w:tcPr>
+            <w:tcW w:type="dxa" w:w="1306"/>
+            <w:shd w:fill="F2F6F9"/>
+            <w:vAlign w:val="center"/>
+          </w:tcPr>
+          <w:p>
+            <w:pPr>
+              <w:spacing w:after="0"/>
+            </w:pPr>
+            <w:r/>
+            <w:r>
+              <w:rPr>
+                <w:rFonts w:ascii="Aptos" w:hAnsi="Aptos"/>
+                <w:b w:val="0"/>
+                <w:sz w:val="13"/>
+              </w:rPr>
+              <w:t>[TBD]</w:t>
+            </w:r>
+          </w:p>
+        </w:tc>
+        <w:tc>
+          <w:tcPr>
+            <w:tcW w:type="dxa" w:w="1306"/>
+            <w:shd w:fill="F2F6F9"/>
+            <w:vAlign w:val="center"/>
+          </w:tcPr>
+          <w:p>
+            <w:pPr>
+              <w:spacing w:after="0"/>
+            </w:pPr>
+            <w:r/>
+            <w:r>
+              <w:rPr>
+                <w:rFonts w:ascii="Aptos" w:hAnsi="Aptos"/>
+                <w:b w:val="0"/>
+                <w:sz w:val="13"/>
+              </w:rPr>
+              <w:t>[TBD]</w:t>
+            </w:r>
+          </w:p>
+        </w:tc>
+        <w:tc>
+          <w:tcPr>
+            <w:tcW w:type="dxa" w:w="1306"/>
+            <w:shd w:fill="F2F6F9"/>
+            <w:vAlign w:val="center"/>
+          </w:tcPr>
+          <w:p>
+            <w:pPr>
+              <w:spacing w:after="0"/>
+            </w:pPr>
+            <w:r/>
+            <w:r>
+              <w:rPr>
+                <w:rFonts w:ascii="Aptos" w:hAnsi="Aptos"/>
+                <w:b w:val="0"/>
+                <w:sz w:val="13"/>
+              </w:rPr>
+              <w:t>[TBD]</w:t>
+            </w:r>
+          </w:p>
+        </w:tc>
+        <w:tc>
+          <w:tcPr>
+            <w:tcW w:type="dxa" w:w="1306"/>
+            <w:shd w:fill="F2F6F9"/>
+            <w:vAlign w:val="center"/>
+          </w:tcPr>
+          <w:p>
+            <w:pPr>
+              <w:spacing w:after="0"/>
+            </w:pPr>
+            <w:r/>
+            <w:r>
+              <w:rPr>
+                <w:rFonts w:ascii="Aptos" w:hAnsi="Aptos"/>
+                <w:b w:val="0"/>
+                <w:sz w:val="13"/>
+              </w:rPr>
+              <w:t>[usage export / log path]</w:t>
+            </w:r>
+          </w:p>
+        </w:tc>
+      </w:tr>
+      <w:tr>
+        <w:tc>
+          <w:tcPr>
+            <w:tcW w:type="dxa" w:w="1306"/>
+            <w:vAlign w:val="center"/>
+          </w:tcPr>
+          <w:p>
+            <w:pPr>
+              <w:spacing w:after="0"/>
+            </w:pPr>
+            <w:r/>
+            <w:r>
+              <w:rPr>
+                <w:rFonts w:ascii="Aptos" w:hAnsi="Aptos"/>
+                <w:b/>
+                <w:sz w:val="13"/>
+              </w:rPr>
+              <w:t>DeepSeek V4 Flash</w:t>
+            </w:r>
+          </w:p>
+        </w:tc>
+        <w:tc>
+          <w:tcPr>
+            <w:tcW w:type="dxa" w:w="1306"/>
+            <w:vAlign w:val="center"/>
+          </w:tcPr>
+          <w:p>
+            <w:pPr>
+              <w:spacing w:after="0"/>
+            </w:pPr>
+            <w:r/>
+            <w:r>
+              <w:rPr>
+                <w:rFonts w:ascii="Aptos" w:hAnsi="Aptos"/>
+                <w:b w:val="0"/>
+                <w:sz w:val="13"/>
+              </w:rPr>
+              <w:t>A</w:t>
+            </w:r>
+          </w:p>
+        </w:tc>
+        <w:tc>
+          <w:tcPr>
+            <w:tcW w:type="dxa" w:w="1306"/>
+            <w:vAlign w:val="center"/>
+          </w:tcPr>
+          <w:p>
+            <w:pPr>
+              <w:spacing w:after="0"/>
+            </w:pPr>
+            <w:r/>
+            <w:r>
+              <w:rPr>
+                <w:rFonts w:ascii="Aptos" w:hAnsi="Aptos"/>
+                <w:b w:val="0"/>
+                <w:sz w:val="13"/>
+              </w:rPr>
+              <w:t>3</w:t>
+            </w:r>
+          </w:p>
+        </w:tc>
+        <w:tc>
+          <w:tcPr>
+            <w:tcW w:type="dxa" w:w="1306"/>
+            <w:vAlign w:val="center"/>
+          </w:tcPr>
+          <w:p>
+            <w:pPr>
+              <w:spacing w:after="0"/>
+            </w:pPr>
+            <w:r/>
+            <w:r>
+              <w:rPr>
+                <w:rFonts w:ascii="Aptos" w:hAnsi="Aptos"/>
+                <w:b w:val="0"/>
+                <w:sz w:val="13"/>
+              </w:rPr>
+              <w:t>[TBD]</w:t>
+            </w:r>
+          </w:p>
+        </w:tc>
+        <w:tc>
+          <w:tcPr>
+            <w:tcW w:type="dxa" w:w="1306"/>
+            <w:vAlign w:val="center"/>
+          </w:tcPr>
+          <w:p>
+            <w:pPr>
+              <w:spacing w:after="0"/>
+            </w:pPr>
+            <w:r/>
+            <w:r>
+              <w:rPr>
+                <w:rFonts w:ascii="Aptos" w:hAnsi="Aptos"/>
+                <w:b w:val="0"/>
+                <w:sz w:val="13"/>
+              </w:rPr>
+              <w:t>[TBD]</w:t>
+            </w:r>
+          </w:p>
+        </w:tc>
+        <w:tc>
+          <w:tcPr>
+            <w:tcW w:type="dxa" w:w="1306"/>
+            <w:vAlign w:val="center"/>
+          </w:tcPr>
+          <w:p>
+            <w:pPr>
+              <w:spacing w:after="0"/>
+            </w:pPr>
+            <w:r/>
+            <w:r>
+              <w:rPr>
+                <w:rFonts w:ascii="Aptos" w:hAnsi="Aptos"/>
+                <w:b w:val="0"/>
+                <w:sz w:val="13"/>
+              </w:rPr>
+              <w:t>[TBD]</w:t>
+            </w:r>
+          </w:p>
+        </w:tc>
+        <w:tc>
+          <w:tcPr>
+            <w:tcW w:type="dxa" w:w="1306"/>
+            <w:vAlign w:val="center"/>
+          </w:tcPr>
+          <w:p>
+            <w:pPr>
+              <w:spacing w:after="0"/>
+            </w:pPr>
+            <w:r/>
+            <w:r>
+              <w:rPr>
+                <w:rFonts w:ascii="Aptos" w:hAnsi="Aptos"/>
+                <w:b w:val="0"/>
+                <w:sz w:val="13"/>
+              </w:rPr>
+              <w:t>[TBD]</w:t>
+            </w:r>
+          </w:p>
+        </w:tc>
+        <w:tc>
+          <w:tcPr>
+            <w:tcW w:type="dxa" w:w="1306"/>
+            <w:vAlign w:val="center"/>
+          </w:tcPr>
+          <w:p>
+            <w:pPr>
+              <w:spacing w:after="0"/>
+            </w:pPr>
+            <w:r/>
+            <w:r>
+              <w:rPr>
+                <w:rFonts w:ascii="Aptos" w:hAnsi="Aptos"/>
+                <w:b w:val="0"/>
+                <w:sz w:val="13"/>
+              </w:rPr>
+              <w:t>[TBD]</w:t>
+            </w:r>
+          </w:p>
+        </w:tc>
+        <w:tc>
+          <w:tcPr>
+            <w:tcW w:type="dxa" w:w="1306"/>
+            <w:vAlign w:val="center"/>
+          </w:tcPr>
+          <w:p>
+            <w:pPr>
+              <w:spacing w:after="0"/>
+            </w:pPr>
+            <w:r/>
+            <w:r>
+              <w:rPr>
+                <w:rFonts w:ascii="Aptos" w:hAnsi="Aptos"/>
+                <w:b w:val="0"/>
+                <w:sz w:val="13"/>
+              </w:rPr>
+              <w:t>[TBD]</w:t>
+            </w:r>
+          </w:p>
+        </w:tc>
+        <w:tc>
+          <w:tcPr>
+            <w:tcW w:type="dxa" w:w="1306"/>
+            <w:vAlign w:val="center"/>
+          </w:tcPr>
+          <w:p>
+            <w:pPr>
+              <w:spacing w:after="0"/>
+            </w:pPr>
+            <w:r/>
+            <w:r>
+              <w:rPr>
+                <w:rFonts w:ascii="Aptos" w:hAnsi="Aptos"/>
+                <w:b w:val="0"/>
+                <w:sz w:val="13"/>
+              </w:rPr>
+              <w:t>[TBD]</w:t>
+            </w:r>
+          </w:p>
+        </w:tc>
+        <w:tc>
+          <w:tcPr>
+            <w:tcW w:type="dxa" w:w="1306"/>
+            <w:vAlign w:val="center"/>
+          </w:tcPr>
+          <w:p>
+            <w:pPr>
+              <w:spacing w:after="0"/>
+            </w:pPr>
+            <w:r/>
+            <w:r>
+              <w:rPr>
+                <w:rFonts w:ascii="Aptos" w:hAnsi="Aptos"/>
+                <w:b w:val="0"/>
+                <w:sz w:val="13"/>
+              </w:rPr>
+              <w:t>[usage export / log path]</w:t>
+            </w:r>
+          </w:p>
+        </w:tc>
+      </w:tr>
+      <w:tr>
+        <w:tc>
+          <w:tcPr>
+            <w:tcW w:type="dxa" w:w="1306"/>
+            <w:shd w:fill="F2F6F9"/>
+            <w:vAlign w:val="center"/>
+          </w:tcPr>
+          <w:p>
+            <w:pPr>
+              <w:spacing w:after="0"/>
+            </w:pPr>
+            <w:r/>
+            <w:r>
+              <w:rPr>
+                <w:rFonts w:ascii="Aptos" w:hAnsi="Aptos"/>
+                <w:b/>
+                <w:sz w:val="13"/>
+              </w:rPr>
+              <w:t>DeepSeek V4 Flash</w:t>
+            </w:r>
+          </w:p>
+        </w:tc>
+        <w:tc>
+          <w:tcPr>
+            <w:tcW w:type="dxa" w:w="1306"/>
+            <w:shd w:fill="F2F6F9"/>
+            <w:vAlign w:val="center"/>
+          </w:tcPr>
+          <w:p>
+            <w:pPr>
+              <w:spacing w:after="0"/>
+            </w:pPr>
+            <w:r/>
+            <w:r>
+              <w:rPr>
+                <w:rFonts w:ascii="Aptos" w:hAnsi="Aptos"/>
+                <w:b w:val="0"/>
+                <w:sz w:val="13"/>
+              </w:rPr>
+              <w:t>B</w:t>
+            </w:r>
+          </w:p>
+        </w:tc>
+        <w:tc>
+          <w:tcPr>
+            <w:tcW w:type="dxa" w:w="1306"/>
+            <w:shd w:fill="F2F6F9"/>
+            <w:vAlign w:val="center"/>
+          </w:tcPr>
+          <w:p>
+            <w:pPr>
+              <w:spacing w:after="0"/>
+            </w:pPr>
+            <w:r/>
+            <w:r>
+              <w:rPr>
+                <w:rFonts w:ascii="Aptos" w:hAnsi="Aptos"/>
+                <w:b w:val="0"/>
+                <w:sz w:val="13"/>
+              </w:rPr>
+              <w:t>1</w:t>
+            </w:r>
+          </w:p>
+        </w:tc>
+        <w:tc>
+          <w:tcPr>
+            <w:tcW w:type="dxa" w:w="1306"/>
+            <w:shd w:fill="F2F6F9"/>
+            <w:vAlign w:val="center"/>
+          </w:tcPr>
+          <w:p>
+            <w:pPr>
+              <w:spacing w:after="0"/>
+            </w:pPr>
+            <w:r/>
+            <w:r>
+              <w:rPr>
+                <w:rFonts w:ascii="Aptos" w:hAnsi="Aptos"/>
+                <w:b w:val="0"/>
+                <w:sz w:val="13"/>
+              </w:rPr>
+              <w:t>[TBD]</w:t>
+            </w:r>
+          </w:p>
+        </w:tc>
+        <w:tc>
+          <w:tcPr>
+            <w:tcW w:type="dxa" w:w="1306"/>
+            <w:shd w:fill="F2F6F9"/>
+            <w:vAlign w:val="center"/>
+          </w:tcPr>
+          <w:p>
+            <w:pPr>
+              <w:spacing w:after="0"/>
+            </w:pPr>
+            <w:r/>
+            <w:r>
+              <w:rPr>
+                <w:rFonts w:ascii="Aptos" w:hAnsi="Aptos"/>
+                <w:b w:val="0"/>
+                <w:sz w:val="13"/>
+              </w:rPr>
+              <w:t>[TBD]</w:t>
+            </w:r>
+          </w:p>
+        </w:tc>
+        <w:tc>
+          <w:tcPr>
+            <w:tcW w:type="dxa" w:w="1306"/>
+            <w:shd w:fill="F2F6F9"/>
+            <w:vAlign w:val="center"/>
+          </w:tcPr>
+          <w:p>
+            <w:pPr>
+              <w:spacing w:after="0"/>
+            </w:pPr>
+            <w:r/>
+            <w:r>
+              <w:rPr>
+                <w:rFonts w:ascii="Aptos" w:hAnsi="Aptos"/>
+                <w:b w:val="0"/>
+                <w:sz w:val="13"/>
+              </w:rPr>
+              <w:t>[TBD]</w:t>
+            </w:r>
+          </w:p>
+        </w:tc>
+        <w:tc>
+          <w:tcPr>
+            <w:tcW w:type="dxa" w:w="1306"/>
+            <w:shd w:fill="F2F6F9"/>
+            <w:vAlign w:val="center"/>
+          </w:tcPr>
+          <w:p>
+            <w:pPr>
+              <w:spacing w:after="0"/>
+            </w:pPr>
+            <w:r/>
+            <w:r>
+              <w:rPr>
+                <w:rFonts w:ascii="Aptos" w:hAnsi="Aptos"/>
+                <w:b w:val="0"/>
+                <w:sz w:val="13"/>
+              </w:rPr>
+              <w:t>[TBD]</w:t>
+            </w:r>
+          </w:p>
+        </w:tc>
+        <w:tc>
+          <w:tcPr>
+            <w:tcW w:type="dxa" w:w="1306"/>
+            <w:shd w:fill="F2F6F9"/>
+            <w:vAlign w:val="center"/>
+          </w:tcPr>
+          <w:p>
+            <w:pPr>
+              <w:spacing w:after="0"/>
+            </w:pPr>
+            <w:r/>
+            <w:r>
+              <w:rPr>
+                <w:rFonts w:ascii="Aptos" w:hAnsi="Aptos"/>
+                <w:b w:val="0"/>
+                <w:sz w:val="13"/>
+              </w:rPr>
+              <w:t>[TBD]</w:t>
+            </w:r>
+          </w:p>
+        </w:tc>
+        <w:tc>
+          <w:tcPr>
+            <w:tcW w:type="dxa" w:w="1306"/>
+            <w:shd w:fill="F2F6F9"/>
+            <w:vAlign w:val="center"/>
+          </w:tcPr>
+          <w:p>
+            <w:pPr>
+              <w:spacing w:after="0"/>
+            </w:pPr>
+            <w:r/>
+            <w:r>
+              <w:rPr>
+                <w:rFonts w:ascii="Aptos" w:hAnsi="Aptos"/>
+                <w:b w:val="0"/>
+                <w:sz w:val="13"/>
+              </w:rPr>
+              <w:t>[TBD]</w:t>
+            </w:r>
+          </w:p>
+        </w:tc>
+        <w:tc>
+          <w:tcPr>
+            <w:tcW w:type="dxa" w:w="1306"/>
+            <w:shd w:fill="F2F6F9"/>
+            <w:vAlign w:val="center"/>
+          </w:tcPr>
+          <w:p>
+            <w:pPr>
+              <w:spacing w:after="0"/>
+            </w:pPr>
+            <w:r/>
+            <w:r>
+              <w:rPr>
+                <w:rFonts w:ascii="Aptos" w:hAnsi="Aptos"/>
+                <w:b w:val="0"/>
+                <w:sz w:val="13"/>
+              </w:rPr>
+              <w:t>[TBD]</w:t>
+            </w:r>
+          </w:p>
+        </w:tc>
+        <w:tc>
+          <w:tcPr>
+            <w:tcW w:type="dxa" w:w="1306"/>
+            <w:shd w:fill="F2F6F9"/>
+            <w:vAlign w:val="center"/>
+          </w:tcPr>
+          <w:p>
+            <w:pPr>
+              <w:spacing w:after="0"/>
+            </w:pPr>
+            <w:r/>
+            <w:r>
+              <w:rPr>
+                <w:rFonts w:ascii="Aptos" w:hAnsi="Aptos"/>
+                <w:b w:val="0"/>
+                <w:sz w:val="13"/>
+              </w:rPr>
+              <w:t>[usage export / log path]</w:t>
+            </w:r>
+          </w:p>
+        </w:tc>
+      </w:tr>
+      <w:tr>
+        <w:tc>
+          <w:tcPr>
+            <w:tcW w:type="dxa" w:w="1306"/>
+            <w:vAlign w:val="center"/>
+          </w:tcPr>
+          <w:p>
+            <w:pPr>
+              <w:spacing w:after="0"/>
+            </w:pPr>
+            <w:r/>
+            <w:r>
+              <w:rPr>
+                <w:rFonts w:ascii="Aptos" w:hAnsi="Aptos"/>
+                <w:b/>
+                <w:sz w:val="13"/>
+              </w:rPr>
+              <w:t>DeepSeek V4 Flash</w:t>
+            </w:r>
+          </w:p>
+        </w:tc>
+        <w:tc>
+          <w:tcPr>
+            <w:tcW w:type="dxa" w:w="1306"/>
+            <w:vAlign w:val="center"/>
+          </w:tcPr>
+          <w:p>
+            <w:pPr>
+              <w:spacing w:after="0"/>
+            </w:pPr>
+            <w:r/>
+            <w:r>
+              <w:rPr>
+                <w:rFonts w:ascii="Aptos" w:hAnsi="Aptos"/>
+                <w:b w:val="0"/>
+                <w:sz w:val="13"/>
+              </w:rPr>
+              <w:t>B</w:t>
+            </w:r>
+          </w:p>
+        </w:tc>
+        <w:tc>
+          <w:tcPr>
+            <w:tcW w:type="dxa" w:w="1306"/>
+            <w:vAlign w:val="center"/>
+          </w:tcPr>
+          <w:p>
+            <w:pPr>
+              <w:spacing w:after="0"/>
+            </w:pPr>
+            <w:r/>
+            <w:r>
+              <w:rPr>
+                <w:rFonts w:ascii="Aptos" w:hAnsi="Aptos"/>
+                <w:b w:val="0"/>
+                <w:sz w:val="13"/>
+              </w:rPr>
+              <w:t>2</w:t>
+            </w:r>
+          </w:p>
+        </w:tc>
+        <w:tc>
+          <w:tcPr>
+            <w:tcW w:type="dxa" w:w="1306"/>
+            <w:vAlign w:val="center"/>
+          </w:tcPr>
+          <w:p>
+            <w:pPr>
+              <w:spacing w:after="0"/>
+            </w:pPr>
+            <w:r/>
+            <w:r>
+              <w:rPr>
+                <w:rFonts w:ascii="Aptos" w:hAnsi="Aptos"/>
+                <w:b w:val="0"/>
+                <w:sz w:val="13"/>
+              </w:rPr>
+              <w:t>[TBD]</w:t>
+            </w:r>
+          </w:p>
+        </w:tc>
+        <w:tc>
+          <w:tcPr>
+            <w:tcW w:type="dxa" w:w="1306"/>
+            <w:vAlign w:val="center"/>
+          </w:tcPr>
+          <w:p>
+            <w:pPr>
+              <w:spacing w:after="0"/>
+            </w:pPr>
+            <w:r/>
+            <w:r>
+              <w:rPr>
+                <w:rFonts w:ascii="Aptos" w:hAnsi="Aptos"/>
+                <w:b w:val="0"/>
+                <w:sz w:val="13"/>
+              </w:rPr>
+              <w:t>[TBD]</w:t>
+            </w:r>
+          </w:p>
+        </w:tc>
+        <w:tc>
+          <w:tcPr>
+            <w:tcW w:type="dxa" w:w="1306"/>
+            <w:vAlign w:val="center"/>
+          </w:tcPr>
+          <w:p>
+            <w:pPr>
+              <w:spacing w:after="0"/>
+            </w:pPr>
+            <w:r/>
+            <w:r>
+              <w:rPr>
+                <w:rFonts w:ascii="Aptos" w:hAnsi="Aptos"/>
+                <w:b w:val="0"/>
+                <w:sz w:val="13"/>
+              </w:rPr>
+              <w:t>[TBD]</w:t>
+            </w:r>
+          </w:p>
+        </w:tc>
+        <w:tc>
+          <w:tcPr>
+            <w:tcW w:type="dxa" w:w="1306"/>
+            <w:vAlign w:val="center"/>
+          </w:tcPr>
+          <w:p>
+            <w:pPr>
+              <w:spacing w:after="0"/>
+            </w:pPr>
+            <w:r/>
+            <w:r>
+              <w:rPr>
+                <w:rFonts w:ascii="Aptos" w:hAnsi="Aptos"/>
+                <w:b w:val="0"/>
+                <w:sz w:val="13"/>
+              </w:rPr>
+              <w:t>[TBD]</w:t>
+            </w:r>
+          </w:p>
+        </w:tc>
+        <w:tc>
+          <w:tcPr>
+            <w:tcW w:type="dxa" w:w="1306"/>
+            <w:vAlign w:val="center"/>
+          </w:tcPr>
+          <w:p>
+            <w:pPr>
+              <w:spacing w:after="0"/>
+            </w:pPr>
+            <w:r/>
+            <w:r>
+              <w:rPr>
+                <w:rFonts w:ascii="Aptos" w:hAnsi="Aptos"/>
+                <w:b w:val="0"/>
+                <w:sz w:val="13"/>
+              </w:rPr>
+              <w:t>[TBD]</w:t>
+            </w:r>
+          </w:p>
+        </w:tc>
+        <w:tc>
+          <w:tcPr>
+            <w:tcW w:type="dxa" w:w="1306"/>
+            <w:vAlign w:val="center"/>
+          </w:tcPr>
+          <w:p>
+            <w:pPr>
+              <w:spacing w:after="0"/>
+            </w:pPr>
+            <w:r/>
+            <w:r>
+              <w:rPr>
+                <w:rFonts w:ascii="Aptos" w:hAnsi="Aptos"/>
+                <w:b w:val="0"/>
+                <w:sz w:val="13"/>
+              </w:rPr>
+              <w:t>[TBD]</w:t>
+            </w:r>
+          </w:p>
+        </w:tc>
+        <w:tc>
+          <w:tcPr>
+            <w:tcW w:type="dxa" w:w="1306"/>
+            <w:vAlign w:val="center"/>
+          </w:tcPr>
+          <w:p>
+            <w:pPr>
+              <w:spacing w:after="0"/>
+            </w:pPr>
+            <w:r/>
+            <w:r>
+              <w:rPr>
+                <w:rFonts w:ascii="Aptos" w:hAnsi="Aptos"/>
+                <w:b w:val="0"/>
+                <w:sz w:val="13"/>
+              </w:rPr>
+              <w:t>[TBD]</w:t>
+            </w:r>
+          </w:p>
+        </w:tc>
+        <w:tc>
+          <w:tcPr>
+            <w:tcW w:type="dxa" w:w="1306"/>
+            <w:vAlign w:val="center"/>
+          </w:tcPr>
+          <w:p>
+            <w:pPr>
+              <w:spacing w:after="0"/>
+            </w:pPr>
+            <w:r/>
+            <w:r>
+              <w:rPr>
+                <w:rFonts w:ascii="Aptos" w:hAnsi="Aptos"/>
+                <w:b w:val="0"/>
+                <w:sz w:val="13"/>
+              </w:rPr>
+              <w:t>[usage export / log path]</w:t>
+            </w:r>
+          </w:p>
+        </w:tc>
+      </w:tr>
+      <w:tr>
+        <w:tc>
+          <w:tcPr>
+            <w:tcW w:type="dxa" w:w="1306"/>
+            <w:shd w:fill="F2F6F9"/>
+            <w:vAlign w:val="center"/>
+          </w:tcPr>
+          <w:p>
+            <w:pPr>
+              <w:spacing w:after="0"/>
+            </w:pPr>
+            <w:r/>
+            <w:r>
+              <w:rPr>
+                <w:rFonts w:ascii="Aptos" w:hAnsi="Aptos"/>
+                <w:b/>
+                <w:sz w:val="13"/>
+              </w:rPr>
+              <w:t>DeepSeek V4 Flash</w:t>
+            </w:r>
+          </w:p>
+        </w:tc>
+        <w:tc>
+          <w:tcPr>
+            <w:tcW w:type="dxa" w:w="1306"/>
+            <w:shd w:fill="F2F6F9"/>
+            <w:vAlign w:val="center"/>
+          </w:tcPr>
+          <w:p>
+            <w:pPr>
+              <w:spacing w:after="0"/>
+            </w:pPr>
+            <w:r/>
+            <w:r>
+              <w:rPr>
+                <w:rFonts w:ascii="Aptos" w:hAnsi="Aptos"/>
+                <w:b w:val="0"/>
+                <w:sz w:val="13"/>
+              </w:rPr>
+              <w:t>B</w:t>
+            </w:r>
+          </w:p>
+        </w:tc>
+        <w:tc>
+          <w:tcPr>
+            <w:tcW w:type="dxa" w:w="1306"/>
+            <w:shd w:fill="F2F6F9"/>
+            <w:vAlign w:val="center"/>
+          </w:tcPr>
+          <w:p>
+            <w:pPr>
+              <w:spacing w:after="0"/>
+            </w:pPr>
+            <w:r/>
+            <w:r>
+              <w:rPr>
+                <w:rFonts w:ascii="Aptos" w:hAnsi="Aptos"/>
+                <w:b w:val="0"/>
+                <w:sz w:val="13"/>
+              </w:rPr>
+              <w:t>3</w:t>
+            </w:r>
+          </w:p>
+        </w:tc>
+        <w:tc>
+          <w:tcPr>
+            <w:tcW w:type="dxa" w:w="1306"/>
+            <w:shd w:fill="F2F6F9"/>
+            <w:vAlign w:val="center"/>
+          </w:tcPr>
+          <w:p>
+            <w:pPr>
+              <w:spacing w:after="0"/>
+            </w:pPr>
+            <w:r/>
+            <w:r>
+              <w:rPr>
+                <w:rFonts w:ascii="Aptos" w:hAnsi="Aptos"/>
+                <w:b w:val="0"/>
+                <w:sz w:val="13"/>
+              </w:rPr>
+              <w:t>[TBD]</w:t>
+            </w:r>
+          </w:p>
+        </w:tc>
+        <w:tc>
+          <w:tcPr>
+            <w:tcW w:type="dxa" w:w="1306"/>
+            <w:shd w:fill="F2F6F9"/>
+            <w:vAlign w:val="center"/>
+          </w:tcPr>
+          <w:p>
+            <w:pPr>
+              <w:spacing w:after="0"/>
+            </w:pPr>
+            <w:r/>
+            <w:r>
+              <w:rPr>
+                <w:rFonts w:ascii="Aptos" w:hAnsi="Aptos"/>
+                <w:b w:val="0"/>
+                <w:sz w:val="13"/>
+              </w:rPr>
+              <w:t>[TBD]</w:t>
+            </w:r>
+          </w:p>
+        </w:tc>
+        <w:tc>
+          <w:tcPr>
+            <w:tcW w:type="dxa" w:w="1306"/>
+            <w:shd w:fill="F2F6F9"/>
+            <w:vAlign w:val="center"/>
+          </w:tcPr>
+          <w:p>
+            <w:pPr>
+              <w:spacing w:after="0"/>
+            </w:pPr>
+            <w:r/>
+            <w:r>
+              <w:rPr>
+                <w:rFonts w:ascii="Aptos" w:hAnsi="Aptos"/>
+                <w:b w:val="0"/>
+                <w:sz w:val="13"/>
+              </w:rPr>
+              <w:t>[TBD]</w:t>
+            </w:r>
+          </w:p>
+        </w:tc>
+        <w:tc>
+          <w:tcPr>
+            <w:tcW w:type="dxa" w:w="1306"/>
+            <w:shd w:fill="F2F6F9"/>
+            <w:vAlign w:val="center"/>
+          </w:tcPr>
+          <w:p>
+            <w:pPr>
+              <w:spacing w:after="0"/>
+            </w:pPr>
+            <w:r/>
+            <w:r>
+              <w:rPr>
+                <w:rFonts w:ascii="Aptos" w:hAnsi="Aptos"/>
+                <w:b w:val="0"/>
+                <w:sz w:val="13"/>
+              </w:rPr>
+              <w:t>[TBD]</w:t>
+            </w:r>
+          </w:p>
+        </w:tc>
+        <w:tc>
+          <w:tcPr>
+            <w:tcW w:type="dxa" w:w="1306"/>
+            <w:shd w:fill="F2F6F9"/>
+            <w:vAlign w:val="center"/>
+          </w:tcPr>
+          <w:p>
+            <w:pPr>
+              <w:spacing w:after="0"/>
+            </w:pPr>
+            <w:r/>
+            <w:r>
+              <w:rPr>
+                <w:rFonts w:ascii="Aptos" w:hAnsi="Aptos"/>
+                <w:b w:val="0"/>
+                <w:sz w:val="13"/>
+              </w:rPr>
+              <w:t>[TBD]</w:t>
+            </w:r>
+          </w:p>
+        </w:tc>
+        <w:tc>
+          <w:tcPr>
+            <w:tcW w:type="dxa" w:w="1306"/>
+            <w:shd w:fill="F2F6F9"/>
+            <w:vAlign w:val="center"/>
+          </w:tcPr>
+          <w:p>
+            <w:pPr>
+              <w:spacing w:after="0"/>
+            </w:pPr>
+            <w:r/>
+            <w:r>
+              <w:rPr>
+                <w:rFonts w:ascii="Aptos" w:hAnsi="Aptos"/>
+                <w:b w:val="0"/>
+                <w:sz w:val="13"/>
+              </w:rPr>
+              <w:t>[TBD]</w:t>
+            </w:r>
+          </w:p>
+        </w:tc>
+        <w:tc>
+          <w:tcPr>
+            <w:tcW w:type="dxa" w:w="1306"/>
+            <w:shd w:fill="F2F6F9"/>
+            <w:vAlign w:val="center"/>
+          </w:tcPr>
+          <w:p>
+            <w:pPr>
+              <w:spacing w:after="0"/>
+            </w:pPr>
+            <w:r/>
+            <w:r>
+              <w:rPr>
+                <w:rFonts w:ascii="Aptos" w:hAnsi="Aptos"/>
+                <w:b w:val="0"/>
+                <w:sz w:val="13"/>
+              </w:rPr>
+              <w:t>[TBD]</w:t>
+            </w:r>
+          </w:p>
+        </w:tc>
+        <w:tc>
+          <w:tcPr>
+            <w:tcW w:type="dxa" w:w="1306"/>
+            <w:shd w:fill="F2F6F9"/>
+            <w:vAlign w:val="center"/>
+          </w:tcPr>
+          <w:p>
+            <w:pPr>
+              <w:spacing w:after="0"/>
+            </w:pPr>
+            <w:r/>
+            <w:r>
+              <w:rPr>
+                <w:rFonts w:ascii="Aptos" w:hAnsi="Aptos"/>
+                <w:b w:val="0"/>
+                <w:sz w:val="13"/>
+              </w:rPr>
+              <w:t>[usage export / log path]</w:t>
+            </w:r>
+          </w:p>
+        </w:tc>
+      </w:tr>
+      <w:tr>
+        <w:tc>
+          <w:tcPr>
+            <w:tcW w:type="dxa" w:w="1306"/>
+            <w:vAlign w:val="center"/>
+          </w:tcPr>
+          <w:p>
+            <w:pPr>
+              <w:spacing w:after="0"/>
+            </w:pPr>
+            <w:r/>
+            <w:r>
+              <w:rPr>
+                <w:rFonts w:ascii="Aptos" w:hAnsi="Aptos"/>
+                <w:b/>
+                <w:sz w:val="13"/>
+              </w:rPr>
+              <w:t>DeepSeek V4 Pro</w:t>
+            </w:r>
+          </w:p>
+        </w:tc>
+        <w:tc>
+          <w:tcPr>
+            <w:tcW w:type="dxa" w:w="1306"/>
+            <w:vAlign w:val="center"/>
+          </w:tcPr>
+          <w:p>
+            <w:pPr>
+              <w:spacing w:after="0"/>
+            </w:pPr>
+            <w:r/>
+            <w:r>
+              <w:rPr>
+                <w:rFonts w:ascii="Aptos" w:hAnsi="Aptos"/>
+                <w:b w:val="0"/>
+                <w:sz w:val="13"/>
+              </w:rPr>
+              <w:t>A</w:t>
+            </w:r>
+          </w:p>
+        </w:tc>
+        <w:tc>
+          <w:tcPr>
+            <w:tcW w:type="dxa" w:w="1306"/>
+            <w:vAlign w:val="center"/>
+          </w:tcPr>
+          <w:p>
+            <w:pPr>
+              <w:spacing w:after="0"/>
+            </w:pPr>
+            <w:r/>
+            <w:r>
+              <w:rPr>
+                <w:rFonts w:ascii="Aptos" w:hAnsi="Aptos"/>
+                <w:b w:val="0"/>
+                <w:sz w:val="13"/>
+              </w:rPr>
+              <w:t>1</w:t>
+            </w:r>
+          </w:p>
+        </w:tc>
+        <w:tc>
+          <w:tcPr>
+            <w:tcW w:type="dxa" w:w="1306"/>
+            <w:vAlign w:val="center"/>
+          </w:tcPr>
+          <w:p>
+            <w:pPr>
+              <w:spacing w:after="0"/>
+            </w:pPr>
+            <w:r/>
+            <w:r>
+              <w:rPr>
+                <w:rFonts w:ascii="Aptos" w:hAnsi="Aptos"/>
+                <w:b w:val="0"/>
+                <w:sz w:val="13"/>
+              </w:rPr>
+              <w:t>[TBD]</w:t>
+            </w:r>
+          </w:p>
+        </w:tc>
+        <w:tc>
+          <w:tcPr>
+            <w:tcW w:type="dxa" w:w="1306"/>
+            <w:vAlign w:val="center"/>
+          </w:tcPr>
+          <w:p>
+            <w:pPr>
+              <w:spacing w:after="0"/>
+            </w:pPr>
+            <w:r/>
+            <w:r>
+              <w:rPr>
+                <w:rFonts w:ascii="Aptos" w:hAnsi="Aptos"/>
+                <w:b w:val="0"/>
+                <w:sz w:val="13"/>
+              </w:rPr>
+              <w:t>[TBD]</w:t>
+            </w:r>
+          </w:p>
+        </w:tc>
+        <w:tc>
+          <w:tcPr>
+            <w:tcW w:type="dxa" w:w="1306"/>
+            <w:vAlign w:val="center"/>
+          </w:tcPr>
+          <w:p>
+            <w:pPr>
+              <w:spacing w:after="0"/>
+            </w:pPr>
+            <w:r/>
+            <w:r>
+              <w:rPr>
+                <w:rFonts w:ascii="Aptos" w:hAnsi="Aptos"/>
+                <w:b w:val="0"/>
+                <w:sz w:val="13"/>
+              </w:rPr>
+              <w:t>[TBD]</w:t>
+            </w:r>
+          </w:p>
+        </w:tc>
+        <w:tc>
+          <w:tcPr>
+            <w:tcW w:type="dxa" w:w="1306"/>
+            <w:vAlign w:val="center"/>
+          </w:tcPr>
+          <w:p>
+            <w:pPr>
+              <w:spacing w:after="0"/>
+            </w:pPr>
+            <w:r/>
+            <w:r>
+              <w:rPr>
+                <w:rFonts w:ascii="Aptos" w:hAnsi="Aptos"/>
+                <w:b w:val="0"/>
+                <w:sz w:val="13"/>
+              </w:rPr>
+              <w:t>[TBD]</w:t>
+            </w:r>
+          </w:p>
+        </w:tc>
+        <w:tc>
+          <w:tcPr>
+            <w:tcW w:type="dxa" w:w="1306"/>
+            <w:vAlign w:val="center"/>
+          </w:tcPr>
+          <w:p>
+            <w:pPr>
+              <w:spacing w:after="0"/>
+            </w:pPr>
+            <w:r/>
+            <w:r>
+              <w:rPr>
+                <w:rFonts w:ascii="Aptos" w:hAnsi="Aptos"/>
+                <w:b w:val="0"/>
+                <w:sz w:val="13"/>
+              </w:rPr>
+              <w:t>[TBD]</w:t>
+            </w:r>
+          </w:p>
+        </w:tc>
+        <w:tc>
+          <w:tcPr>
+            <w:tcW w:type="dxa" w:w="1306"/>
+            <w:vAlign w:val="center"/>
+          </w:tcPr>
+          <w:p>
+            <w:pPr>
+              <w:spacing w:after="0"/>
+            </w:pPr>
+            <w:r/>
+            <w:r>
+              <w:rPr>
+                <w:rFonts w:ascii="Aptos" w:hAnsi="Aptos"/>
+                <w:b w:val="0"/>
+                <w:sz w:val="13"/>
+              </w:rPr>
+              <w:t>[TBD]</w:t>
+            </w:r>
+          </w:p>
+        </w:tc>
+        <w:tc>
+          <w:tcPr>
+            <w:tcW w:type="dxa" w:w="1306"/>
+            <w:vAlign w:val="center"/>
+          </w:tcPr>
+          <w:p>
+            <w:pPr>
+              <w:spacing w:after="0"/>
+            </w:pPr>
+            <w:r/>
+            <w:r>
+              <w:rPr>
+                <w:rFonts w:ascii="Aptos" w:hAnsi="Aptos"/>
+                <w:b w:val="0"/>
+                <w:sz w:val="13"/>
+              </w:rPr>
+              <w:t>[TBD]</w:t>
+            </w:r>
+          </w:p>
+        </w:tc>
+        <w:tc>
+          <w:tcPr>
+            <w:tcW w:type="dxa" w:w="1306"/>
+            <w:vAlign w:val="center"/>
+          </w:tcPr>
+          <w:p>
+            <w:pPr>
+              <w:spacing w:after="0"/>
+            </w:pPr>
+            <w:r/>
+            <w:r>
+              <w:rPr>
+                <w:rFonts w:ascii="Aptos" w:hAnsi="Aptos"/>
+                <w:b w:val="0"/>
+                <w:sz w:val="13"/>
+              </w:rPr>
+              <w:t>[usage export / log path]</w:t>
+            </w:r>
+          </w:p>
+        </w:tc>
+      </w:tr>
+      <w:tr>
+        <w:tc>
+          <w:tcPr>
+            <w:tcW w:type="dxa" w:w="1306"/>
+            <w:shd w:fill="F2F6F9"/>
+            <w:vAlign w:val="center"/>
+          </w:tcPr>
+          <w:p>
+            <w:pPr>
+              <w:spacing w:after="0"/>
+            </w:pPr>
+            <w:r/>
+            <w:r>
+              <w:rPr>
+                <w:rFonts w:ascii="Aptos" w:hAnsi="Aptos"/>
+                <w:b/>
+                <w:sz w:val="13"/>
+              </w:rPr>
+              <w:t>DeepSeek V4 Pro</w:t>
+            </w:r>
+          </w:p>
+        </w:tc>
+        <w:tc>
+          <w:tcPr>
+            <w:tcW w:type="dxa" w:w="1306"/>
+            <w:shd w:fill="F2F6F9"/>
+            <w:vAlign w:val="center"/>
+          </w:tcPr>
+          <w:p>
+            <w:pPr>
+              <w:spacing w:after="0"/>
+            </w:pPr>
+            <w:r/>
+            <w:r>
+              <w:rPr>
+                <w:rFonts w:ascii="Aptos" w:hAnsi="Aptos"/>
+                <w:b w:val="0"/>
+                <w:sz w:val="13"/>
+              </w:rPr>
+              <w:t>A</w:t>
+            </w:r>
+          </w:p>
+        </w:tc>
+        <w:tc>
+          <w:tcPr>
+            <w:tcW w:type="dxa" w:w="1306"/>
+            <w:shd w:fill="F2F6F9"/>
+            <w:vAlign w:val="center"/>
+          </w:tcPr>
+          <w:p>
+            <w:pPr>
+              <w:spacing w:after="0"/>
+            </w:pPr>
+            <w:r/>
+            <w:r>
+              <w:rPr>
+                <w:rFonts w:ascii="Aptos" w:hAnsi="Aptos"/>
+                <w:b w:val="0"/>
+                <w:sz w:val="13"/>
+              </w:rPr>
+              <w:t>2</w:t>
+            </w:r>
+          </w:p>
+        </w:tc>
+        <w:tc>
+          <w:tcPr>
+            <w:tcW w:type="dxa" w:w="1306"/>
+            <w:shd w:fill="F2F6F9"/>
+            <w:vAlign w:val="center"/>
+          </w:tcPr>
+          <w:p>
+            <w:pPr>
+              <w:spacing w:after="0"/>
+            </w:pPr>
+            <w:r/>
+            <w:r>
+              <w:rPr>
+                <w:rFonts w:ascii="Aptos" w:hAnsi="Aptos"/>
+                <w:b w:val="0"/>
+                <w:sz w:val="13"/>
+              </w:rPr>
+              <w:t>[TBD]</w:t>
+            </w:r>
+          </w:p>
+        </w:tc>
+        <w:tc>
+          <w:tcPr>
+            <w:tcW w:type="dxa" w:w="1306"/>
+            <w:shd w:fill="F2F6F9"/>
+            <w:vAlign w:val="center"/>
+          </w:tcPr>
+          <w:p>
+            <w:pPr>
+              <w:spacing w:after="0"/>
+            </w:pPr>
+            <w:r/>
+            <w:r>
+              <w:rPr>
+                <w:rFonts w:ascii="Aptos" w:hAnsi="Aptos"/>
+                <w:b w:val="0"/>
+                <w:sz w:val="13"/>
+              </w:rPr>
+              <w:t>[TBD]</w:t>
+            </w:r>
+          </w:p>
+        </w:tc>
+        <w:tc>
+          <w:tcPr>
+            <w:tcW w:type="dxa" w:w="1306"/>
+            <w:shd w:fill="F2F6F9"/>
+            <w:vAlign w:val="center"/>
+          </w:tcPr>
+          <w:p>
+            <w:pPr>
+              <w:spacing w:after="0"/>
+            </w:pPr>
+            <w:r/>
+            <w:r>
+              <w:rPr>
+                <w:rFonts w:ascii="Aptos" w:hAnsi="Aptos"/>
+                <w:b w:val="0"/>
+                <w:sz w:val="13"/>
+              </w:rPr>
+              <w:t>[TBD]</w:t>
+            </w:r>
+          </w:p>
+        </w:tc>
+        <w:tc>
+          <w:tcPr>
+            <w:tcW w:type="dxa" w:w="1306"/>
+            <w:shd w:fill="F2F6F9"/>
+            <w:vAlign w:val="center"/>
+          </w:tcPr>
+          <w:p>
+            <w:pPr>
+              <w:spacing w:after="0"/>
+            </w:pPr>
+            <w:r/>
+            <w:r>
+              <w:rPr>
+                <w:rFonts w:ascii="Aptos" w:hAnsi="Aptos"/>
+                <w:b w:val="0"/>
+                <w:sz w:val="13"/>
+              </w:rPr>
+              <w:t>[TBD]</w:t>
+            </w:r>
+          </w:p>
+        </w:tc>
+        <w:tc>
+          <w:tcPr>
+            <w:tcW w:type="dxa" w:w="1306"/>
+            <w:shd w:fill="F2F6F9"/>
+            <w:vAlign w:val="center"/>
+          </w:tcPr>
+          <w:p>
+            <w:pPr>
+              <w:spacing w:after="0"/>
+            </w:pPr>
+            <w:r/>
+            <w:r>
+              <w:rPr>
+                <w:rFonts w:ascii="Aptos" w:hAnsi="Aptos"/>
+                <w:b w:val="0"/>
+                <w:sz w:val="13"/>
+              </w:rPr>
+              <w:t>[TBD]</w:t>
+            </w:r>
+          </w:p>
+        </w:tc>
+        <w:tc>
+          <w:tcPr>
+            <w:tcW w:type="dxa" w:w="1306"/>
+            <w:shd w:fill="F2F6F9"/>
+            <w:vAlign w:val="center"/>
+          </w:tcPr>
+          <w:p>
+            <w:pPr>
+              <w:spacing w:after="0"/>
+            </w:pPr>
+            <w:r/>
+            <w:r>
+              <w:rPr>
+                <w:rFonts w:ascii="Aptos" w:hAnsi="Aptos"/>
+                <w:b w:val="0"/>
+                <w:sz w:val="13"/>
+              </w:rPr>
+              <w:t>[TBD]</w:t>
+            </w:r>
+          </w:p>
+        </w:tc>
+        <w:tc>
+          <w:tcPr>
+            <w:tcW w:type="dxa" w:w="1306"/>
+            <w:shd w:fill="F2F6F9"/>
+            <w:vAlign w:val="center"/>
+          </w:tcPr>
+          <w:p>
+            <w:pPr>
+              <w:spacing w:after="0"/>
+            </w:pPr>
+            <w:r/>
+            <w:r>
+              <w:rPr>
+                <w:rFonts w:ascii="Aptos" w:hAnsi="Aptos"/>
+                <w:b w:val="0"/>
+                <w:sz w:val="13"/>
+              </w:rPr>
+              <w:t>[TBD]</w:t>
+            </w:r>
+          </w:p>
+        </w:tc>
+        <w:tc>
+          <w:tcPr>
+            <w:tcW w:type="dxa" w:w="1306"/>
+            <w:shd w:fill="F2F6F9"/>
+            <w:vAlign w:val="center"/>
+          </w:tcPr>
+          <w:p>
+            <w:pPr>
+              <w:spacing w:after="0"/>
+            </w:pPr>
+            <w:r/>
+            <w:r>
+              <w:rPr>
+                <w:rFonts w:ascii="Aptos" w:hAnsi="Aptos"/>
+                <w:b w:val="0"/>
+                <w:sz w:val="13"/>
+              </w:rPr>
+              <w:t>[usage export / log path]</w:t>
+            </w:r>
+          </w:p>
+        </w:tc>
+      </w:tr>
+      <w:tr>
+        <w:tc>
+          <w:tcPr>
+            <w:tcW w:type="dxa" w:w="1306"/>
+            <w:vAlign w:val="center"/>
+          </w:tcPr>
+          <w:p>
+            <w:pPr>
+              <w:spacing w:after="0"/>
+            </w:pPr>
+            <w:r/>
+            <w:r>
+              <w:rPr>
+                <w:rFonts w:ascii="Aptos" w:hAnsi="Aptos"/>
+                <w:b/>
+                <w:sz w:val="13"/>
+              </w:rPr>
+              <w:t>DeepSeek V4 Pro</w:t>
+            </w:r>
+          </w:p>
+        </w:tc>
+        <w:tc>
+          <w:tcPr>
+            <w:tcW w:type="dxa" w:w="1306"/>
+            <w:vAlign w:val="center"/>
+          </w:tcPr>
+          <w:p>
+            <w:pPr>
+              <w:spacing w:after="0"/>
+            </w:pPr>
+            <w:r/>
+            <w:r>
+              <w:rPr>
+                <w:rFonts w:ascii="Aptos" w:hAnsi="Aptos"/>
+                <w:b w:val="0"/>
+                <w:sz w:val="13"/>
+              </w:rPr>
+              <w:t>A</w:t>
+            </w:r>
+          </w:p>
+        </w:tc>
+        <w:tc>
+          <w:tcPr>
+            <w:tcW w:type="dxa" w:w="1306"/>
+            <w:vAlign w:val="center"/>
+          </w:tcPr>
+          <w:p>
+            <w:pPr>
+              <w:spacing w:after="0"/>
+            </w:pPr>
+            <w:r/>
+            <w:r>
+              <w:rPr>
+                <w:rFonts w:ascii="Aptos" w:hAnsi="Aptos"/>
+                <w:b w:val="0"/>
+                <w:sz w:val="13"/>
+              </w:rPr>
+              <w:t>3</w:t>
+            </w:r>
+          </w:p>
+        </w:tc>
+        <w:tc>
+          <w:tcPr>
+            <w:tcW w:type="dxa" w:w="1306"/>
+            <w:vAlign w:val="center"/>
+          </w:tcPr>
+          <w:p>
+            <w:pPr>
+              <w:spacing w:after="0"/>
+            </w:pPr>
+            <w:r/>
+            <w:r>
+              <w:rPr>
+                <w:rFonts w:ascii="Aptos" w:hAnsi="Aptos"/>
+                <w:b w:val="0"/>
+                <w:sz w:val="13"/>
+              </w:rPr>
+              <w:t>[TBD]</w:t>
+            </w:r>
+          </w:p>
+        </w:tc>
+        <w:tc>
+          <w:tcPr>
+            <w:tcW w:type="dxa" w:w="1306"/>
+            <w:vAlign w:val="center"/>
+          </w:tcPr>
+          <w:p>
+            <w:pPr>
+              <w:spacing w:after="0"/>
+            </w:pPr>
+            <w:r/>
+            <w:r>
+              <w:rPr>
+                <w:rFonts w:ascii="Aptos" w:hAnsi="Aptos"/>
+                <w:b w:val="0"/>
+                <w:sz w:val="13"/>
+              </w:rPr>
+              <w:t>[TBD]</w:t>
+            </w:r>
+          </w:p>
+        </w:tc>
+        <w:tc>
+          <w:tcPr>
+            <w:tcW w:type="dxa" w:w="1306"/>
+            <w:vAlign w:val="center"/>
+          </w:tcPr>
+          <w:p>
+            <w:pPr>
+              <w:spacing w:after="0"/>
+            </w:pPr>
+            <w:r/>
+            <w:r>
+              <w:rPr>
+                <w:rFonts w:ascii="Aptos" w:hAnsi="Aptos"/>
+                <w:b w:val="0"/>
+                <w:sz w:val="13"/>
+              </w:rPr>
+              <w:t>[TBD]</w:t>
+            </w:r>
+          </w:p>
+        </w:tc>
+        <w:tc>
+          <w:tcPr>
+            <w:tcW w:type="dxa" w:w="1306"/>
+            <w:vAlign w:val="center"/>
+          </w:tcPr>
+          <w:p>
+            <w:pPr>
+              <w:spacing w:after="0"/>
+            </w:pPr>
+            <w:r/>
+            <w:r>
+              <w:rPr>
+                <w:rFonts w:ascii="Aptos" w:hAnsi="Aptos"/>
+                <w:b w:val="0"/>
+                <w:sz w:val="13"/>
+              </w:rPr>
+              <w:t>[TBD]</w:t>
+            </w:r>
+          </w:p>
+        </w:tc>
+        <w:tc>
+          <w:tcPr>
+            <w:tcW w:type="dxa" w:w="1306"/>
+            <w:vAlign w:val="center"/>
+          </w:tcPr>
+          <w:p>
+            <w:pPr>
+              <w:spacing w:after="0"/>
+            </w:pPr>
+            <w:r/>
+            <w:r>
+              <w:rPr>
+                <w:rFonts w:ascii="Aptos" w:hAnsi="Aptos"/>
+                <w:b w:val="0"/>
+                <w:sz w:val="13"/>
+              </w:rPr>
+              <w:t>[TBD]</w:t>
+            </w:r>
+          </w:p>
+        </w:tc>
+        <w:tc>
+          <w:tcPr>
+            <w:tcW w:type="dxa" w:w="1306"/>
+            <w:vAlign w:val="center"/>
+          </w:tcPr>
+          <w:p>
+            <w:pPr>
+              <w:spacing w:after="0"/>
+            </w:pPr>
+            <w:r/>
+            <w:r>
+              <w:rPr>
+                <w:rFonts w:ascii="Aptos" w:hAnsi="Aptos"/>
+                <w:b w:val="0"/>
+                <w:sz w:val="13"/>
+              </w:rPr>
+              <w:t>[TBD]</w:t>
+            </w:r>
+          </w:p>
+        </w:tc>
+        <w:tc>
+          <w:tcPr>
+            <w:tcW w:type="dxa" w:w="1306"/>
+            <w:vAlign w:val="center"/>
+          </w:tcPr>
+          <w:p>
+            <w:pPr>
+              <w:spacing w:after="0"/>
+            </w:pPr>
+            <w:r/>
+            <w:r>
+              <w:rPr>
+                <w:rFonts w:ascii="Aptos" w:hAnsi="Aptos"/>
+                <w:b w:val="0"/>
+                <w:sz w:val="13"/>
+              </w:rPr>
+              <w:t>[TBD]</w:t>
+            </w:r>
+          </w:p>
+        </w:tc>
+        <w:tc>
+          <w:tcPr>
+            <w:tcW w:type="dxa" w:w="1306"/>
+            <w:vAlign w:val="center"/>
+          </w:tcPr>
+          <w:p>
+            <w:pPr>
+              <w:spacing w:after="0"/>
+            </w:pPr>
+            <w:r/>
+            <w:r>
+              <w:rPr>
+                <w:rFonts w:ascii="Aptos" w:hAnsi="Aptos"/>
+                <w:b w:val="0"/>
+                <w:sz w:val="13"/>
+              </w:rPr>
+              <w:t>[usage export / log path]</w:t>
+            </w:r>
+          </w:p>
+        </w:tc>
+      </w:tr>
+      <w:tr>
+        <w:tc>
+          <w:tcPr>
+            <w:tcW w:type="dxa" w:w="1306"/>
+            <w:shd w:fill="F2F6F9"/>
+            <w:vAlign w:val="center"/>
+          </w:tcPr>
+          <w:p>
+            <w:pPr>
+              <w:spacing w:after="0"/>
+            </w:pPr>
+            <w:r/>
+            <w:r>
+              <w:rPr>
+                <w:rFonts w:ascii="Aptos" w:hAnsi="Aptos"/>
+                <w:b/>
+                <w:sz w:val="13"/>
+              </w:rPr>
+              <w:t>DeepSeek V4 Pro</w:t>
+            </w:r>
+          </w:p>
+        </w:tc>
+        <w:tc>
+          <w:tcPr>
+            <w:tcW w:type="dxa" w:w="1306"/>
+            <w:shd w:fill="F2F6F9"/>
+            <w:vAlign w:val="center"/>
+          </w:tcPr>
+          <w:p>
+            <w:pPr>
+              <w:spacing w:after="0"/>
+            </w:pPr>
+            <w:r/>
+            <w:r>
+              <w:rPr>
+                <w:rFonts w:ascii="Aptos" w:hAnsi="Aptos"/>
+                <w:b w:val="0"/>
+                <w:sz w:val="13"/>
+              </w:rPr>
+              <w:t>B</w:t>
+            </w:r>
+          </w:p>
+        </w:tc>
+        <w:tc>
+          <w:tcPr>
+            <w:tcW w:type="dxa" w:w="1306"/>
+            <w:shd w:fill="F2F6F9"/>
+            <w:vAlign w:val="center"/>
+          </w:tcPr>
+          <w:p>
+            <w:pPr>
+              <w:spacing w:after="0"/>
+            </w:pPr>
+            <w:r/>
+            <w:r>
+              <w:rPr>
+                <w:rFonts w:ascii="Aptos" w:hAnsi="Aptos"/>
+                <w:b w:val="0"/>
+                <w:sz w:val="13"/>
+              </w:rPr>
+              <w:t>1</w:t>
+            </w:r>
+          </w:p>
+        </w:tc>
+        <w:tc>
+          <w:tcPr>
+            <w:tcW w:type="dxa" w:w="1306"/>
+            <w:shd w:fill="F2F6F9"/>
+            <w:vAlign w:val="center"/>
+          </w:tcPr>
+          <w:p>
+            <w:pPr>
+              <w:spacing w:after="0"/>
+            </w:pPr>
+            <w:r/>
+            <w:r>
+              <w:rPr>
+                <w:rFonts w:ascii="Aptos" w:hAnsi="Aptos"/>
+                <w:b w:val="0"/>
+                <w:sz w:val="13"/>
+              </w:rPr>
+              <w:t>[TBD]</w:t>
+            </w:r>
+          </w:p>
+        </w:tc>
+        <w:tc>
+          <w:tcPr>
+            <w:tcW w:type="dxa" w:w="1306"/>
+            <w:shd w:fill="F2F6F9"/>
+            <w:vAlign w:val="center"/>
+          </w:tcPr>
+          <w:p>
+            <w:pPr>
+              <w:spacing w:after="0"/>
+            </w:pPr>
+            <w:r/>
+            <w:r>
+              <w:rPr>
+                <w:rFonts w:ascii="Aptos" w:hAnsi="Aptos"/>
+                <w:b w:val="0"/>
+                <w:sz w:val="13"/>
+              </w:rPr>
+              <w:t>[TBD]</w:t>
+            </w:r>
+          </w:p>
+        </w:tc>
+        <w:tc>
+          <w:tcPr>
+            <w:tcW w:type="dxa" w:w="1306"/>
+            <w:shd w:fill="F2F6F9"/>
+            <w:vAlign w:val="center"/>
+          </w:tcPr>
+          <w:p>
+            <w:pPr>
+              <w:spacing w:after="0"/>
+            </w:pPr>
+            <w:r/>
+            <w:r>
+              <w:rPr>
+                <w:rFonts w:ascii="Aptos" w:hAnsi="Aptos"/>
+                <w:b w:val="0"/>
+                <w:sz w:val="13"/>
+              </w:rPr>
+              <w:t>[TBD]</w:t>
+            </w:r>
+          </w:p>
+        </w:tc>
+        <w:tc>
+          <w:tcPr>
+            <w:tcW w:type="dxa" w:w="1306"/>
+            <w:shd w:fill="F2F6F9"/>
+            <w:vAlign w:val="center"/>
+          </w:tcPr>
+          <w:p>
+            <w:pPr>
+              <w:spacing w:after="0"/>
+            </w:pPr>
+            <w:r/>
+            <w:r>
+              <w:rPr>
+                <w:rFonts w:ascii="Aptos" w:hAnsi="Aptos"/>
+                <w:b w:val="0"/>
+                <w:sz w:val="13"/>
+              </w:rPr>
+              <w:t>[TBD]</w:t>
+            </w:r>
+          </w:p>
+        </w:tc>
+        <w:tc>
+          <w:tcPr>
+            <w:tcW w:type="dxa" w:w="1306"/>
+            <w:shd w:fill="F2F6F9"/>
+            <w:vAlign w:val="center"/>
+          </w:tcPr>
+          <w:p>
+            <w:pPr>
+              <w:spacing w:after="0"/>
+            </w:pPr>
+            <w:r/>
+            <w:r>
+              <w:rPr>
+                <w:rFonts w:ascii="Aptos" w:hAnsi="Aptos"/>
+                <w:b w:val="0"/>
+                <w:sz w:val="13"/>
+              </w:rPr>
+              <w:t>[TBD]</w:t>
+            </w:r>
+          </w:p>
+        </w:tc>
+        <w:tc>
+          <w:tcPr>
+            <w:tcW w:type="dxa" w:w="1306"/>
+            <w:shd w:fill="F2F6F9"/>
+            <w:vAlign w:val="center"/>
+          </w:tcPr>
+          <w:p>
+            <w:pPr>
+              <w:spacing w:after="0"/>
+            </w:pPr>
+            <w:r/>
+            <w:r>
+              <w:rPr>
+                <w:rFonts w:ascii="Aptos" w:hAnsi="Aptos"/>
+                <w:b w:val="0"/>
+                <w:sz w:val="13"/>
+              </w:rPr>
+              <w:t>[TBD]</w:t>
+            </w:r>
+          </w:p>
+        </w:tc>
+        <w:tc>
+          <w:tcPr>
+            <w:tcW w:type="dxa" w:w="1306"/>
+            <w:shd w:fill="F2F6F9"/>
+            <w:vAlign w:val="center"/>
+          </w:tcPr>
+          <w:p>
+            <w:pPr>
+              <w:spacing w:after="0"/>
+            </w:pPr>
+            <w:r/>
+            <w:r>
+              <w:rPr>
+                <w:rFonts w:ascii="Aptos" w:hAnsi="Aptos"/>
+                <w:b w:val="0"/>
+                <w:sz w:val="13"/>
+              </w:rPr>
+              <w:t>[TBD]</w:t>
+            </w:r>
+          </w:p>
+        </w:tc>
+        <w:tc>
+          <w:tcPr>
+            <w:tcW w:type="dxa" w:w="1306"/>
+            <w:shd w:fill="F2F6F9"/>
+            <w:vAlign w:val="center"/>
+          </w:tcPr>
+          <w:p>
+            <w:pPr>
+              <w:spacing w:after="0"/>
+            </w:pPr>
+            <w:r/>
+            <w:r>
+              <w:rPr>
+                <w:rFonts w:ascii="Aptos" w:hAnsi="Aptos"/>
+                <w:b w:val="0"/>
+                <w:sz w:val="13"/>
+              </w:rPr>
+              <w:t>[usage export / log path]</w:t>
+            </w:r>
+          </w:p>
+        </w:tc>
+      </w:tr>
+      <w:tr>
+        <w:tc>
+          <w:tcPr>
+            <w:tcW w:type="dxa" w:w="1306"/>
+            <w:vAlign w:val="center"/>
+          </w:tcPr>
+          <w:p>
+            <w:pPr>
+              <w:spacing w:after="0"/>
+            </w:pPr>
+            <w:r/>
+            <w:r>
+              <w:rPr>
+                <w:rFonts w:ascii="Aptos" w:hAnsi="Aptos"/>
+                <w:b/>
+                <w:sz w:val="13"/>
+              </w:rPr>
+              <w:t>DeepSeek V4 Pro</w:t>
+            </w:r>
+          </w:p>
+        </w:tc>
+        <w:tc>
+          <w:tcPr>
+            <w:tcW w:type="dxa" w:w="1306"/>
+            <w:vAlign w:val="center"/>
+          </w:tcPr>
+          <w:p>
+            <w:pPr>
+              <w:spacing w:after="0"/>
+            </w:pPr>
+            <w:r/>
+            <w:r>
+              <w:rPr>
+                <w:rFonts w:ascii="Aptos" w:hAnsi="Aptos"/>
+                <w:b w:val="0"/>
+                <w:sz w:val="13"/>
+              </w:rPr>
+              <w:t>B</w:t>
+            </w:r>
+          </w:p>
+        </w:tc>
+        <w:tc>
+          <w:tcPr>
+            <w:tcW w:type="dxa" w:w="1306"/>
+            <w:vAlign w:val="center"/>
+          </w:tcPr>
+          <w:p>
+            <w:pPr>
+              <w:spacing w:after="0"/>
+            </w:pPr>
+            <w:r/>
+            <w:r>
+              <w:rPr>
+                <w:rFonts w:ascii="Aptos" w:hAnsi="Aptos"/>
+                <w:b w:val="0"/>
+                <w:sz w:val="13"/>
+              </w:rPr>
+              <w:t>2</w:t>
+            </w:r>
+          </w:p>
+        </w:tc>
+        <w:tc>
+          <w:tcPr>
+            <w:tcW w:type="dxa" w:w="1306"/>
+            <w:vAlign w:val="center"/>
+          </w:tcPr>
+          <w:p>
+            <w:pPr>
+              <w:spacing w:after="0"/>
+            </w:pPr>
+            <w:r/>
+            <w:r>
+              <w:rPr>
+                <w:rFonts w:ascii="Aptos" w:hAnsi="Aptos"/>
+                <w:b w:val="0"/>
+                <w:sz w:val="13"/>
+              </w:rPr>
+              <w:t>[TBD]</w:t>
+            </w:r>
+          </w:p>
+        </w:tc>
+        <w:tc>
+          <w:tcPr>
+            <w:tcW w:type="dxa" w:w="1306"/>
+            <w:vAlign w:val="center"/>
+          </w:tcPr>
+          <w:p>
+            <w:pPr>
+              <w:spacing w:after="0"/>
+            </w:pPr>
+            <w:r/>
+            <w:r>
+              <w:rPr>
+                <w:rFonts w:ascii="Aptos" w:hAnsi="Aptos"/>
+                <w:b w:val="0"/>
+                <w:sz w:val="13"/>
+              </w:rPr>
+              <w:t>[TBD]</w:t>
+            </w:r>
+          </w:p>
+        </w:tc>
+        <w:tc>
+          <w:tcPr>
+            <w:tcW w:type="dxa" w:w="1306"/>
+            <w:vAlign w:val="center"/>
+          </w:tcPr>
+          <w:p>
+            <w:pPr>
+              <w:spacing w:after="0"/>
+            </w:pPr>
+            <w:r/>
+            <w:r>
+              <w:rPr>
+                <w:rFonts w:ascii="Aptos" w:hAnsi="Aptos"/>
+                <w:b w:val="0"/>
+                <w:sz w:val="13"/>
+              </w:rPr>
+              <w:t>[TBD]</w:t>
+            </w:r>
+          </w:p>
+        </w:tc>
+        <w:tc>
+          <w:tcPr>
+            <w:tcW w:type="dxa" w:w="1306"/>
+            <w:vAlign w:val="center"/>
+          </w:tcPr>
+          <w:p>
+            <w:pPr>
+              <w:spacing w:after="0"/>
+            </w:pPr>
+            <w:r/>
+            <w:r>
+              <w:rPr>
+                <w:rFonts w:ascii="Aptos" w:hAnsi="Aptos"/>
+                <w:b w:val="0"/>
+                <w:sz w:val="13"/>
+              </w:rPr>
+              <w:t>[TBD]</w:t>
+            </w:r>
+          </w:p>
+        </w:tc>
+        <w:tc>
+          <w:tcPr>
+            <w:tcW w:type="dxa" w:w="1306"/>
+            <w:vAlign w:val="center"/>
+          </w:tcPr>
+          <w:p>
+            <w:pPr>
+              <w:spacing w:after="0"/>
+            </w:pPr>
+            <w:r/>
+            <w:r>
+              <w:rPr>
+                <w:rFonts w:ascii="Aptos" w:hAnsi="Aptos"/>
+                <w:b w:val="0"/>
+                <w:sz w:val="13"/>
+              </w:rPr>
+              <w:t>[TBD]</w:t>
+            </w:r>
+          </w:p>
+        </w:tc>
+        <w:tc>
+          <w:tcPr>
+            <w:tcW w:type="dxa" w:w="1306"/>
+            <w:vAlign w:val="center"/>
+          </w:tcPr>
+          <w:p>
+            <w:pPr>
+              <w:spacing w:after="0"/>
+            </w:pPr>
+            <w:r/>
+            <w:r>
+              <w:rPr>
+                <w:rFonts w:ascii="Aptos" w:hAnsi="Aptos"/>
+                <w:b w:val="0"/>
+                <w:sz w:val="13"/>
+              </w:rPr>
+              <w:t>[TBD]</w:t>
+            </w:r>
+          </w:p>
+        </w:tc>
+        <w:tc>
+          <w:tcPr>
+            <w:tcW w:type="dxa" w:w="1306"/>
+            <w:vAlign w:val="center"/>
+          </w:tcPr>
+          <w:p>
+            <w:pPr>
+              <w:spacing w:after="0"/>
+            </w:pPr>
+            <w:r/>
+            <w:r>
+              <w:rPr>
+                <w:rFonts w:ascii="Aptos" w:hAnsi="Aptos"/>
+                <w:b w:val="0"/>
+                <w:sz w:val="13"/>
+              </w:rPr>
+              <w:t>[TBD]</w:t>
+            </w:r>
+          </w:p>
+        </w:tc>
+        <w:tc>
+          <w:tcPr>
+            <w:tcW w:type="dxa" w:w="1306"/>
+            <w:vAlign w:val="center"/>
+          </w:tcPr>
+          <w:p>
+            <w:pPr>
+              <w:spacing w:after="0"/>
+            </w:pPr>
+            <w:r/>
+            <w:r>
+              <w:rPr>
+                <w:rFonts w:ascii="Aptos" w:hAnsi="Aptos"/>
+                <w:b w:val="0"/>
+                <w:sz w:val="13"/>
+              </w:rPr>
+              <w:t>[usage export / log path]</w:t>
+            </w:r>
+          </w:p>
+        </w:tc>
+      </w:tr>
+      <w:tr>
+        <w:tc>
+          <w:tcPr>
+            <w:tcW w:type="dxa" w:w="1306"/>
+            <w:shd w:fill="F2F6F9"/>
+            <w:vAlign w:val="center"/>
+          </w:tcPr>
+          <w:p>
+            <w:pPr>
+              <w:spacing w:after="0"/>
+            </w:pPr>
+            <w:r/>
+            <w:r>
+              <w:rPr>
+                <w:rFonts w:ascii="Aptos" w:hAnsi="Aptos"/>
+                <w:b/>
+                <w:sz w:val="13"/>
+              </w:rPr>
+              <w:t>DeepSeek V4 Pro</w:t>
+            </w:r>
+          </w:p>
+        </w:tc>
+        <w:tc>
+          <w:tcPr>
+            <w:tcW w:type="dxa" w:w="1306"/>
+            <w:shd w:fill="F2F6F9"/>
+            <w:vAlign w:val="center"/>
+          </w:tcPr>
+          <w:p>
+            <w:pPr>
+              <w:spacing w:after="0"/>
+            </w:pPr>
+            <w:r/>
+            <w:r>
+              <w:rPr>
+                <w:rFonts w:ascii="Aptos" w:hAnsi="Aptos"/>
+                <w:b w:val="0"/>
+                <w:sz w:val="13"/>
+              </w:rPr>
+              <w:t>B</w:t>
+            </w:r>
+          </w:p>
+        </w:tc>
+        <w:tc>
+          <w:tcPr>
+            <w:tcW w:type="dxa" w:w="1306"/>
+            <w:shd w:fill="F2F6F9"/>
+            <w:vAlign w:val="center"/>
+          </w:tcPr>
+          <w:p>
+            <w:pPr>
+              <w:spacing w:after="0"/>
+            </w:pPr>
+            <w:r/>
+            <w:r>
+              <w:rPr>
+                <w:rFonts w:ascii="Aptos" w:hAnsi="Aptos"/>
+                <w:b w:val="0"/>
+                <w:sz w:val="13"/>
+              </w:rPr>
+              <w:t>3</w:t>
+            </w:r>
+          </w:p>
+        </w:tc>
+        <w:tc>
+          <w:tcPr>
+            <w:tcW w:type="dxa" w:w="1306"/>
+            <w:shd w:fill="F2F6F9"/>
+            <w:vAlign w:val="center"/>
+          </w:tcPr>
+          <w:p>
+            <w:pPr>
+              <w:spacing w:after="0"/>
+            </w:pPr>
+            <w:r/>
+            <w:r>
+              <w:rPr>
+                <w:rFonts w:ascii="Aptos" w:hAnsi="Aptos"/>
+                <w:b w:val="0"/>
+                <w:sz w:val="13"/>
+              </w:rPr>
+              <w:t>[TBD]</w:t>
+            </w:r>
+          </w:p>
+        </w:tc>
+        <w:tc>
+          <w:tcPr>
+            <w:tcW w:type="dxa" w:w="1306"/>
+            <w:shd w:fill="F2F6F9"/>
+            <w:vAlign w:val="center"/>
+          </w:tcPr>
+          <w:p>
+            <w:pPr>
+              <w:spacing w:after="0"/>
+            </w:pPr>
+            <w:r/>
+            <w:r>
+              <w:rPr>
+                <w:rFonts w:ascii="Aptos" w:hAnsi="Aptos"/>
+                <w:b w:val="0"/>
+                <w:sz w:val="13"/>
+              </w:rPr>
+              <w:t>[TBD]</w:t>
+            </w:r>
+          </w:p>
+        </w:tc>
+        <w:tc>
+          <w:tcPr>
+            <w:tcW w:type="dxa" w:w="1306"/>
+            <w:shd w:fill="F2F6F9"/>
+            <w:vAlign w:val="center"/>
+          </w:tcPr>
+          <w:p>
+            <w:pPr>
+              <w:spacing w:after="0"/>
+            </w:pPr>
+            <w:r/>
+            <w:r>
+              <w:rPr>
+                <w:rFonts w:ascii="Aptos" w:hAnsi="Aptos"/>
+                <w:b w:val="0"/>
+                <w:sz w:val="13"/>
+              </w:rPr>
+              <w:t>[TBD]</w:t>
+            </w:r>
+          </w:p>
+        </w:tc>
+        <w:tc>
+          <w:tcPr>
+            <w:tcW w:type="dxa" w:w="1306"/>
+            <w:shd w:fill="F2F6F9"/>
+            <w:vAlign w:val="center"/>
+          </w:tcPr>
+          <w:p>
+            <w:pPr>
+              <w:spacing w:after="0"/>
+            </w:pPr>
+            <w:r/>
+            <w:r>
+              <w:rPr>
+                <w:rFonts w:ascii="Aptos" w:hAnsi="Aptos"/>
+                <w:b w:val="0"/>
+                <w:sz w:val="13"/>
+              </w:rPr>
+              <w:t>[TBD]</w:t>
+            </w:r>
+          </w:p>
+        </w:tc>
+        <w:tc>
+          <w:tcPr>
+            <w:tcW w:type="dxa" w:w="1306"/>
+            <w:shd w:fill="F2F6F9"/>
+            <w:vAlign w:val="center"/>
+          </w:tcPr>
+          <w:p>
+            <w:pPr>
+              <w:spacing w:after="0"/>
+            </w:pPr>
+            <w:r/>
+            <w:r>
+              <w:rPr>
+                <w:rFonts w:ascii="Aptos" w:hAnsi="Aptos"/>
+                <w:b w:val="0"/>
+                <w:sz w:val="13"/>
+              </w:rPr>
+              <w:t>[TBD]</w:t>
+            </w:r>
+          </w:p>
+        </w:tc>
+        <w:tc>
+          <w:tcPr>
+            <w:tcW w:type="dxa" w:w="1306"/>
+            <w:shd w:fill="F2F6F9"/>
+            <w:vAlign w:val="center"/>
+          </w:tcPr>
+          <w:p>
+            <w:pPr>
+              <w:spacing w:after="0"/>
+            </w:pPr>
+            <w:r/>
+            <w:r>
+              <w:rPr>
+                <w:rFonts w:ascii="Aptos" w:hAnsi="Aptos"/>
+                <w:b w:val="0"/>
+                <w:sz w:val="13"/>
+              </w:rPr>
+              <w:t>[TBD]</w:t>
+            </w:r>
+          </w:p>
+        </w:tc>
+        <w:tc>
+          <w:tcPr>
+            <w:tcW w:type="dxa" w:w="1306"/>
+            <w:shd w:fill="F2F6F9"/>
+            <w:vAlign w:val="center"/>
+          </w:tcPr>
+          <w:p>
+            <w:pPr>
+              <w:spacing w:after="0"/>
+            </w:pPr>
+            <w:r/>
+            <w:r>
+              <w:rPr>
+                <w:rFonts w:ascii="Aptos" w:hAnsi="Aptos"/>
+                <w:b w:val="0"/>
+                <w:sz w:val="13"/>
+              </w:rPr>
+              <w:t>[TBD]</w:t>
+            </w:r>
+          </w:p>
+        </w:tc>
+        <w:tc>
+          <w:tcPr>
+            <w:tcW w:type="dxa" w:w="1306"/>
+            <w:shd w:fill="F2F6F9"/>
+            <w:vAlign w:val="center"/>
+          </w:tcPr>
+          <w:p>
+            <w:pPr>
+              <w:spacing w:after="0"/>
+            </w:pPr>
+            <w:r/>
+            <w:r>
+              <w:rPr>
+                <w:rFonts w:ascii="Aptos" w:hAnsi="Aptos"/>
+                <w:b w:val="0"/>
+                <w:sz w:val="13"/>
+              </w:rPr>
+              <w:t>[usage export / log path]</w:t>
+            </w:r>
+          </w:p>
+        </w:tc>
+      </w:tr>
+      <w:tr>
+        <w:tc>
+          <w:tcPr>
+            <w:tcW w:type="dxa" w:w="1306"/>
+            <w:vAlign w:val="center"/>
+          </w:tcPr>
+          <w:p>
+            <w:pPr>
+              <w:spacing w:after="0"/>
+            </w:pPr>
+            <w:r/>
+            <w:r>
+              <w:rPr>
+                <w:rFonts w:ascii="Aptos" w:hAnsi="Aptos"/>
+                <w:b/>
+                <w:sz w:val="13"/>
+              </w:rPr>
+              <w:t>Qwen [exact ID]</w:t>
+            </w:r>
+          </w:p>
+        </w:tc>
+        <w:tc>
+          <w:tcPr>
+            <w:tcW w:type="dxa" w:w="1306"/>
+            <w:vAlign w:val="center"/>
+          </w:tcPr>
+          <w:p>
+            <w:pPr>
+              <w:spacing w:after="0"/>
+            </w:pPr>
+            <w:r/>
+            <w:r>
+              <w:rPr>
+                <w:rFonts w:ascii="Aptos" w:hAnsi="Aptos"/>
+                <w:b w:val="0"/>
+                <w:sz w:val="13"/>
+              </w:rPr>
+              <w:t>A</w:t>
+            </w:r>
+          </w:p>
+        </w:tc>
+        <w:tc>
+          <w:tcPr>
+            <w:tcW w:type="dxa" w:w="1306"/>
+            <w:vAlign w:val="center"/>
+          </w:tcPr>
+          <w:p>
+            <w:pPr>
+              <w:spacing w:after="0"/>
+            </w:pPr>
+            <w:r/>
+            <w:r>
+              <w:rPr>
+                <w:rFonts w:ascii="Aptos" w:hAnsi="Aptos"/>
+                <w:b w:val="0"/>
+                <w:sz w:val="13"/>
+              </w:rPr>
+              <w:t>1</w:t>
+            </w:r>
+          </w:p>
+        </w:tc>
+        <w:tc>
+          <w:tcPr>
+            <w:tcW w:type="dxa" w:w="1306"/>
+            <w:vAlign w:val="center"/>
+          </w:tcPr>
+          <w:p>
+            <w:pPr>
+              <w:spacing w:after="0"/>
+            </w:pPr>
+            <w:r/>
+            <w:r>
+              <w:rPr>
+                <w:rFonts w:ascii="Aptos" w:hAnsi="Aptos"/>
+                <w:b w:val="0"/>
+                <w:sz w:val="13"/>
+              </w:rPr>
+              <w:t>[TBD]</w:t>
+            </w:r>
+          </w:p>
+        </w:tc>
+        <w:tc>
+          <w:tcPr>
+            <w:tcW w:type="dxa" w:w="1306"/>
+            <w:vAlign w:val="center"/>
+          </w:tcPr>
+          <w:p>
+            <w:pPr>
+              <w:spacing w:after="0"/>
+            </w:pPr>
+            <w:r/>
+            <w:r>
+              <w:rPr>
+                <w:rFonts w:ascii="Aptos" w:hAnsi="Aptos"/>
+                <w:b w:val="0"/>
+                <w:sz w:val="13"/>
+              </w:rPr>
+              <w:t>[TBD]</w:t>
+            </w:r>
+          </w:p>
+        </w:tc>
+        <w:tc>
+          <w:tcPr>
+            <w:tcW w:type="dxa" w:w="1306"/>
+            <w:vAlign w:val="center"/>
+          </w:tcPr>
+          <w:p>
+            <w:pPr>
+              <w:spacing w:after="0"/>
+            </w:pPr>
+            <w:r/>
+            <w:r>
+              <w:rPr>
+                <w:rFonts w:ascii="Aptos" w:hAnsi="Aptos"/>
+                <w:b w:val="0"/>
+                <w:sz w:val="13"/>
+              </w:rPr>
+              <w:t>[TBD]</w:t>
+            </w:r>
+          </w:p>
+        </w:tc>
+        <w:tc>
+          <w:tcPr>
+            <w:tcW w:type="dxa" w:w="1306"/>
+            <w:vAlign w:val="center"/>
+          </w:tcPr>
+          <w:p>
+            <w:pPr>
+              <w:spacing w:after="0"/>
+            </w:pPr>
+            <w:r/>
+            <w:r>
+              <w:rPr>
+                <w:rFonts w:ascii="Aptos" w:hAnsi="Aptos"/>
+                <w:b w:val="0"/>
+                <w:sz w:val="13"/>
+              </w:rPr>
+              <w:t>[TBD]</w:t>
+            </w:r>
+          </w:p>
+        </w:tc>
+        <w:tc>
+          <w:tcPr>
+            <w:tcW w:type="dxa" w:w="1306"/>
+            <w:vAlign w:val="center"/>
+          </w:tcPr>
+          <w:p>
+            <w:pPr>
+              <w:spacing w:after="0"/>
+            </w:pPr>
+            <w:r/>
+            <w:r>
+              <w:rPr>
+                <w:rFonts w:ascii="Aptos" w:hAnsi="Aptos"/>
+                <w:b w:val="0"/>
+                <w:sz w:val="13"/>
+              </w:rPr>
+              <w:t>[TBD]</w:t>
+            </w:r>
+          </w:p>
+        </w:tc>
+        <w:tc>
+          <w:tcPr>
+            <w:tcW w:type="dxa" w:w="1306"/>
+            <w:vAlign w:val="center"/>
+          </w:tcPr>
+          <w:p>
+            <w:pPr>
+              <w:spacing w:after="0"/>
+            </w:pPr>
+            <w:r/>
+            <w:r>
+              <w:rPr>
+                <w:rFonts w:ascii="Aptos" w:hAnsi="Aptos"/>
+                <w:b w:val="0"/>
+                <w:sz w:val="13"/>
+              </w:rPr>
+              <w:t>[TBD]</w:t>
+            </w:r>
+          </w:p>
+        </w:tc>
+        <w:tc>
+          <w:tcPr>
+            <w:tcW w:type="dxa" w:w="1306"/>
+            <w:vAlign w:val="center"/>
+          </w:tcPr>
+          <w:p>
+            <w:pPr>
+              <w:spacing w:after="0"/>
+            </w:pPr>
+            <w:r/>
+            <w:r>
+              <w:rPr>
+                <w:rFonts w:ascii="Aptos" w:hAnsi="Aptos"/>
+                <w:b w:val="0"/>
+                <w:sz w:val="13"/>
+              </w:rPr>
+              <w:t>[TBD]</w:t>
+            </w:r>
+          </w:p>
+        </w:tc>
+        <w:tc>
+          <w:tcPr>
+            <w:tcW w:type="dxa" w:w="1306"/>
+            <w:vAlign w:val="center"/>
+          </w:tcPr>
+          <w:p>
+            <w:pPr>
+              <w:spacing w:after="0"/>
+            </w:pPr>
+            <w:r/>
+            <w:r>
+              <w:rPr>
+                <w:rFonts w:ascii="Aptos" w:hAnsi="Aptos"/>
+                <w:b w:val="0"/>
+                <w:sz w:val="13"/>
+              </w:rPr>
+              <w:t>[usage export / log path]</w:t>
+            </w:r>
+          </w:p>
+        </w:tc>
+      </w:tr>
+      <w:tr>
+        <w:tc>
+          <w:tcPr>
+            <w:tcW w:type="dxa" w:w="1306"/>
+            <w:shd w:fill="F2F6F9"/>
+            <w:vAlign w:val="center"/>
+          </w:tcPr>
+          <w:p>
+            <w:pPr>
+              <w:spacing w:after="0"/>
+            </w:pPr>
+            <w:r/>
+            <w:r>
+              <w:rPr>
+                <w:rFonts w:ascii="Aptos" w:hAnsi="Aptos"/>
+                <w:b/>
+                <w:sz w:val="13"/>
+              </w:rPr>
+              <w:t>Qwen [exact ID]</w:t>
+            </w:r>
+          </w:p>
+        </w:tc>
+        <w:tc>
+          <w:tcPr>
+            <w:tcW w:type="dxa" w:w="1306"/>
+            <w:shd w:fill="F2F6F9"/>
+            <w:vAlign w:val="center"/>
+          </w:tcPr>
+          <w:p>
+            <w:pPr>
+              <w:spacing w:after="0"/>
+            </w:pPr>
+            <w:r/>
+            <w:r>
+              <w:rPr>
+                <w:rFonts w:ascii="Aptos" w:hAnsi="Aptos"/>
+                <w:b w:val="0"/>
+                <w:sz w:val="13"/>
+              </w:rPr>
+              <w:t>A</w:t>
+            </w:r>
+          </w:p>
+        </w:tc>
+        <w:tc>
+          <w:tcPr>
+            <w:tcW w:type="dxa" w:w="1306"/>
+            <w:shd w:fill="F2F6F9"/>
+            <w:vAlign w:val="center"/>
+          </w:tcPr>
+          <w:p>
+            <w:pPr>
+              <w:spacing w:after="0"/>
+            </w:pPr>
+            <w:r/>
+            <w:r>
+              <w:rPr>
+                <w:rFonts w:ascii="Aptos" w:hAnsi="Aptos"/>
+                <w:b w:val="0"/>
+                <w:sz w:val="13"/>
+              </w:rPr>
+              <w:t>2</w:t>
+            </w:r>
+          </w:p>
+        </w:tc>
+        <w:tc>
+          <w:tcPr>
+            <w:tcW w:type="dxa" w:w="1306"/>
+            <w:shd w:fill="F2F6F9"/>
+            <w:vAlign w:val="center"/>
+          </w:tcPr>
+          <w:p>
+            <w:pPr>
+              <w:spacing w:after="0"/>
+            </w:pPr>
+            <w:r/>
+            <w:r>
+              <w:rPr>
+                <w:rFonts w:ascii="Aptos" w:hAnsi="Aptos"/>
+                <w:b w:val="0"/>
+                <w:sz w:val="13"/>
+              </w:rPr>
+              <w:t>[TBD]</w:t>
+            </w:r>
+          </w:p>
+        </w:tc>
+        <w:tc>
+          <w:tcPr>
+            <w:tcW w:type="dxa" w:w="1306"/>
+            <w:shd w:fill="F2F6F9"/>
+            <w:vAlign w:val="center"/>
+          </w:tcPr>
+          <w:p>
+            <w:pPr>
+              <w:spacing w:after="0"/>
+            </w:pPr>
+            <w:r/>
+            <w:r>
+              <w:rPr>
+                <w:rFonts w:ascii="Aptos" w:hAnsi="Aptos"/>
+                <w:b w:val="0"/>
+                <w:sz w:val="13"/>
+              </w:rPr>
+              <w:t>[TBD]</w:t>
+            </w:r>
+          </w:p>
+        </w:tc>
+        <w:tc>
+          <w:tcPr>
+            <w:tcW w:type="dxa" w:w="1306"/>
+            <w:shd w:fill="F2F6F9"/>
+            <w:vAlign w:val="center"/>
+          </w:tcPr>
+          <w:p>
+            <w:pPr>
+              <w:spacing w:after="0"/>
+            </w:pPr>
+            <w:r/>
+            <w:r>
+              <w:rPr>
+                <w:rFonts w:ascii="Aptos" w:hAnsi="Aptos"/>
+                <w:b w:val="0"/>
+                <w:sz w:val="13"/>
+              </w:rPr>
+              <w:t>[TBD]</w:t>
+            </w:r>
+          </w:p>
+        </w:tc>
+        <w:tc>
+          <w:tcPr>
+            <w:tcW w:type="dxa" w:w="1306"/>
+            <w:shd w:fill="F2F6F9"/>
+            <w:vAlign w:val="center"/>
+          </w:tcPr>
+          <w:p>
+            <w:pPr>
+              <w:spacing w:after="0"/>
+            </w:pPr>
+            <w:r/>
+            <w:r>
+              <w:rPr>
+                <w:rFonts w:ascii="Aptos" w:hAnsi="Aptos"/>
+                <w:b w:val="0"/>
+                <w:sz w:val="13"/>
+              </w:rPr>
+              <w:t>[TBD]</w:t>
+            </w:r>
+          </w:p>
+        </w:tc>
+        <w:tc>
+          <w:tcPr>
+            <w:tcW w:type="dxa" w:w="1306"/>
+            <w:shd w:fill="F2F6F9"/>
+            <w:vAlign w:val="center"/>
+          </w:tcPr>
+          <w:p>
+            <w:pPr>
+              <w:spacing w:after="0"/>
+            </w:pPr>
+            <w:r/>
+            <w:r>
+              <w:rPr>
+                <w:rFonts w:ascii="Aptos" w:hAnsi="Aptos"/>
+                <w:b w:val="0"/>
+                <w:sz w:val="13"/>
+              </w:rPr>
+              <w:t>[TBD]</w:t>
+            </w:r>
+          </w:p>
+        </w:tc>
+        <w:tc>
+          <w:tcPr>
+            <w:tcW w:type="dxa" w:w="1306"/>
+            <w:shd w:fill="F2F6F9"/>
+            <w:vAlign w:val="center"/>
+          </w:tcPr>
+          <w:p>
+            <w:pPr>
+              <w:spacing w:after="0"/>
+            </w:pPr>
+            <w:r/>
+            <w:r>
+              <w:rPr>
+                <w:rFonts w:ascii="Aptos" w:hAnsi="Aptos"/>
+                <w:b w:val="0"/>
+                <w:sz w:val="13"/>
+              </w:rPr>
+              <w:t>[TBD]</w:t>
+            </w:r>
+          </w:p>
+        </w:tc>
+        <w:tc>
+          <w:tcPr>
+            <w:tcW w:type="dxa" w:w="1306"/>
+            <w:shd w:fill="F2F6F9"/>
+            <w:vAlign w:val="center"/>
+          </w:tcPr>
+          <w:p>
+            <w:pPr>
+              <w:spacing w:after="0"/>
+            </w:pPr>
+            <w:r/>
+            <w:r>
+              <w:rPr>
+                <w:rFonts w:ascii="Aptos" w:hAnsi="Aptos"/>
+                <w:b w:val="0"/>
+                <w:sz w:val="13"/>
+              </w:rPr>
+              <w:t>[TBD]</w:t>
+            </w:r>
+          </w:p>
+        </w:tc>
+        <w:tc>
+          <w:tcPr>
+            <w:tcW w:type="dxa" w:w="1306"/>
+            <w:shd w:fill="F2F6F9"/>
+            <w:vAlign w:val="center"/>
+          </w:tcPr>
+          <w:p>
+            <w:pPr>
+              <w:spacing w:after="0"/>
+            </w:pPr>
+            <w:r/>
+            <w:r>
+              <w:rPr>
+                <w:rFonts w:ascii="Aptos" w:hAnsi="Aptos"/>
+                <w:b w:val="0"/>
+                <w:sz w:val="13"/>
+              </w:rPr>
+              <w:t>[usage export / log path]</w:t>
+            </w:r>
+          </w:p>
+        </w:tc>
+      </w:tr>
+      <w:tr>
+        <w:tc>
+          <w:tcPr>
+            <w:tcW w:type="dxa" w:w="1306"/>
+            <w:vAlign w:val="center"/>
+          </w:tcPr>
+          <w:p>
+            <w:pPr>
+              <w:spacing w:after="0"/>
+            </w:pPr>
+            <w:r/>
+            <w:r>
+              <w:rPr>
+                <w:rFonts w:ascii="Aptos" w:hAnsi="Aptos"/>
+                <w:b/>
+                <w:sz w:val="13"/>
+              </w:rPr>
+              <w:t>Qwen [exact ID]</w:t>
+            </w:r>
+          </w:p>
+        </w:tc>
+        <w:tc>
+          <w:tcPr>
+            <w:tcW w:type="dxa" w:w="1306"/>
+            <w:vAlign w:val="center"/>
+          </w:tcPr>
+          <w:p>
+            <w:pPr>
+              <w:spacing w:after="0"/>
+            </w:pPr>
+            <w:r/>
+            <w:r>
+              <w:rPr>
+                <w:rFonts w:ascii="Aptos" w:hAnsi="Aptos"/>
+                <w:b w:val="0"/>
+                <w:sz w:val="13"/>
+              </w:rPr>
+              <w:t>A</w:t>
+            </w:r>
+          </w:p>
+        </w:tc>
+        <w:tc>
+          <w:tcPr>
+            <w:tcW w:type="dxa" w:w="1306"/>
+            <w:vAlign w:val="center"/>
+          </w:tcPr>
+          <w:p>
+            <w:pPr>
+              <w:spacing w:after="0"/>
+            </w:pPr>
+            <w:r/>
+            <w:r>
+              <w:rPr>
+                <w:rFonts w:ascii="Aptos" w:hAnsi="Aptos"/>
+                <w:b w:val="0"/>
+                <w:sz w:val="13"/>
+              </w:rPr>
+              <w:t>3</w:t>
+            </w:r>
+          </w:p>
+        </w:tc>
+        <w:tc>
+          <w:tcPr>
+            <w:tcW w:type="dxa" w:w="1306"/>
+            <w:vAlign w:val="center"/>
+          </w:tcPr>
+          <w:p>
+            <w:pPr>
+              <w:spacing w:after="0"/>
+            </w:pPr>
+            <w:r/>
+            <w:r>
+              <w:rPr>
+                <w:rFonts w:ascii="Aptos" w:hAnsi="Aptos"/>
+                <w:b w:val="0"/>
+                <w:sz w:val="13"/>
+              </w:rPr>
+              <w:t>[TBD]</w:t>
+            </w:r>
+          </w:p>
+        </w:tc>
+        <w:tc>
+          <w:tcPr>
+            <w:tcW w:type="dxa" w:w="1306"/>
+            <w:vAlign w:val="center"/>
+          </w:tcPr>
+          <w:p>
+            <w:pPr>
+              <w:spacing w:after="0"/>
+            </w:pPr>
+            <w:r/>
+            <w:r>
+              <w:rPr>
+                <w:rFonts w:ascii="Aptos" w:hAnsi="Aptos"/>
+                <w:b w:val="0"/>
+                <w:sz w:val="13"/>
+              </w:rPr>
+              <w:t>[TBD]</w:t>
+            </w:r>
+          </w:p>
+        </w:tc>
+        <w:tc>
+          <w:tcPr>
+            <w:tcW w:type="dxa" w:w="1306"/>
+            <w:vAlign w:val="center"/>
+          </w:tcPr>
+          <w:p>
+            <w:pPr>
+              <w:spacing w:after="0"/>
+            </w:pPr>
+            <w:r/>
+            <w:r>
+              <w:rPr>
+                <w:rFonts w:ascii="Aptos" w:hAnsi="Aptos"/>
+                <w:b w:val="0"/>
+                <w:sz w:val="13"/>
+              </w:rPr>
+              <w:t>[TBD]</w:t>
+            </w:r>
+          </w:p>
+        </w:tc>
+        <w:tc>
+          <w:tcPr>
+            <w:tcW w:type="dxa" w:w="1306"/>
+            <w:vAlign w:val="center"/>
+          </w:tcPr>
+          <w:p>
+            <w:pPr>
+              <w:spacing w:after="0"/>
+            </w:pPr>
+            <w:r/>
+            <w:r>
+              <w:rPr>
+                <w:rFonts w:ascii="Aptos" w:hAnsi="Aptos"/>
+                <w:b w:val="0"/>
+                <w:sz w:val="13"/>
+              </w:rPr>
+              <w:t>[TBD]</w:t>
+            </w:r>
+          </w:p>
+        </w:tc>
+        <w:tc>
+          <w:tcPr>
+            <w:tcW w:type="dxa" w:w="1306"/>
+            <w:vAlign w:val="center"/>
+          </w:tcPr>
+          <w:p>
+            <w:pPr>
+              <w:spacing w:after="0"/>
+            </w:pPr>
+            <w:r/>
+            <w:r>
+              <w:rPr>
+                <w:rFonts w:ascii="Aptos" w:hAnsi="Aptos"/>
+                <w:b w:val="0"/>
+                <w:sz w:val="13"/>
+              </w:rPr>
+              <w:t>[TBD]</w:t>
+            </w:r>
+          </w:p>
+        </w:tc>
+        <w:tc>
+          <w:tcPr>
+            <w:tcW w:type="dxa" w:w="1306"/>
+            <w:vAlign w:val="center"/>
+          </w:tcPr>
+          <w:p>
+            <w:pPr>
+              <w:spacing w:after="0"/>
+            </w:pPr>
+            <w:r/>
+            <w:r>
+              <w:rPr>
+                <w:rFonts w:ascii="Aptos" w:hAnsi="Aptos"/>
+                <w:b w:val="0"/>
+                <w:sz w:val="13"/>
+              </w:rPr>
+              <w:t>[TBD]</w:t>
+            </w:r>
+          </w:p>
+        </w:tc>
+        <w:tc>
+          <w:tcPr>
+            <w:tcW w:type="dxa" w:w="1306"/>
+            <w:vAlign w:val="center"/>
+          </w:tcPr>
+          <w:p>
+            <w:pPr>
+              <w:spacing w:after="0"/>
+            </w:pPr>
+            <w:r/>
+            <w:r>
+              <w:rPr>
+                <w:rFonts w:ascii="Aptos" w:hAnsi="Aptos"/>
+                <w:b w:val="0"/>
+                <w:sz w:val="13"/>
+              </w:rPr>
+              <w:t>[TBD]</w:t>
+            </w:r>
+          </w:p>
+        </w:tc>
+        <w:tc>
+          <w:tcPr>
+            <w:tcW w:type="dxa" w:w="1306"/>
+            <w:vAlign w:val="center"/>
+          </w:tcPr>
+          <w:p>
+            <w:pPr>
+              <w:spacing w:after="0"/>
+            </w:pPr>
+            <w:r/>
+            <w:r>
+              <w:rPr>
+                <w:rFonts w:ascii="Aptos" w:hAnsi="Aptos"/>
+                <w:b w:val="0"/>
+                <w:sz w:val="13"/>
+              </w:rPr>
+              <w:t>[usage export / log path]</w:t>
+            </w:r>
+          </w:p>
+        </w:tc>
+      </w:tr>
+      <w:tr>
+        <w:tc>
+          <w:tcPr>
+            <w:tcW w:type="dxa" w:w="1306"/>
+            <w:shd w:fill="F2F6F9"/>
+            <w:vAlign w:val="center"/>
+          </w:tcPr>
+          <w:p>
+            <w:pPr>
+              <w:spacing w:after="0"/>
+            </w:pPr>
+            <w:r/>
+            <w:r>
+              <w:rPr>
+                <w:rFonts w:ascii="Aptos" w:hAnsi="Aptos"/>
+                <w:b/>
+                <w:sz w:val="13"/>
+              </w:rPr>
+              <w:t>Qwen [exact ID]</w:t>
+            </w:r>
+          </w:p>
+        </w:tc>
+        <w:tc>
+          <w:tcPr>
+            <w:tcW w:type="dxa" w:w="1306"/>
+            <w:shd w:fill="F2F6F9"/>
+            <w:vAlign w:val="center"/>
+          </w:tcPr>
+          <w:p>
+            <w:pPr>
+              <w:spacing w:after="0"/>
+            </w:pPr>
+            <w:r/>
+            <w:r>
+              <w:rPr>
+                <w:rFonts w:ascii="Aptos" w:hAnsi="Aptos"/>
+                <w:b w:val="0"/>
+                <w:sz w:val="13"/>
+              </w:rPr>
+              <w:t>B</w:t>
+            </w:r>
+          </w:p>
+        </w:tc>
+        <w:tc>
+          <w:tcPr>
+            <w:tcW w:type="dxa" w:w="1306"/>
+            <w:shd w:fill="F2F6F9"/>
+            <w:vAlign w:val="center"/>
+          </w:tcPr>
+          <w:p>
+            <w:pPr>
+              <w:spacing w:after="0"/>
+            </w:pPr>
+            <w:r/>
+            <w:r>
+              <w:rPr>
+                <w:rFonts w:ascii="Aptos" w:hAnsi="Aptos"/>
+                <w:b w:val="0"/>
+                <w:sz w:val="13"/>
+              </w:rPr>
+              <w:t>1</w:t>
+            </w:r>
+          </w:p>
+        </w:tc>
+        <w:tc>
+          <w:tcPr>
+            <w:tcW w:type="dxa" w:w="1306"/>
+            <w:shd w:fill="F2F6F9"/>
+            <w:vAlign w:val="center"/>
+          </w:tcPr>
+          <w:p>
+            <w:pPr>
+              <w:spacing w:after="0"/>
+            </w:pPr>
+            <w:r/>
+            <w:r>
+              <w:rPr>
+                <w:rFonts w:ascii="Aptos" w:hAnsi="Aptos"/>
+                <w:b w:val="0"/>
+                <w:sz w:val="13"/>
+              </w:rPr>
+              <w:t>[TBD]</w:t>
+            </w:r>
+          </w:p>
+        </w:tc>
+        <w:tc>
+          <w:tcPr>
+            <w:tcW w:type="dxa" w:w="1306"/>
+            <w:shd w:fill="F2F6F9"/>
+            <w:vAlign w:val="center"/>
+          </w:tcPr>
+          <w:p>
+            <w:pPr>
+              <w:spacing w:after="0"/>
+            </w:pPr>
+            <w:r/>
+            <w:r>
+              <w:rPr>
+                <w:rFonts w:ascii="Aptos" w:hAnsi="Aptos"/>
+                <w:b w:val="0"/>
+                <w:sz w:val="13"/>
+              </w:rPr>
+              <w:t>[TBD]</w:t>
+            </w:r>
+          </w:p>
+        </w:tc>
+        <w:tc>
+          <w:tcPr>
+            <w:tcW w:type="dxa" w:w="1306"/>
+            <w:shd w:fill="F2F6F9"/>
+            <w:vAlign w:val="center"/>
+          </w:tcPr>
+          <w:p>
+            <w:pPr>
+              <w:spacing w:after="0"/>
+            </w:pPr>
+            <w:r/>
+            <w:r>
+              <w:rPr>
+                <w:rFonts w:ascii="Aptos" w:hAnsi="Aptos"/>
+                <w:b w:val="0"/>
+                <w:sz w:val="13"/>
+              </w:rPr>
+              <w:t>[TBD]</w:t>
+            </w:r>
+          </w:p>
+        </w:tc>
+        <w:tc>
+          <w:tcPr>
+            <w:tcW w:type="dxa" w:w="1306"/>
+            <w:shd w:fill="F2F6F9"/>
+            <w:vAlign w:val="center"/>
+          </w:tcPr>
+          <w:p>
+            <w:pPr>
+              <w:spacing w:after="0"/>
+            </w:pPr>
+            <w:r/>
+            <w:r>
+              <w:rPr>
+                <w:rFonts w:ascii="Aptos" w:hAnsi="Aptos"/>
+                <w:b w:val="0"/>
+                <w:sz w:val="13"/>
+              </w:rPr>
+              <w:t>[TBD]</w:t>
+            </w:r>
+          </w:p>
+        </w:tc>
+        <w:tc>
+          <w:tcPr>
+            <w:tcW w:type="dxa" w:w="1306"/>
+            <w:shd w:fill="F2F6F9"/>
+            <w:vAlign w:val="center"/>
+          </w:tcPr>
+          <w:p>
+            <w:pPr>
+              <w:spacing w:after="0"/>
+            </w:pPr>
+            <w:r/>
+            <w:r>
+              <w:rPr>
+                <w:rFonts w:ascii="Aptos" w:hAnsi="Aptos"/>
+                <w:b w:val="0"/>
+                <w:sz w:val="13"/>
+              </w:rPr>
+              <w:t>[TBD]</w:t>
+            </w:r>
+          </w:p>
+        </w:tc>
+        <w:tc>
+          <w:tcPr>
+            <w:tcW w:type="dxa" w:w="1306"/>
+            <w:shd w:fill="F2F6F9"/>
+            <w:vAlign w:val="center"/>
+          </w:tcPr>
+          <w:p>
+            <w:pPr>
+              <w:spacing w:after="0"/>
+            </w:pPr>
+            <w:r/>
+            <w:r>
+              <w:rPr>
+                <w:rFonts w:ascii="Aptos" w:hAnsi="Aptos"/>
+                <w:b w:val="0"/>
+                <w:sz w:val="13"/>
+              </w:rPr>
+              <w:t>[TBD]</w:t>
+            </w:r>
+          </w:p>
+        </w:tc>
+        <w:tc>
+          <w:tcPr>
+            <w:tcW w:type="dxa" w:w="1306"/>
+            <w:shd w:fill="F2F6F9"/>
+            <w:vAlign w:val="center"/>
+          </w:tcPr>
+          <w:p>
+            <w:pPr>
+              <w:spacing w:after="0"/>
+            </w:pPr>
+            <w:r/>
+            <w:r>
+              <w:rPr>
+                <w:rFonts w:ascii="Aptos" w:hAnsi="Aptos"/>
+                <w:b w:val="0"/>
+                <w:sz w:val="13"/>
+              </w:rPr>
+              <w:t>[TBD]</w:t>
+            </w:r>
+          </w:p>
+        </w:tc>
+        <w:tc>
+          <w:tcPr>
+            <w:tcW w:type="dxa" w:w="1306"/>
+            <w:shd w:fill="F2F6F9"/>
+            <w:vAlign w:val="center"/>
+          </w:tcPr>
+          <w:p>
+            <w:pPr>
+              <w:spacing w:after="0"/>
+            </w:pPr>
+            <w:r/>
+            <w:r>
+              <w:rPr>
+                <w:rFonts w:ascii="Aptos" w:hAnsi="Aptos"/>
+                <w:b w:val="0"/>
+                <w:sz w:val="13"/>
+              </w:rPr>
+              <w:t>[usage export / log path]</w:t>
+            </w:r>
+          </w:p>
+        </w:tc>
+      </w:tr>
+      <w:tr>
+        <w:tc>
+          <w:tcPr>
+            <w:tcW w:type="dxa" w:w="1306"/>
+            <w:vAlign w:val="center"/>
+          </w:tcPr>
+          <w:p>
+            <w:pPr>
+              <w:spacing w:after="0"/>
+            </w:pPr>
+            <w:r/>
+            <w:r>
+              <w:rPr>
+                <w:rFonts w:ascii="Aptos" w:hAnsi="Aptos"/>
+                <w:b/>
+                <w:sz w:val="13"/>
+              </w:rPr>
+              <w:t>Qwen [exact ID]</w:t>
+            </w:r>
+          </w:p>
+        </w:tc>
+        <w:tc>
+          <w:tcPr>
+            <w:tcW w:type="dxa" w:w="1306"/>
+            <w:vAlign w:val="center"/>
+          </w:tcPr>
+          <w:p>
+            <w:pPr>
+              <w:spacing w:after="0"/>
+            </w:pPr>
+            <w:r/>
+            <w:r>
+              <w:rPr>
+                <w:rFonts w:ascii="Aptos" w:hAnsi="Aptos"/>
+                <w:b w:val="0"/>
+                <w:sz w:val="13"/>
+              </w:rPr>
+              <w:t>B</w:t>
+            </w:r>
+          </w:p>
+        </w:tc>
+        <w:tc>
+          <w:tcPr>
+            <w:tcW w:type="dxa" w:w="1306"/>
+            <w:vAlign w:val="center"/>
+          </w:tcPr>
+          <w:p>
+            <w:pPr>
+              <w:spacing w:after="0"/>
+            </w:pPr>
+            <w:r/>
+            <w:r>
+              <w:rPr>
+                <w:rFonts w:ascii="Aptos" w:hAnsi="Aptos"/>
+                <w:b w:val="0"/>
+                <w:sz w:val="13"/>
+              </w:rPr>
+              <w:t>2</w:t>
+            </w:r>
+          </w:p>
+        </w:tc>
+        <w:tc>
+          <w:tcPr>
+            <w:tcW w:type="dxa" w:w="1306"/>
+            <w:vAlign w:val="center"/>
+          </w:tcPr>
+          <w:p>
+            <w:pPr>
+              <w:spacing w:after="0"/>
+            </w:pPr>
+            <w:r/>
+            <w:r>
+              <w:rPr>
+                <w:rFonts w:ascii="Aptos" w:hAnsi="Aptos"/>
+                <w:b w:val="0"/>
+                <w:sz w:val="13"/>
+              </w:rPr>
+              <w:t>[TBD]</w:t>
+            </w:r>
+          </w:p>
+        </w:tc>
+        <w:tc>
+          <w:tcPr>
+            <w:tcW w:type="dxa" w:w="1306"/>
+            <w:vAlign w:val="center"/>
+          </w:tcPr>
+          <w:p>
+            <w:pPr>
+              <w:spacing w:after="0"/>
+            </w:pPr>
+            <w:r/>
+            <w:r>
+              <w:rPr>
+                <w:rFonts w:ascii="Aptos" w:hAnsi="Aptos"/>
+                <w:b w:val="0"/>
+                <w:sz w:val="13"/>
+              </w:rPr>
+              <w:t>[TBD]</w:t>
+            </w:r>
+          </w:p>
+        </w:tc>
+        <w:tc>
+          <w:tcPr>
+            <w:tcW w:type="dxa" w:w="1306"/>
+            <w:vAlign w:val="center"/>
+          </w:tcPr>
+          <w:p>
+            <w:pPr>
+              <w:spacing w:after="0"/>
+            </w:pPr>
+            <w:r/>
+            <w:r>
+              <w:rPr>
+                <w:rFonts w:ascii="Aptos" w:hAnsi="Aptos"/>
+                <w:b w:val="0"/>
+                <w:sz w:val="13"/>
+              </w:rPr>
+              <w:t>[TBD]</w:t>
+            </w:r>
+          </w:p>
+        </w:tc>
+        <w:tc>
+          <w:tcPr>
+            <w:tcW w:type="dxa" w:w="1306"/>
+            <w:vAlign w:val="center"/>
+          </w:tcPr>
+          <w:p>
+            <w:pPr>
+              <w:spacing w:after="0"/>
+            </w:pPr>
+            <w:r/>
+            <w:r>
+              <w:rPr>
+                <w:rFonts w:ascii="Aptos" w:hAnsi="Aptos"/>
+                <w:b w:val="0"/>
+                <w:sz w:val="13"/>
+              </w:rPr>
+              <w:t>[TBD]</w:t>
+            </w:r>
+          </w:p>
+        </w:tc>
+        <w:tc>
+          <w:tcPr>
+            <w:tcW w:type="dxa" w:w="1306"/>
+            <w:vAlign w:val="center"/>
+          </w:tcPr>
+          <w:p>
+            <w:pPr>
+              <w:spacing w:after="0"/>
+            </w:pPr>
+            <w:r/>
+            <w:r>
+              <w:rPr>
+                <w:rFonts w:ascii="Aptos" w:hAnsi="Aptos"/>
+                <w:b w:val="0"/>
+                <w:sz w:val="13"/>
+              </w:rPr>
+              <w:t>[TBD]</w:t>
+            </w:r>
+          </w:p>
+        </w:tc>
+        <w:tc>
+          <w:tcPr>
+            <w:tcW w:type="dxa" w:w="1306"/>
+            <w:vAlign w:val="center"/>
+          </w:tcPr>
+          <w:p>
+            <w:pPr>
+              <w:spacing w:after="0"/>
+            </w:pPr>
+            <w:r/>
+            <w:r>
+              <w:rPr>
+                <w:rFonts w:ascii="Aptos" w:hAnsi="Aptos"/>
+                <w:b w:val="0"/>
+                <w:sz w:val="13"/>
+              </w:rPr>
+              <w:t>[TBD]</w:t>
+            </w:r>
+          </w:p>
+        </w:tc>
+        <w:tc>
+          <w:tcPr>
+            <w:tcW w:type="dxa" w:w="1306"/>
+            <w:vAlign w:val="center"/>
+          </w:tcPr>
+          <w:p>
+            <w:pPr>
+              <w:spacing w:after="0"/>
+            </w:pPr>
+            <w:r/>
+            <w:r>
+              <w:rPr>
+                <w:rFonts w:ascii="Aptos" w:hAnsi="Aptos"/>
+                <w:b w:val="0"/>
+                <w:sz w:val="13"/>
+              </w:rPr>
+              <w:t>[TBD]</w:t>
+            </w:r>
+          </w:p>
+        </w:tc>
+        <w:tc>
+          <w:tcPr>
+            <w:tcW w:type="dxa" w:w="1306"/>
+            <w:vAlign w:val="center"/>
+          </w:tcPr>
+          <w:p>
+            <w:pPr>
+              <w:spacing w:after="0"/>
+            </w:pPr>
+            <w:r/>
+            <w:r>
+              <w:rPr>
+                <w:rFonts w:ascii="Aptos" w:hAnsi="Aptos"/>
+                <w:b w:val="0"/>
+                <w:sz w:val="13"/>
+              </w:rPr>
+              <w:t>[usage export / log path]</w:t>
+            </w:r>
+          </w:p>
+        </w:tc>
+      </w:tr>
+      <w:tr>
+        <w:tc>
+          <w:tcPr>
+            <w:tcW w:type="dxa" w:w="1306"/>
+            <w:shd w:fill="F2F6F9"/>
+            <w:vAlign w:val="center"/>
+          </w:tcPr>
+          <w:p>
+            <w:pPr>
+              <w:spacing w:after="0"/>
+            </w:pPr>
+            <w:r/>
+            <w:r>
+              <w:rPr>
+                <w:rFonts w:ascii="Aptos" w:hAnsi="Aptos"/>
+                <w:b/>
+                <w:sz w:val="13"/>
+              </w:rPr>
+              <w:t>Qwen [exact ID]</w:t>
+            </w:r>
+          </w:p>
+        </w:tc>
+        <w:tc>
+          <w:tcPr>
+            <w:tcW w:type="dxa" w:w="1306"/>
+            <w:shd w:fill="F2F6F9"/>
+            <w:vAlign w:val="center"/>
+          </w:tcPr>
+          <w:p>
+            <w:pPr>
+              <w:spacing w:after="0"/>
+            </w:pPr>
+            <w:r/>
+            <w:r>
+              <w:rPr>
+                <w:rFonts w:ascii="Aptos" w:hAnsi="Aptos"/>
+                <w:b w:val="0"/>
+                <w:sz w:val="13"/>
+              </w:rPr>
+              <w:t>B</w:t>
+            </w:r>
+          </w:p>
+        </w:tc>
+        <w:tc>
+          <w:tcPr>
+            <w:tcW w:type="dxa" w:w="1306"/>
+            <w:shd w:fill="F2F6F9"/>
+            <w:vAlign w:val="center"/>
+          </w:tcPr>
+          <w:p>
+            <w:pPr>
+              <w:spacing w:after="0"/>
+            </w:pPr>
+            <w:r/>
+            <w:r>
+              <w:rPr>
+                <w:rFonts w:ascii="Aptos" w:hAnsi="Aptos"/>
+                <w:b w:val="0"/>
+                <w:sz w:val="13"/>
+              </w:rPr>
+              <w:t>3</w:t>
+            </w:r>
+          </w:p>
+        </w:tc>
+        <w:tc>
+          <w:tcPr>
+            <w:tcW w:type="dxa" w:w="1306"/>
+            <w:shd w:fill="F2F6F9"/>
+            <w:vAlign w:val="center"/>
+          </w:tcPr>
+          <w:p>
+            <w:pPr>
+              <w:spacing w:after="0"/>
+            </w:pPr>
+            <w:r/>
+            <w:r>
+              <w:rPr>
+                <w:rFonts w:ascii="Aptos" w:hAnsi="Aptos"/>
+                <w:b w:val="0"/>
+                <w:sz w:val="13"/>
+              </w:rPr>
+              <w:t>[TBD]</w:t>
+            </w:r>
+          </w:p>
+        </w:tc>
+        <w:tc>
+          <w:tcPr>
+            <w:tcW w:type="dxa" w:w="1306"/>
+            <w:shd w:fill="F2F6F9"/>
+            <w:vAlign w:val="center"/>
+          </w:tcPr>
+          <w:p>
+            <w:pPr>
+              <w:spacing w:after="0"/>
+            </w:pPr>
+            <w:r/>
+            <w:r>
+              <w:rPr>
+                <w:rFonts w:ascii="Aptos" w:hAnsi="Aptos"/>
+                <w:b w:val="0"/>
+                <w:sz w:val="13"/>
+              </w:rPr>
+              <w:t>[TBD]</w:t>
+            </w:r>
+          </w:p>
+        </w:tc>
+        <w:tc>
+          <w:tcPr>
+            <w:tcW w:type="dxa" w:w="1306"/>
+            <w:shd w:fill="F2F6F9"/>
+            <w:vAlign w:val="center"/>
+          </w:tcPr>
+          <w:p>
+            <w:pPr>
+              <w:spacing w:after="0"/>
+            </w:pPr>
+            <w:r/>
+            <w:r>
+              <w:rPr>
+                <w:rFonts w:ascii="Aptos" w:hAnsi="Aptos"/>
+                <w:b w:val="0"/>
+                <w:sz w:val="13"/>
+              </w:rPr>
+              <w:t>[TBD]</w:t>
+            </w:r>
+          </w:p>
+        </w:tc>
+        <w:tc>
+          <w:tcPr>
+            <w:tcW w:type="dxa" w:w="1306"/>
+            <w:shd w:fill="F2F6F9"/>
+            <w:vAlign w:val="center"/>
+          </w:tcPr>
+          <w:p>
+            <w:pPr>
+              <w:spacing w:after="0"/>
+            </w:pPr>
+            <w:r/>
+            <w:r>
+              <w:rPr>
+                <w:rFonts w:ascii="Aptos" w:hAnsi="Aptos"/>
+                <w:b w:val="0"/>
+                <w:sz w:val="13"/>
+              </w:rPr>
+              <w:t>[TBD]</w:t>
+            </w:r>
+          </w:p>
+        </w:tc>
+        <w:tc>
+          <w:tcPr>
+            <w:tcW w:type="dxa" w:w="1306"/>
+            <w:shd w:fill="F2F6F9"/>
+            <w:vAlign w:val="center"/>
+          </w:tcPr>
+          <w:p>
+            <w:pPr>
+              <w:spacing w:after="0"/>
+            </w:pPr>
+            <w:r/>
+            <w:r>
+              <w:rPr>
+                <w:rFonts w:ascii="Aptos" w:hAnsi="Aptos"/>
+                <w:b w:val="0"/>
+                <w:sz w:val="13"/>
+              </w:rPr>
+              <w:t>[TBD]</w:t>
+            </w:r>
+          </w:p>
+        </w:tc>
+        <w:tc>
+          <w:tcPr>
+            <w:tcW w:type="dxa" w:w="1306"/>
+            <w:shd w:fill="F2F6F9"/>
+            <w:vAlign w:val="center"/>
+          </w:tcPr>
+          <w:p>
+            <w:pPr>
+              <w:spacing w:after="0"/>
+            </w:pPr>
+            <w:r/>
+            <w:r>
+              <w:rPr>
+                <w:rFonts w:ascii="Aptos" w:hAnsi="Aptos"/>
+                <w:b w:val="0"/>
+                <w:sz w:val="13"/>
+              </w:rPr>
+              <w:t>[TBD]</w:t>
+            </w:r>
+          </w:p>
+        </w:tc>
+        <w:tc>
+          <w:tcPr>
+            <w:tcW w:type="dxa" w:w="1306"/>
+            <w:shd w:fill="F2F6F9"/>
+            <w:vAlign w:val="center"/>
+          </w:tcPr>
+          <w:p>
+            <w:pPr>
+              <w:spacing w:after="0"/>
+            </w:pPr>
+            <w:r/>
+            <w:r>
+              <w:rPr>
+                <w:rFonts w:ascii="Aptos" w:hAnsi="Aptos"/>
+                <w:b w:val="0"/>
+                <w:sz w:val="13"/>
+              </w:rPr>
+              <w:t>[TBD]</w:t>
+            </w:r>
+          </w:p>
+        </w:tc>
+        <w:tc>
+          <w:tcPr>
+            <w:tcW w:type="dxa" w:w="1306"/>
+            <w:shd w:fill="F2F6F9"/>
+            <w:vAlign w:val="center"/>
+          </w:tcPr>
+          <w:p>
+            <w:pPr>
+              <w:spacing w:after="0"/>
+            </w:pPr>
+            <w:r/>
+            <w:r>
+              <w:rPr>
+                <w:rFonts w:ascii="Aptos" w:hAnsi="Aptos"/>
+                <w:b w:val="0"/>
+                <w:sz w:val="13"/>
+              </w:rPr>
+              <w:t>[usage export / log path]</w:t>
+            </w:r>
+          </w:p>
+        </w:tc>
+      </w:tr>
+      <w:tr>
+        <w:tc>
+          <w:tcPr>
+            <w:tcW w:type="dxa" w:w="1306"/>
+            <w:vAlign w:val="center"/>
+          </w:tcPr>
+          <w:p>
+            <w:pPr>
+              <w:spacing w:after="0"/>
+            </w:pPr>
+            <w:r/>
+            <w:r>
+              <w:rPr>
+                <w:rFonts w:ascii="Aptos" w:hAnsi="Aptos"/>
+                <w:b/>
+                <w:sz w:val="13"/>
+              </w:rPr>
+              <w:t>Qwen-VL [exact ID]</w:t>
+            </w:r>
+          </w:p>
+        </w:tc>
+        <w:tc>
+          <w:tcPr>
+            <w:tcW w:type="dxa" w:w="1306"/>
+            <w:vAlign w:val="center"/>
+          </w:tcPr>
+          <w:p>
+            <w:pPr>
+              <w:spacing w:after="0"/>
+            </w:pPr>
+            <w:r/>
+            <w:r>
+              <w:rPr>
+                <w:rFonts w:ascii="Aptos" w:hAnsi="Aptos"/>
+                <w:b w:val="0"/>
+                <w:sz w:val="13"/>
+              </w:rPr>
+              <w:t>A</w:t>
+            </w:r>
+          </w:p>
+        </w:tc>
+        <w:tc>
+          <w:tcPr>
+            <w:tcW w:type="dxa" w:w="1306"/>
+            <w:vAlign w:val="center"/>
+          </w:tcPr>
+          <w:p>
+            <w:pPr>
+              <w:spacing w:after="0"/>
+            </w:pPr>
+            <w:r/>
+            <w:r>
+              <w:rPr>
+                <w:rFonts w:ascii="Aptos" w:hAnsi="Aptos"/>
+                <w:b w:val="0"/>
+                <w:sz w:val="13"/>
+              </w:rPr>
+              <w:t>1</w:t>
+            </w:r>
+          </w:p>
+        </w:tc>
+        <w:tc>
+          <w:tcPr>
+            <w:tcW w:type="dxa" w:w="1306"/>
+            <w:vAlign w:val="center"/>
+          </w:tcPr>
+          <w:p>
+            <w:pPr>
+              <w:spacing w:after="0"/>
+            </w:pPr>
+            <w:r/>
+            <w:r>
+              <w:rPr>
+                <w:rFonts w:ascii="Aptos" w:hAnsi="Aptos"/>
+                <w:b w:val="0"/>
+                <w:sz w:val="13"/>
+              </w:rPr>
+              <w:t>[TBD]</w:t>
+            </w:r>
+          </w:p>
+        </w:tc>
+        <w:tc>
+          <w:tcPr>
+            <w:tcW w:type="dxa" w:w="1306"/>
+            <w:vAlign w:val="center"/>
+          </w:tcPr>
+          <w:p>
+            <w:pPr>
+              <w:spacing w:after="0"/>
+            </w:pPr>
+            <w:r/>
+            <w:r>
+              <w:rPr>
+                <w:rFonts w:ascii="Aptos" w:hAnsi="Aptos"/>
+                <w:b w:val="0"/>
+                <w:sz w:val="13"/>
+              </w:rPr>
+              <w:t>[TBD]</w:t>
+            </w:r>
+          </w:p>
+        </w:tc>
+        <w:tc>
+          <w:tcPr>
+            <w:tcW w:type="dxa" w:w="1306"/>
+            <w:vAlign w:val="center"/>
+          </w:tcPr>
+          <w:p>
+            <w:pPr>
+              <w:spacing w:after="0"/>
+            </w:pPr>
+            <w:r/>
+            <w:r>
+              <w:rPr>
+                <w:rFonts w:ascii="Aptos" w:hAnsi="Aptos"/>
+                <w:b w:val="0"/>
+                <w:sz w:val="13"/>
+              </w:rPr>
+              <w:t>[TBD]</w:t>
+            </w:r>
+          </w:p>
+        </w:tc>
+        <w:tc>
+          <w:tcPr>
+            <w:tcW w:type="dxa" w:w="1306"/>
+            <w:vAlign w:val="center"/>
+          </w:tcPr>
+          <w:p>
+            <w:pPr>
+              <w:spacing w:after="0"/>
+            </w:pPr>
+            <w:r/>
+            <w:r>
+              <w:rPr>
+                <w:rFonts w:ascii="Aptos" w:hAnsi="Aptos"/>
+                <w:b w:val="0"/>
+                <w:sz w:val="13"/>
+              </w:rPr>
+              <w:t>[TBD]</w:t>
+            </w:r>
+          </w:p>
+        </w:tc>
+        <w:tc>
+          <w:tcPr>
+            <w:tcW w:type="dxa" w:w="1306"/>
+            <w:vAlign w:val="center"/>
+          </w:tcPr>
+          <w:p>
+            <w:pPr>
+              <w:spacing w:after="0"/>
+            </w:pPr>
+            <w:r/>
+            <w:r>
+              <w:rPr>
+                <w:rFonts w:ascii="Aptos" w:hAnsi="Aptos"/>
+                <w:b w:val="0"/>
+                <w:sz w:val="13"/>
+              </w:rPr>
+              <w:t>[TBD]</w:t>
+            </w:r>
+          </w:p>
+        </w:tc>
+        <w:tc>
+          <w:tcPr>
+            <w:tcW w:type="dxa" w:w="1306"/>
+            <w:vAlign w:val="center"/>
+          </w:tcPr>
+          <w:p>
+            <w:pPr>
+              <w:spacing w:after="0"/>
+            </w:pPr>
+            <w:r/>
+            <w:r>
+              <w:rPr>
+                <w:rFonts w:ascii="Aptos" w:hAnsi="Aptos"/>
+                <w:b w:val="0"/>
+                <w:sz w:val="13"/>
+              </w:rPr>
+              <w:t>[TBD]</w:t>
+            </w:r>
+          </w:p>
+        </w:tc>
+        <w:tc>
+          <w:tcPr>
+            <w:tcW w:type="dxa" w:w="1306"/>
+            <w:vAlign w:val="center"/>
+          </w:tcPr>
+          <w:p>
+            <w:pPr>
+              <w:spacing w:after="0"/>
+            </w:pPr>
+            <w:r/>
+            <w:r>
+              <w:rPr>
+                <w:rFonts w:ascii="Aptos" w:hAnsi="Aptos"/>
+                <w:b w:val="0"/>
+                <w:sz w:val="13"/>
+              </w:rPr>
+              <w:t>[TBD]</w:t>
+            </w:r>
+          </w:p>
+        </w:tc>
+        <w:tc>
+          <w:tcPr>
+            <w:tcW w:type="dxa" w:w="1306"/>
+            <w:vAlign w:val="center"/>
+          </w:tcPr>
+          <w:p>
+            <w:pPr>
+              <w:spacing w:after="0"/>
+            </w:pPr>
+            <w:r/>
+            <w:r>
+              <w:rPr>
+                <w:rFonts w:ascii="Aptos" w:hAnsi="Aptos"/>
+                <w:b w:val="0"/>
+                <w:sz w:val="13"/>
+              </w:rPr>
+              <w:t>[usage export / log path]</w:t>
+            </w:r>
+          </w:p>
+        </w:tc>
+      </w:tr>
+      <w:tr>
+        <w:tc>
+          <w:tcPr>
+            <w:tcW w:type="dxa" w:w="1306"/>
+            <w:shd w:fill="F2F6F9"/>
+            <w:vAlign w:val="center"/>
+          </w:tcPr>
+          <w:p>
+            <w:pPr>
+              <w:spacing w:after="0"/>
+            </w:pPr>
+            <w:r/>
+            <w:r>
+              <w:rPr>
+                <w:rFonts w:ascii="Aptos" w:hAnsi="Aptos"/>
+                <w:b/>
+                <w:sz w:val="13"/>
+              </w:rPr>
+              <w:t>Qwen-VL [exact ID]</w:t>
+            </w:r>
+          </w:p>
+        </w:tc>
+        <w:tc>
+          <w:tcPr>
+            <w:tcW w:type="dxa" w:w="1306"/>
+            <w:shd w:fill="F2F6F9"/>
+            <w:vAlign w:val="center"/>
+          </w:tcPr>
+          <w:p>
+            <w:pPr>
+              <w:spacing w:after="0"/>
+            </w:pPr>
+            <w:r/>
+            <w:r>
+              <w:rPr>
+                <w:rFonts w:ascii="Aptos" w:hAnsi="Aptos"/>
+                <w:b w:val="0"/>
+                <w:sz w:val="13"/>
+              </w:rPr>
+              <w:t>A</w:t>
+            </w:r>
+          </w:p>
+        </w:tc>
+        <w:tc>
+          <w:tcPr>
+            <w:tcW w:type="dxa" w:w="1306"/>
+            <w:shd w:fill="F2F6F9"/>
+            <w:vAlign w:val="center"/>
+          </w:tcPr>
+          <w:p>
+            <w:pPr>
+              <w:spacing w:after="0"/>
+            </w:pPr>
+            <w:r/>
+            <w:r>
+              <w:rPr>
+                <w:rFonts w:ascii="Aptos" w:hAnsi="Aptos"/>
+                <w:b w:val="0"/>
+                <w:sz w:val="13"/>
+              </w:rPr>
+              <w:t>2</w:t>
+            </w:r>
+          </w:p>
+        </w:tc>
+        <w:tc>
+          <w:tcPr>
+            <w:tcW w:type="dxa" w:w="1306"/>
+            <w:shd w:fill="F2F6F9"/>
+            <w:vAlign w:val="center"/>
+          </w:tcPr>
+          <w:p>
+            <w:pPr>
+              <w:spacing w:after="0"/>
+            </w:pPr>
+            <w:r/>
+            <w:r>
+              <w:rPr>
+                <w:rFonts w:ascii="Aptos" w:hAnsi="Aptos"/>
+                <w:b w:val="0"/>
+                <w:sz w:val="13"/>
+              </w:rPr>
+              <w:t>[TBD]</w:t>
+            </w:r>
+          </w:p>
+        </w:tc>
+        <w:tc>
+          <w:tcPr>
+            <w:tcW w:type="dxa" w:w="1306"/>
+            <w:shd w:fill="F2F6F9"/>
+            <w:vAlign w:val="center"/>
+          </w:tcPr>
+          <w:p>
+            <w:pPr>
+              <w:spacing w:after="0"/>
+            </w:pPr>
+            <w:r/>
+            <w:r>
+              <w:rPr>
+                <w:rFonts w:ascii="Aptos" w:hAnsi="Aptos"/>
+                <w:b w:val="0"/>
+                <w:sz w:val="13"/>
+              </w:rPr>
+              <w:t>[TBD]</w:t>
+            </w:r>
+          </w:p>
+        </w:tc>
+        <w:tc>
+          <w:tcPr>
+            <w:tcW w:type="dxa" w:w="1306"/>
+            <w:shd w:fill="F2F6F9"/>
+            <w:vAlign w:val="center"/>
+          </w:tcPr>
+          <w:p>
+            <w:pPr>
+              <w:spacing w:after="0"/>
+            </w:pPr>
+            <w:r/>
+            <w:r>
+              <w:rPr>
+                <w:rFonts w:ascii="Aptos" w:hAnsi="Aptos"/>
+                <w:b w:val="0"/>
+                <w:sz w:val="13"/>
+              </w:rPr>
+              <w:t>[TBD]</w:t>
+            </w:r>
+          </w:p>
+        </w:tc>
+        <w:tc>
+          <w:tcPr>
+            <w:tcW w:type="dxa" w:w="1306"/>
+            <w:shd w:fill="F2F6F9"/>
+            <w:vAlign w:val="center"/>
+          </w:tcPr>
+          <w:p>
+            <w:pPr>
+              <w:spacing w:after="0"/>
+            </w:pPr>
+            <w:r/>
+            <w:r>
+              <w:rPr>
+                <w:rFonts w:ascii="Aptos" w:hAnsi="Aptos"/>
+                <w:b w:val="0"/>
+                <w:sz w:val="13"/>
+              </w:rPr>
+              <w:t>[TBD]</w:t>
+            </w:r>
+          </w:p>
+        </w:tc>
+        <w:tc>
+          <w:tcPr>
+            <w:tcW w:type="dxa" w:w="1306"/>
+            <w:shd w:fill="F2F6F9"/>
+            <w:vAlign w:val="center"/>
+          </w:tcPr>
+          <w:p>
+            <w:pPr>
+              <w:spacing w:after="0"/>
+            </w:pPr>
+            <w:r/>
+            <w:r>
+              <w:rPr>
+                <w:rFonts w:ascii="Aptos" w:hAnsi="Aptos"/>
+                <w:b w:val="0"/>
+                <w:sz w:val="13"/>
+              </w:rPr>
+              <w:t>[TBD]</w:t>
+            </w:r>
+          </w:p>
+        </w:tc>
+        <w:tc>
+          <w:tcPr>
+            <w:tcW w:type="dxa" w:w="1306"/>
+            <w:shd w:fill="F2F6F9"/>
+            <w:vAlign w:val="center"/>
+          </w:tcPr>
+          <w:p>
+            <w:pPr>
+              <w:spacing w:after="0"/>
+            </w:pPr>
+            <w:r/>
+            <w:r>
+              <w:rPr>
+                <w:rFonts w:ascii="Aptos" w:hAnsi="Aptos"/>
+                <w:b w:val="0"/>
+                <w:sz w:val="13"/>
+              </w:rPr>
+              <w:t>[TBD]</w:t>
+            </w:r>
+          </w:p>
+        </w:tc>
+        <w:tc>
+          <w:tcPr>
+            <w:tcW w:type="dxa" w:w="1306"/>
+            <w:shd w:fill="F2F6F9"/>
+            <w:vAlign w:val="center"/>
+          </w:tcPr>
+          <w:p>
+            <w:pPr>
+              <w:spacing w:after="0"/>
+            </w:pPr>
+            <w:r/>
+            <w:r>
+              <w:rPr>
+                <w:rFonts w:ascii="Aptos" w:hAnsi="Aptos"/>
+                <w:b w:val="0"/>
+                <w:sz w:val="13"/>
+              </w:rPr>
+              <w:t>[TBD]</w:t>
+            </w:r>
+          </w:p>
+        </w:tc>
+        <w:tc>
+          <w:tcPr>
+            <w:tcW w:type="dxa" w:w="1306"/>
+            <w:shd w:fill="F2F6F9"/>
+            <w:vAlign w:val="center"/>
+          </w:tcPr>
+          <w:p>
+            <w:pPr>
+              <w:spacing w:after="0"/>
+            </w:pPr>
+            <w:r/>
+            <w:r>
+              <w:rPr>
+                <w:rFonts w:ascii="Aptos" w:hAnsi="Aptos"/>
+                <w:b w:val="0"/>
+                <w:sz w:val="13"/>
+              </w:rPr>
+              <w:t>[usage export / log path]</w:t>
+            </w:r>
+          </w:p>
+        </w:tc>
+      </w:tr>
+      <w:tr>
+        <w:tc>
+          <w:tcPr>
+            <w:tcW w:type="dxa" w:w="1306"/>
+            <w:vAlign w:val="center"/>
+          </w:tcPr>
+          <w:p>
+            <w:pPr>
+              <w:spacing w:after="0"/>
+            </w:pPr>
+            <w:r/>
+            <w:r>
+              <w:rPr>
+                <w:rFonts w:ascii="Aptos" w:hAnsi="Aptos"/>
+                <w:b/>
+                <w:sz w:val="13"/>
+              </w:rPr>
+              <w:t>Qwen-VL [exact ID]</w:t>
+            </w:r>
+          </w:p>
+        </w:tc>
+        <w:tc>
+          <w:tcPr>
+            <w:tcW w:type="dxa" w:w="1306"/>
+            <w:vAlign w:val="center"/>
+          </w:tcPr>
+          <w:p>
+            <w:pPr>
+              <w:spacing w:after="0"/>
+            </w:pPr>
+            <w:r/>
+            <w:r>
+              <w:rPr>
+                <w:rFonts w:ascii="Aptos" w:hAnsi="Aptos"/>
+                <w:b w:val="0"/>
+                <w:sz w:val="13"/>
+              </w:rPr>
+              <w:t>A</w:t>
+            </w:r>
+          </w:p>
+        </w:tc>
+        <w:tc>
+          <w:tcPr>
+            <w:tcW w:type="dxa" w:w="1306"/>
+            <w:vAlign w:val="center"/>
+          </w:tcPr>
+          <w:p>
+            <w:pPr>
+              <w:spacing w:after="0"/>
+            </w:pPr>
+            <w:r/>
+            <w:r>
+              <w:rPr>
+                <w:rFonts w:ascii="Aptos" w:hAnsi="Aptos"/>
+                <w:b w:val="0"/>
+                <w:sz w:val="13"/>
+              </w:rPr>
+              <w:t>3</w:t>
+            </w:r>
+          </w:p>
+        </w:tc>
+        <w:tc>
+          <w:tcPr>
+            <w:tcW w:type="dxa" w:w="1306"/>
+            <w:vAlign w:val="center"/>
+          </w:tcPr>
+          <w:p>
+            <w:pPr>
+              <w:spacing w:after="0"/>
+            </w:pPr>
+            <w:r/>
+            <w:r>
+              <w:rPr>
+                <w:rFonts w:ascii="Aptos" w:hAnsi="Aptos"/>
+                <w:b w:val="0"/>
+                <w:sz w:val="13"/>
+              </w:rPr>
+              <w:t>[TBD]</w:t>
+            </w:r>
+          </w:p>
+        </w:tc>
+        <w:tc>
+          <w:tcPr>
+            <w:tcW w:type="dxa" w:w="1306"/>
+            <w:vAlign w:val="center"/>
+          </w:tcPr>
+          <w:p>
+            <w:pPr>
+              <w:spacing w:after="0"/>
+            </w:pPr>
+            <w:r/>
+            <w:r>
+              <w:rPr>
+                <w:rFonts w:ascii="Aptos" w:hAnsi="Aptos"/>
+                <w:b w:val="0"/>
+                <w:sz w:val="13"/>
+              </w:rPr>
+              <w:t>[TBD]</w:t>
+            </w:r>
+          </w:p>
+        </w:tc>
+        <w:tc>
+          <w:tcPr>
+            <w:tcW w:type="dxa" w:w="1306"/>
+            <w:vAlign w:val="center"/>
+          </w:tcPr>
+          <w:p>
+            <w:pPr>
+              <w:spacing w:after="0"/>
+            </w:pPr>
+            <w:r/>
+            <w:r>
+              <w:rPr>
+                <w:rFonts w:ascii="Aptos" w:hAnsi="Aptos"/>
+                <w:b w:val="0"/>
+                <w:sz w:val="13"/>
+              </w:rPr>
+              <w:t>[TBD]</w:t>
+            </w:r>
+          </w:p>
+        </w:tc>
+        <w:tc>
+          <w:tcPr>
+            <w:tcW w:type="dxa" w:w="1306"/>
+            <w:vAlign w:val="center"/>
+          </w:tcPr>
+          <w:p>
+            <w:pPr>
+              <w:spacing w:after="0"/>
+            </w:pPr>
+            <w:r/>
+            <w:r>
+              <w:rPr>
+                <w:rFonts w:ascii="Aptos" w:hAnsi="Aptos"/>
+                <w:b w:val="0"/>
+                <w:sz w:val="13"/>
+              </w:rPr>
+              <w:t>[TBD]</w:t>
+            </w:r>
+          </w:p>
+        </w:tc>
+        <w:tc>
+          <w:tcPr>
+            <w:tcW w:type="dxa" w:w="1306"/>
+            <w:vAlign w:val="center"/>
+          </w:tcPr>
+          <w:p>
+            <w:pPr>
+              <w:spacing w:after="0"/>
+            </w:pPr>
+            <w:r/>
+            <w:r>
+              <w:rPr>
+                <w:rFonts w:ascii="Aptos" w:hAnsi="Aptos"/>
+                <w:b w:val="0"/>
+                <w:sz w:val="13"/>
+              </w:rPr>
+              <w:t>[TBD]</w:t>
+            </w:r>
+          </w:p>
+        </w:tc>
+        <w:tc>
+          <w:tcPr>
+            <w:tcW w:type="dxa" w:w="1306"/>
+            <w:vAlign w:val="center"/>
+          </w:tcPr>
+          <w:p>
+            <w:pPr>
+              <w:spacing w:after="0"/>
+            </w:pPr>
+            <w:r/>
+            <w:r>
+              <w:rPr>
+                <w:rFonts w:ascii="Aptos" w:hAnsi="Aptos"/>
+                <w:b w:val="0"/>
+                <w:sz w:val="13"/>
+              </w:rPr>
+              <w:t>[TBD]</w:t>
+            </w:r>
+          </w:p>
+        </w:tc>
+        <w:tc>
+          <w:tcPr>
+            <w:tcW w:type="dxa" w:w="1306"/>
+            <w:vAlign w:val="center"/>
+          </w:tcPr>
+          <w:p>
+            <w:pPr>
+              <w:spacing w:after="0"/>
+            </w:pPr>
+            <w:r/>
+            <w:r>
+              <w:rPr>
+                <w:rFonts w:ascii="Aptos" w:hAnsi="Aptos"/>
+                <w:b w:val="0"/>
+                <w:sz w:val="13"/>
+              </w:rPr>
+              <w:t>[TBD]</w:t>
+            </w:r>
+          </w:p>
+        </w:tc>
+        <w:tc>
+          <w:tcPr>
+            <w:tcW w:type="dxa" w:w="1306"/>
+            <w:vAlign w:val="center"/>
+          </w:tcPr>
+          <w:p>
+            <w:pPr>
+              <w:spacing w:after="0"/>
+            </w:pPr>
+            <w:r/>
+            <w:r>
+              <w:rPr>
+                <w:rFonts w:ascii="Aptos" w:hAnsi="Aptos"/>
+                <w:b w:val="0"/>
+                <w:sz w:val="13"/>
+              </w:rPr>
+              <w:t>[usage export / log path]</w:t>
+            </w:r>
+          </w:p>
+        </w:tc>
+      </w:tr>
+      <w:tr>
+        <w:tc>
+          <w:tcPr>
+            <w:tcW w:type="dxa" w:w="1306"/>
+            <w:shd w:fill="F2F6F9"/>
+            <w:vAlign w:val="center"/>
+          </w:tcPr>
+          <w:p>
+            <w:pPr>
+              <w:spacing w:after="0"/>
+            </w:pPr>
+            <w:r/>
+            <w:r>
+              <w:rPr>
+                <w:rFonts w:ascii="Aptos" w:hAnsi="Aptos"/>
+                <w:b/>
+                <w:sz w:val="13"/>
+              </w:rPr>
+              <w:t>Qwen-VL [exact ID]</w:t>
+            </w:r>
+          </w:p>
+        </w:tc>
+        <w:tc>
+          <w:tcPr>
+            <w:tcW w:type="dxa" w:w="1306"/>
+            <w:shd w:fill="F2F6F9"/>
+            <w:vAlign w:val="center"/>
+          </w:tcPr>
+          <w:p>
+            <w:pPr>
+              <w:spacing w:after="0"/>
+            </w:pPr>
+            <w:r/>
+            <w:r>
+              <w:rPr>
+                <w:rFonts w:ascii="Aptos" w:hAnsi="Aptos"/>
+                <w:b w:val="0"/>
+                <w:sz w:val="13"/>
+              </w:rPr>
+              <w:t>B</w:t>
+            </w:r>
+          </w:p>
+        </w:tc>
+        <w:tc>
+          <w:tcPr>
+            <w:tcW w:type="dxa" w:w="1306"/>
+            <w:shd w:fill="F2F6F9"/>
+            <w:vAlign w:val="center"/>
+          </w:tcPr>
+          <w:p>
+            <w:pPr>
+              <w:spacing w:after="0"/>
+            </w:pPr>
+            <w:r/>
+            <w:r>
+              <w:rPr>
+                <w:rFonts w:ascii="Aptos" w:hAnsi="Aptos"/>
+                <w:b w:val="0"/>
+                <w:sz w:val="13"/>
+              </w:rPr>
+              <w:t>1</w:t>
+            </w:r>
+          </w:p>
+        </w:tc>
+        <w:tc>
+          <w:tcPr>
+            <w:tcW w:type="dxa" w:w="1306"/>
+            <w:shd w:fill="F2F6F9"/>
+            <w:vAlign w:val="center"/>
+          </w:tcPr>
+          <w:p>
+            <w:pPr>
+              <w:spacing w:after="0"/>
+            </w:pPr>
+            <w:r/>
+            <w:r>
+              <w:rPr>
+                <w:rFonts w:ascii="Aptos" w:hAnsi="Aptos"/>
+                <w:b w:val="0"/>
+                <w:sz w:val="13"/>
+              </w:rPr>
+              <w:t>[TBD]</w:t>
+            </w:r>
+          </w:p>
+        </w:tc>
+        <w:tc>
+          <w:tcPr>
+            <w:tcW w:type="dxa" w:w="1306"/>
+            <w:shd w:fill="F2F6F9"/>
+            <w:vAlign w:val="center"/>
+          </w:tcPr>
+          <w:p>
+            <w:pPr>
+              <w:spacing w:after="0"/>
+            </w:pPr>
+            <w:r/>
+            <w:r>
+              <w:rPr>
+                <w:rFonts w:ascii="Aptos" w:hAnsi="Aptos"/>
+                <w:b w:val="0"/>
+                <w:sz w:val="13"/>
+              </w:rPr>
+              <w:t>[TBD]</w:t>
+            </w:r>
+          </w:p>
+        </w:tc>
+        <w:tc>
+          <w:tcPr>
+            <w:tcW w:type="dxa" w:w="1306"/>
+            <w:shd w:fill="F2F6F9"/>
+            <w:vAlign w:val="center"/>
+          </w:tcPr>
+          <w:p>
+            <w:pPr>
+              <w:spacing w:after="0"/>
+            </w:pPr>
+            <w:r/>
+            <w:r>
+              <w:rPr>
+                <w:rFonts w:ascii="Aptos" w:hAnsi="Aptos"/>
+                <w:b w:val="0"/>
+                <w:sz w:val="13"/>
+              </w:rPr>
+              <w:t>[TBD]</w:t>
+            </w:r>
+          </w:p>
+        </w:tc>
+        <w:tc>
+          <w:tcPr>
+            <w:tcW w:type="dxa" w:w="1306"/>
+            <w:shd w:fill="F2F6F9"/>
+            <w:vAlign w:val="center"/>
+          </w:tcPr>
+          <w:p>
+            <w:pPr>
+              <w:spacing w:after="0"/>
+            </w:pPr>
+            <w:r/>
+            <w:r>
+              <w:rPr>
+                <w:rFonts w:ascii="Aptos" w:hAnsi="Aptos"/>
+                <w:b w:val="0"/>
+                <w:sz w:val="13"/>
+              </w:rPr>
+              <w:t>[TBD]</w:t>
+            </w:r>
+          </w:p>
+        </w:tc>
+        <w:tc>
+          <w:tcPr>
+            <w:tcW w:type="dxa" w:w="1306"/>
+            <w:shd w:fill="F2F6F9"/>
+            <w:vAlign w:val="center"/>
+          </w:tcPr>
+          <w:p>
+            <w:pPr>
+              <w:spacing w:after="0"/>
+            </w:pPr>
+            <w:r/>
+            <w:r>
+              <w:rPr>
+                <w:rFonts w:ascii="Aptos" w:hAnsi="Aptos"/>
+                <w:b w:val="0"/>
+                <w:sz w:val="13"/>
+              </w:rPr>
+              <w:t>[TBD]</w:t>
+            </w:r>
+          </w:p>
+        </w:tc>
+        <w:tc>
+          <w:tcPr>
+            <w:tcW w:type="dxa" w:w="1306"/>
+            <w:shd w:fill="F2F6F9"/>
+            <w:vAlign w:val="center"/>
+          </w:tcPr>
+          <w:p>
+            <w:pPr>
+              <w:spacing w:after="0"/>
+            </w:pPr>
+            <w:r/>
+            <w:r>
+              <w:rPr>
+                <w:rFonts w:ascii="Aptos" w:hAnsi="Aptos"/>
+                <w:b w:val="0"/>
+                <w:sz w:val="13"/>
+              </w:rPr>
+              <w:t>[TBD]</w:t>
+            </w:r>
+          </w:p>
+        </w:tc>
+        <w:tc>
+          <w:tcPr>
+            <w:tcW w:type="dxa" w:w="1306"/>
+            <w:shd w:fill="F2F6F9"/>
+            <w:vAlign w:val="center"/>
+          </w:tcPr>
+          <w:p>
+            <w:pPr>
+              <w:spacing w:after="0"/>
+            </w:pPr>
+            <w:r/>
+            <w:r>
+              <w:rPr>
+                <w:rFonts w:ascii="Aptos" w:hAnsi="Aptos"/>
+                <w:b w:val="0"/>
+                <w:sz w:val="13"/>
+              </w:rPr>
+              <w:t>[TBD]</w:t>
+            </w:r>
+          </w:p>
+        </w:tc>
+        <w:tc>
+          <w:tcPr>
+            <w:tcW w:type="dxa" w:w="1306"/>
+            <w:shd w:fill="F2F6F9"/>
+            <w:vAlign w:val="center"/>
+          </w:tcPr>
+          <w:p>
+            <w:pPr>
+              <w:spacing w:after="0"/>
+            </w:pPr>
+            <w:r/>
+            <w:r>
+              <w:rPr>
+                <w:rFonts w:ascii="Aptos" w:hAnsi="Aptos"/>
+                <w:b w:val="0"/>
+                <w:sz w:val="13"/>
+              </w:rPr>
+              <w:t>[usage export / log path]</w:t>
+            </w:r>
+          </w:p>
+        </w:tc>
+      </w:tr>
+      <w:tr>
+        <w:tc>
+          <w:tcPr>
+            <w:tcW w:type="dxa" w:w="1306"/>
+            <w:vAlign w:val="center"/>
+          </w:tcPr>
+          <w:p>
+            <w:pPr>
+              <w:spacing w:after="0"/>
+            </w:pPr>
+            <w:r/>
+            <w:r>
+              <w:rPr>
+                <w:rFonts w:ascii="Aptos" w:hAnsi="Aptos"/>
+                <w:b/>
+                <w:sz w:val="13"/>
+              </w:rPr>
+              <w:t>Qwen-VL [exact ID]</w:t>
+            </w:r>
+          </w:p>
+        </w:tc>
+        <w:tc>
+          <w:tcPr>
+            <w:tcW w:type="dxa" w:w="1306"/>
+            <w:vAlign w:val="center"/>
+          </w:tcPr>
+          <w:p>
+            <w:pPr>
+              <w:spacing w:after="0"/>
+            </w:pPr>
+            <w:r/>
+            <w:r>
+              <w:rPr>
+                <w:rFonts w:ascii="Aptos" w:hAnsi="Aptos"/>
+                <w:b w:val="0"/>
+                <w:sz w:val="13"/>
+              </w:rPr>
+              <w:t>B</w:t>
+            </w:r>
+          </w:p>
+        </w:tc>
+        <w:tc>
+          <w:tcPr>
+            <w:tcW w:type="dxa" w:w="1306"/>
+            <w:vAlign w:val="center"/>
+          </w:tcPr>
+          <w:p>
+            <w:pPr>
+              <w:spacing w:after="0"/>
+            </w:pPr>
+            <w:r/>
+            <w:r>
+              <w:rPr>
+                <w:rFonts w:ascii="Aptos" w:hAnsi="Aptos"/>
+                <w:b w:val="0"/>
+                <w:sz w:val="13"/>
+              </w:rPr>
+              <w:t>2</w:t>
+            </w:r>
+          </w:p>
+        </w:tc>
+        <w:tc>
+          <w:tcPr>
+            <w:tcW w:type="dxa" w:w="1306"/>
+            <w:vAlign w:val="center"/>
+          </w:tcPr>
+          <w:p>
+            <w:pPr>
+              <w:spacing w:after="0"/>
+            </w:pPr>
+            <w:r/>
+            <w:r>
+              <w:rPr>
+                <w:rFonts w:ascii="Aptos" w:hAnsi="Aptos"/>
+                <w:b w:val="0"/>
+                <w:sz w:val="13"/>
+              </w:rPr>
+              <w:t>[TBD]</w:t>
+            </w:r>
+          </w:p>
+        </w:tc>
+        <w:tc>
+          <w:tcPr>
+            <w:tcW w:type="dxa" w:w="1306"/>
+            <w:vAlign w:val="center"/>
+          </w:tcPr>
+          <w:p>
+            <w:pPr>
+              <w:spacing w:after="0"/>
+            </w:pPr>
+            <w:r/>
+            <w:r>
+              <w:rPr>
+                <w:rFonts w:ascii="Aptos" w:hAnsi="Aptos"/>
+                <w:b w:val="0"/>
+                <w:sz w:val="13"/>
+              </w:rPr>
+              <w:t>[TBD]</w:t>
+            </w:r>
+          </w:p>
+        </w:tc>
+        <w:tc>
+          <w:tcPr>
+            <w:tcW w:type="dxa" w:w="1306"/>
+            <w:vAlign w:val="center"/>
+          </w:tcPr>
+          <w:p>
+            <w:pPr>
+              <w:spacing w:after="0"/>
+            </w:pPr>
+            <w:r/>
+            <w:r>
+              <w:rPr>
+                <w:rFonts w:ascii="Aptos" w:hAnsi="Aptos"/>
+                <w:b w:val="0"/>
+                <w:sz w:val="13"/>
+              </w:rPr>
+              <w:t>[TBD]</w:t>
+            </w:r>
+          </w:p>
+        </w:tc>
+        <w:tc>
+          <w:tcPr>
+            <w:tcW w:type="dxa" w:w="1306"/>
+            <w:vAlign w:val="center"/>
+          </w:tcPr>
+          <w:p>
+            <w:pPr>
+              <w:spacing w:after="0"/>
+            </w:pPr>
+            <w:r/>
+            <w:r>
+              <w:rPr>
+                <w:rFonts w:ascii="Aptos" w:hAnsi="Aptos"/>
+                <w:b w:val="0"/>
+                <w:sz w:val="13"/>
+              </w:rPr>
+              <w:t>[TBD]</w:t>
+            </w:r>
+          </w:p>
+        </w:tc>
+        <w:tc>
+          <w:tcPr>
+            <w:tcW w:type="dxa" w:w="1306"/>
+            <w:vAlign w:val="center"/>
+          </w:tcPr>
+          <w:p>
+            <w:pPr>
+              <w:spacing w:after="0"/>
+            </w:pPr>
+            <w:r/>
+            <w:r>
+              <w:rPr>
+                <w:rFonts w:ascii="Aptos" w:hAnsi="Aptos"/>
+                <w:b w:val="0"/>
+                <w:sz w:val="13"/>
+              </w:rPr>
+              <w:t>[TBD]</w:t>
+            </w:r>
+          </w:p>
+        </w:tc>
+        <w:tc>
+          <w:tcPr>
+            <w:tcW w:type="dxa" w:w="1306"/>
+            <w:vAlign w:val="center"/>
+          </w:tcPr>
+          <w:p>
+            <w:pPr>
+              <w:spacing w:after="0"/>
+            </w:pPr>
+            <w:r/>
+            <w:r>
+              <w:rPr>
+                <w:rFonts w:ascii="Aptos" w:hAnsi="Aptos"/>
+                <w:b w:val="0"/>
+                <w:sz w:val="13"/>
+              </w:rPr>
+              <w:t>[TBD]</w:t>
+            </w:r>
+          </w:p>
+        </w:tc>
+        <w:tc>
+          <w:tcPr>
+            <w:tcW w:type="dxa" w:w="1306"/>
+            <w:vAlign w:val="center"/>
+          </w:tcPr>
+          <w:p>
+            <w:pPr>
+              <w:spacing w:after="0"/>
+            </w:pPr>
+            <w:r/>
+            <w:r>
+              <w:rPr>
+                <w:rFonts w:ascii="Aptos" w:hAnsi="Aptos"/>
+                <w:b w:val="0"/>
+                <w:sz w:val="13"/>
+              </w:rPr>
+              <w:t>[TBD]</w:t>
+            </w:r>
+          </w:p>
+        </w:tc>
+        <w:tc>
+          <w:tcPr>
+            <w:tcW w:type="dxa" w:w="1306"/>
+            <w:vAlign w:val="center"/>
+          </w:tcPr>
+          <w:p>
+            <w:pPr>
+              <w:spacing w:after="0"/>
+            </w:pPr>
+            <w:r/>
+            <w:r>
+              <w:rPr>
+                <w:rFonts w:ascii="Aptos" w:hAnsi="Aptos"/>
+                <w:b w:val="0"/>
+                <w:sz w:val="13"/>
+              </w:rPr>
+              <w:t>[usage export / log path]</w:t>
+            </w:r>
+          </w:p>
+        </w:tc>
+      </w:tr>
+      <w:tr>
+        <w:tc>
+          <w:tcPr>
+            <w:tcW w:type="dxa" w:w="1306"/>
+            <w:shd w:fill="F2F6F9"/>
+            <w:vAlign w:val="center"/>
+          </w:tcPr>
+          <w:p>
+            <w:pPr>
+              <w:spacing w:after="0"/>
+            </w:pPr>
+            <w:r/>
+            <w:r>
+              <w:rPr>
+                <w:rFonts w:ascii="Aptos" w:hAnsi="Aptos"/>
+                <w:b/>
+                <w:sz w:val="13"/>
+              </w:rPr>
+              <w:t>Qwen-VL [exact ID]</w:t>
+            </w:r>
+          </w:p>
+        </w:tc>
+        <w:tc>
+          <w:tcPr>
+            <w:tcW w:type="dxa" w:w="1306"/>
+            <w:shd w:fill="F2F6F9"/>
+            <w:vAlign w:val="center"/>
+          </w:tcPr>
+          <w:p>
+            <w:pPr>
+              <w:spacing w:after="0"/>
+            </w:pPr>
+            <w:r/>
+            <w:r>
+              <w:rPr>
+                <w:rFonts w:ascii="Aptos" w:hAnsi="Aptos"/>
+                <w:b w:val="0"/>
+                <w:sz w:val="13"/>
+              </w:rPr>
+              <w:t>B</w:t>
+            </w:r>
+          </w:p>
+        </w:tc>
+        <w:tc>
+          <w:tcPr>
+            <w:tcW w:type="dxa" w:w="1306"/>
+            <w:shd w:fill="F2F6F9"/>
+            <w:vAlign w:val="center"/>
+          </w:tcPr>
+          <w:p>
+            <w:pPr>
+              <w:spacing w:after="0"/>
+            </w:pPr>
+            <w:r/>
+            <w:r>
+              <w:rPr>
+                <w:rFonts w:ascii="Aptos" w:hAnsi="Aptos"/>
+                <w:b w:val="0"/>
+                <w:sz w:val="13"/>
+              </w:rPr>
+              <w:t>3</w:t>
+            </w:r>
+          </w:p>
+        </w:tc>
+        <w:tc>
+          <w:tcPr>
+            <w:tcW w:type="dxa" w:w="1306"/>
+            <w:shd w:fill="F2F6F9"/>
+            <w:vAlign w:val="center"/>
+          </w:tcPr>
+          <w:p>
+            <w:pPr>
+              <w:spacing w:after="0"/>
+            </w:pPr>
+            <w:r/>
+            <w:r>
+              <w:rPr>
+                <w:rFonts w:ascii="Aptos" w:hAnsi="Aptos"/>
+                <w:b w:val="0"/>
+                <w:sz w:val="13"/>
+              </w:rPr>
+              <w:t>[TBD]</w:t>
+            </w:r>
+          </w:p>
+        </w:tc>
+        <w:tc>
+          <w:tcPr>
+            <w:tcW w:type="dxa" w:w="1306"/>
+            <w:shd w:fill="F2F6F9"/>
+            <w:vAlign w:val="center"/>
+          </w:tcPr>
+          <w:p>
+            <w:pPr>
+              <w:spacing w:after="0"/>
+            </w:pPr>
+            <w:r/>
+            <w:r>
+              <w:rPr>
+                <w:rFonts w:ascii="Aptos" w:hAnsi="Aptos"/>
+                <w:b w:val="0"/>
+                <w:sz w:val="13"/>
+              </w:rPr>
+              <w:t>[TBD]</w:t>
+            </w:r>
+          </w:p>
+        </w:tc>
+        <w:tc>
+          <w:tcPr>
+            <w:tcW w:type="dxa" w:w="1306"/>
+            <w:shd w:fill="F2F6F9"/>
+            <w:vAlign w:val="center"/>
+          </w:tcPr>
+          <w:p>
+            <w:pPr>
+              <w:spacing w:after="0"/>
+            </w:pPr>
+            <w:r/>
+            <w:r>
+              <w:rPr>
+                <w:rFonts w:ascii="Aptos" w:hAnsi="Aptos"/>
+                <w:b w:val="0"/>
+                <w:sz w:val="13"/>
+              </w:rPr>
+              <w:t>[TBD]</w:t>
+            </w:r>
+          </w:p>
+        </w:tc>
+        <w:tc>
+          <w:tcPr>
+            <w:tcW w:type="dxa" w:w="1306"/>
+            <w:shd w:fill="F2F6F9"/>
+            <w:vAlign w:val="center"/>
+          </w:tcPr>
+          <w:p>
+            <w:pPr>
+              <w:spacing w:after="0"/>
+            </w:pPr>
+            <w:r/>
+            <w:r>
+              <w:rPr>
+                <w:rFonts w:ascii="Aptos" w:hAnsi="Aptos"/>
+                <w:b w:val="0"/>
+                <w:sz w:val="13"/>
+              </w:rPr>
+              <w:t>[TBD]</w:t>
+            </w:r>
+          </w:p>
+        </w:tc>
+        <w:tc>
+          <w:tcPr>
+            <w:tcW w:type="dxa" w:w="1306"/>
+            <w:shd w:fill="F2F6F9"/>
+            <w:vAlign w:val="center"/>
+          </w:tcPr>
+          <w:p>
+            <w:pPr>
+              <w:spacing w:after="0"/>
+            </w:pPr>
+            <w:r/>
+            <w:r>
+              <w:rPr>
+                <w:rFonts w:ascii="Aptos" w:hAnsi="Aptos"/>
+                <w:b w:val="0"/>
+                <w:sz w:val="13"/>
+              </w:rPr>
+              <w:t>[TBD]</w:t>
+            </w:r>
+          </w:p>
+        </w:tc>
+        <w:tc>
+          <w:tcPr>
+            <w:tcW w:type="dxa" w:w="1306"/>
+            <w:shd w:fill="F2F6F9"/>
+            <w:vAlign w:val="center"/>
+          </w:tcPr>
+          <w:p>
+            <w:pPr>
+              <w:spacing w:after="0"/>
+            </w:pPr>
+            <w:r/>
+            <w:r>
+              <w:rPr>
+                <w:rFonts w:ascii="Aptos" w:hAnsi="Aptos"/>
+                <w:b w:val="0"/>
+                <w:sz w:val="13"/>
+              </w:rPr>
+              <w:t>[TBD]</w:t>
+            </w:r>
+          </w:p>
+        </w:tc>
+        <w:tc>
+          <w:tcPr>
+            <w:tcW w:type="dxa" w:w="1306"/>
+            <w:shd w:fill="F2F6F9"/>
+            <w:vAlign w:val="center"/>
+          </w:tcPr>
+          <w:p>
+            <w:pPr>
+              <w:spacing w:after="0"/>
+            </w:pPr>
+            <w:r/>
+            <w:r>
+              <w:rPr>
+                <w:rFonts w:ascii="Aptos" w:hAnsi="Aptos"/>
+                <w:b w:val="0"/>
+                <w:sz w:val="13"/>
+              </w:rPr>
+              <w:t>[TBD]</w:t>
+            </w:r>
+          </w:p>
+        </w:tc>
+        <w:tc>
+          <w:tcPr>
+            <w:tcW w:type="dxa" w:w="1306"/>
+            <w:shd w:fill="F2F6F9"/>
+            <w:vAlign w:val="center"/>
+          </w:tcPr>
+          <w:p>
+            <w:pPr>
+              <w:spacing w:after="0"/>
+            </w:pPr>
+            <w:r/>
+            <w:r>
+              <w:rPr>
+                <w:rFonts w:ascii="Aptos" w:hAnsi="Aptos"/>
+                <w:b w:val="0"/>
+                <w:sz w:val="13"/>
+              </w:rPr>
+              <w:t>[usage export / log path]</w:t>
+            </w:r>
+          </w:p>
+        </w:tc>
+      </w:tr>
+    </w:tbl>
+    <w:p>
+      <w:pPr>
+        <w:spacing w:after="20"/>
+      </w:pPr>
+    </w:p>
+    <w:p>
+      <w:pPr>
+        <w:spacing w:after="140"/>
+      </w:pPr>
+      <w:r>
+        <w:rPr>
+          <w:b/>
+        </w:rPr>
+        <w:t xml:space="preserve">Important: </w:t>
+      </w:r>
+      <w:r>
+        <w:t>Providers classify cached, reasoning and image tokens differently. Record the raw fields exactly as returned by the provider. “Provider billed tokens” must follow the invoice/usage export and must not blindly sum categories that are already included in input or output tokens.</w:t>
+      </w:r>
+    </w:p>
+    <w:p>
+      <w:pPr>
+        <w:pStyle w:val="Heading2"/>
+      </w:pPr>
+      <w:r>
+        <w:t>A.1 Application A Token Summary — Business Task Tracker</w:t>
+      </w:r>
+    </w:p>
+    <w:tbl>
+      <w:tblPr>
+        <w:tblStyle w:val="TableGrid"/>
+        <w:tblW w:type="auto" w:w="0"/>
+        <w:jc w:val="center"/>
+        <w:tblLayout w:type="autofit"/>
+        <w:tblLook w:firstColumn="1" w:firstRow="1" w:lastColumn="0" w:lastRow="0" w:noHBand="0" w:noVBand="1" w:val="04A0"/>
+      </w:tblPr>
+      <w:tblGrid>
+        <w:gridCol w:w="1437"/>
+        <w:gridCol w:w="1437"/>
+        <w:gridCol w:w="1437"/>
+        <w:gridCol w:w="1437"/>
+        <w:gridCol w:w="1437"/>
+        <w:gridCol w:w="1437"/>
+        <w:gridCol w:w="1437"/>
+        <w:gridCol w:w="1437"/>
+        <w:gridCol w:w="1437"/>
+        <w:gridCol w:w="1437"/>
+      </w:tblGrid>
+      <w:tr>
+        <w:tc>
+          <w:tcPr>
+            <w:tcW w:type="dxa" w:w="1437"/>
+            <w:shd w:fill="17324D"/>
+            <w:vAlign w:val="center"/>
+          </w:tcPr>
+          <w:p>
+            <w:pPr>
+              <w:spacing w:after="0"/>
+            </w:pPr>
+            <w:r/>
+            <w:r>
+              <w:rPr>
+                <w:rFonts w:ascii="Aptos" w:hAnsi="Aptos"/>
+                <w:b/>
+                <w:color w:val="FFFFFF"/>
+                <w:sz w:val="14"/>
+              </w:rPr>
+              <w:t>Model</w:t>
+            </w:r>
+          </w:p>
+        </w:tc>
+        <w:tc>
+          <w:tcPr>
+            <w:tcW w:type="dxa" w:w="1437"/>
+            <w:shd w:fill="17324D"/>
+            <w:vAlign w:val="center"/>
+          </w:tcPr>
+          <w:p>
+            <w:pPr>
+              <w:spacing w:after="0"/>
+            </w:pPr>
+            <w:r/>
+            <w:r>
+              <w:rPr>
+                <w:rFonts w:ascii="Aptos" w:hAnsi="Aptos"/>
+                <w:b/>
+                <w:color w:val="FFFFFF"/>
+                <w:sz w:val="14"/>
+              </w:rPr>
+              <w:t>Runs</w:t>
+            </w:r>
+          </w:p>
+        </w:tc>
+        <w:tc>
+          <w:tcPr>
+            <w:tcW w:type="dxa" w:w="1437"/>
+            <w:shd w:fill="17324D"/>
+            <w:vAlign w:val="center"/>
+          </w:tcPr>
+          <w:p>
+            <w:pPr>
+              <w:spacing w:after="0"/>
+            </w:pPr>
+            <w:r/>
+            <w:r>
+              <w:rPr>
+                <w:rFonts w:ascii="Aptos" w:hAnsi="Aptos"/>
+                <w:b/>
+                <w:color w:val="FFFFFF"/>
+                <w:sz w:val="14"/>
+              </w:rPr>
+              <w:t>Input tokens</w:t>
+            </w:r>
+          </w:p>
+        </w:tc>
+        <w:tc>
+          <w:tcPr>
+            <w:tcW w:type="dxa" w:w="1437"/>
+            <w:shd w:fill="17324D"/>
+            <w:vAlign w:val="center"/>
+          </w:tcPr>
+          <w:p>
+            <w:pPr>
+              <w:spacing w:after="0"/>
+            </w:pPr>
+            <w:r/>
+            <w:r>
+              <w:rPr>
+                <w:rFonts w:ascii="Aptos" w:hAnsi="Aptos"/>
+                <w:b/>
+                <w:color w:val="FFFFFF"/>
+                <w:sz w:val="14"/>
+              </w:rPr>
+              <w:t>Output tokens</w:t>
+            </w:r>
+          </w:p>
+        </w:tc>
+        <w:tc>
+          <w:tcPr>
+            <w:tcW w:type="dxa" w:w="1437"/>
+            <w:shd w:fill="17324D"/>
+            <w:vAlign w:val="center"/>
+          </w:tcPr>
+          <w:p>
+            <w:pPr>
+              <w:spacing w:after="0"/>
+            </w:pPr>
+            <w:r/>
+            <w:r>
+              <w:rPr>
+                <w:rFonts w:ascii="Aptos" w:hAnsi="Aptos"/>
+                <w:b/>
+                <w:color w:val="FFFFFF"/>
+                <w:sz w:val="14"/>
+              </w:rPr>
+              <w:t>Cached input</w:t>
+            </w:r>
+          </w:p>
+        </w:tc>
+        <w:tc>
+          <w:tcPr>
+            <w:tcW w:type="dxa" w:w="1437"/>
+            <w:shd w:fill="17324D"/>
+            <w:vAlign w:val="center"/>
+          </w:tcPr>
+          <w:p>
+            <w:pPr>
+              <w:spacing w:after="0"/>
+            </w:pPr>
+            <w:r/>
+            <w:r>
+              <w:rPr>
+                <w:rFonts w:ascii="Aptos" w:hAnsi="Aptos"/>
+                <w:b/>
+                <w:color w:val="FFFFFF"/>
+                <w:sz w:val="14"/>
+              </w:rPr>
+              <w:t>Reasoning / vision</w:t>
+            </w:r>
+          </w:p>
+        </w:tc>
+        <w:tc>
+          <w:tcPr>
+            <w:tcW w:type="dxa" w:w="1437"/>
+            <w:shd w:fill="17324D"/>
+            <w:vAlign w:val="center"/>
+          </w:tcPr>
+          <w:p>
+            <w:pPr>
+              <w:spacing w:after="0"/>
+            </w:pPr>
+            <w:r/>
+            <w:r>
+              <w:rPr>
+                <w:rFonts w:ascii="Aptos" w:hAnsi="Aptos"/>
+                <w:b/>
+                <w:color w:val="FFFFFF"/>
+                <w:sz w:val="14"/>
+              </w:rPr>
+              <w:t>Billed tokens</w:t>
+            </w:r>
+          </w:p>
+        </w:tc>
+        <w:tc>
+          <w:tcPr>
+            <w:tcW w:type="dxa" w:w="1437"/>
+            <w:shd w:fill="17324D"/>
+            <w:vAlign w:val="center"/>
+          </w:tcPr>
+          <w:p>
+            <w:pPr>
+              <w:spacing w:after="0"/>
+            </w:pPr>
+            <w:r/>
+            <w:r>
+              <w:rPr>
+                <w:rFonts w:ascii="Aptos" w:hAnsi="Aptos"/>
+                <w:b/>
+                <w:color w:val="FFFFFF"/>
+                <w:sz w:val="14"/>
+              </w:rPr>
+              <w:t>Total cost</w:t>
+            </w:r>
+          </w:p>
+        </w:tc>
+        <w:tc>
+          <w:tcPr>
+            <w:tcW w:type="dxa" w:w="1437"/>
+            <w:shd w:fill="17324D"/>
+            <w:vAlign w:val="center"/>
+          </w:tcPr>
+          <w:p>
+            <w:pPr>
+              <w:spacing w:after="0"/>
+            </w:pPr>
+            <w:r/>
+            <w:r>
+              <w:rPr>
+                <w:rFonts w:ascii="Aptos" w:hAnsi="Aptos"/>
+                <w:b/>
+                <w:color w:val="FFFFFF"/>
+                <w:sz w:val="14"/>
+              </w:rPr>
+              <w:t>Accepted runs</w:t>
+            </w:r>
+          </w:p>
+        </w:tc>
+        <w:tc>
+          <w:tcPr>
+            <w:tcW w:type="dxa" w:w="1437"/>
+            <w:shd w:fill="17324D"/>
+            <w:vAlign w:val="center"/>
+          </w:tcPr>
+          <w:p>
+            <w:pPr>
+              <w:spacing w:after="0"/>
+            </w:pPr>
+            <w:r/>
+            <w:r>
+              <w:rPr>
+                <w:rFonts w:ascii="Aptos" w:hAnsi="Aptos"/>
+                <w:b/>
+                <w:color w:val="FFFFFF"/>
+                <w:sz w:val="14"/>
+              </w:rPr>
+              <w:t>Cost / accepted run</w:t>
+            </w:r>
+          </w:p>
+        </w:tc>
+      </w:tr>
+      <w:tr>
+        <w:tc>
+          <w:tcPr>
+            <w:tcW w:type="dxa" w:w="1437"/>
+            <w:vAlign w:val="center"/>
+          </w:tcPr>
+          <w:p>
+            <w:pPr>
+              <w:spacing w:after="0"/>
+            </w:pPr>
+            <w:r/>
+            <w:r>
+              <w:rPr>
+                <w:rFonts w:ascii="Aptos" w:hAnsi="Aptos"/>
+                <w:b/>
+                <w:sz w:val="14"/>
+              </w:rPr>
+              <w:t>DeepSeek V4 Flash</w:t>
+            </w:r>
+          </w:p>
+        </w:tc>
+        <w:tc>
+          <w:tcPr>
+            <w:tcW w:type="dxa" w:w="1437"/>
+            <w:vAlign w:val="center"/>
+          </w:tcPr>
+          <w:p>
+            <w:pPr>
+              <w:spacing w:after="0"/>
+            </w:pPr>
+            <w:r/>
+            <w:r>
+              <w:rPr>
+                <w:rFonts w:ascii="Aptos" w:hAnsi="Aptos"/>
+                <w:b w:val="0"/>
+                <w:sz w:val="14"/>
+              </w:rPr>
+              <w:t>3</w:t>
+            </w:r>
+          </w:p>
+        </w:tc>
+        <w:tc>
+          <w:tcPr>
+            <w:tcW w:type="dxa" w:w="1437"/>
+            <w:vAlign w:val="center"/>
+          </w:tcPr>
+          <w:p>
+            <w:pPr>
+              <w:spacing w:after="0"/>
+            </w:pPr>
+            <w:r/>
+            <w:r>
+              <w:rPr>
+                <w:rFonts w:ascii="Aptos" w:hAnsi="Aptos"/>
+                <w:b w:val="0"/>
+                <w:sz w:val="14"/>
+              </w:rPr>
+              <w:t>[TBD]</w:t>
+            </w:r>
+          </w:p>
+        </w:tc>
+        <w:tc>
+          <w:tcPr>
+            <w:tcW w:type="dxa" w:w="1437"/>
+            <w:vAlign w:val="center"/>
+          </w:tcPr>
+          <w:p>
+            <w:pPr>
+              <w:spacing w:after="0"/>
+            </w:pPr>
+            <w:r/>
+            <w:r>
+              <w:rPr>
+                <w:rFonts w:ascii="Aptos" w:hAnsi="Aptos"/>
+                <w:b w:val="0"/>
+                <w:sz w:val="14"/>
+              </w:rPr>
+              <w:t>[TBD]</w:t>
+            </w:r>
+          </w:p>
+        </w:tc>
+        <w:tc>
+          <w:tcPr>
+            <w:tcW w:type="dxa" w:w="1437"/>
+            <w:vAlign w:val="center"/>
+          </w:tcPr>
+          <w:p>
+            <w:pPr>
+              <w:spacing w:after="0"/>
+            </w:pPr>
+            <w:r/>
+            <w:r>
+              <w:rPr>
+                <w:rFonts w:ascii="Aptos" w:hAnsi="Aptos"/>
+                <w:b w:val="0"/>
+                <w:sz w:val="14"/>
+              </w:rPr>
+              <w:t>[TBD]</w:t>
+            </w:r>
+          </w:p>
+        </w:tc>
+        <w:tc>
+          <w:tcPr>
+            <w:tcW w:type="dxa" w:w="1437"/>
+            <w:vAlign w:val="center"/>
+          </w:tcPr>
+          <w:p>
+            <w:pPr>
+              <w:spacing w:after="0"/>
+            </w:pPr>
+            <w:r/>
+            <w:r>
+              <w:rPr>
+                <w:rFonts w:ascii="Aptos" w:hAnsi="Aptos"/>
+                <w:b w:val="0"/>
+                <w:sz w:val="14"/>
+              </w:rPr>
+              <w:t>[TBD]</w:t>
+            </w:r>
+          </w:p>
+        </w:tc>
+        <w:tc>
+          <w:tcPr>
+            <w:tcW w:type="dxa" w:w="1437"/>
+            <w:vAlign w:val="center"/>
+          </w:tcPr>
+          <w:p>
+            <w:pPr>
+              <w:spacing w:after="0"/>
+            </w:pPr>
+            <w:r/>
+            <w:r>
+              <w:rPr>
+                <w:rFonts w:ascii="Aptos" w:hAnsi="Aptos"/>
+                <w:b w:val="0"/>
+                <w:sz w:val="14"/>
+              </w:rPr>
+              <w:t>[TBD]</w:t>
+            </w:r>
+          </w:p>
+        </w:tc>
+        <w:tc>
+          <w:tcPr>
+            <w:tcW w:type="dxa" w:w="1437"/>
+            <w:vAlign w:val="center"/>
+          </w:tcPr>
+          <w:p>
+            <w:pPr>
+              <w:spacing w:after="0"/>
+            </w:pPr>
+            <w:r/>
+            <w:r>
+              <w:rPr>
+                <w:rFonts w:ascii="Aptos" w:hAnsi="Aptos"/>
+                <w:b w:val="0"/>
+                <w:sz w:val="14"/>
+              </w:rPr>
+              <w:t>[TBD]</w:t>
+            </w:r>
+          </w:p>
+        </w:tc>
+        <w:tc>
+          <w:tcPr>
+            <w:tcW w:type="dxa" w:w="1437"/>
+            <w:vAlign w:val="center"/>
+          </w:tcPr>
+          <w:p>
+            <w:pPr>
+              <w:spacing w:after="0"/>
+            </w:pPr>
+            <w:r/>
+            <w:r>
+              <w:rPr>
+                <w:rFonts w:ascii="Aptos" w:hAnsi="Aptos"/>
+                <w:b w:val="0"/>
+                <w:sz w:val="14"/>
+              </w:rPr>
+              <w:t>[TBD n/3]</w:t>
+            </w:r>
+          </w:p>
+        </w:tc>
+        <w:tc>
+          <w:tcPr>
+            <w:tcW w:type="dxa" w:w="1437"/>
+            <w:vAlign w:val="center"/>
+          </w:tcPr>
+          <w:p>
+            <w:pPr>
+              <w:spacing w:after="0"/>
+            </w:pPr>
+            <w:r/>
+            <w:r>
+              <w:rPr>
+                <w:rFonts w:ascii="Aptos" w:hAnsi="Aptos"/>
+                <w:b w:val="0"/>
+                <w:sz w:val="14"/>
+              </w:rPr>
+              <w:t>[TBD / undefined if 0 successes]</w:t>
+            </w:r>
+          </w:p>
+        </w:tc>
+      </w:tr>
+      <w:tr>
+        <w:tc>
+          <w:tcPr>
+            <w:tcW w:type="dxa" w:w="1437"/>
+            <w:shd w:fill="F2F6F9"/>
+            <w:vAlign w:val="center"/>
+          </w:tcPr>
+          <w:p>
+            <w:pPr>
+              <w:spacing w:after="0"/>
+            </w:pPr>
+            <w:r/>
+            <w:r>
+              <w:rPr>
+                <w:rFonts w:ascii="Aptos" w:hAnsi="Aptos"/>
+                <w:b/>
+                <w:sz w:val="14"/>
+              </w:rPr>
+              <w:t>DeepSeek V4 Pro</w:t>
+            </w:r>
+          </w:p>
+        </w:tc>
+        <w:tc>
+          <w:tcPr>
+            <w:tcW w:type="dxa" w:w="1437"/>
+            <w:shd w:fill="F2F6F9"/>
+            <w:vAlign w:val="center"/>
+          </w:tcPr>
+          <w:p>
+            <w:pPr>
+              <w:spacing w:after="0"/>
+            </w:pPr>
+            <w:r/>
+            <w:r>
+              <w:rPr>
+                <w:rFonts w:ascii="Aptos" w:hAnsi="Aptos"/>
+                <w:b w:val="0"/>
+                <w:sz w:val="14"/>
+              </w:rPr>
+              <w:t>3</w:t>
+            </w:r>
+          </w:p>
+        </w:tc>
+        <w:tc>
+          <w:tcPr>
+            <w:tcW w:type="dxa" w:w="1437"/>
+            <w:shd w:fill="F2F6F9"/>
+            <w:vAlign w:val="center"/>
+          </w:tcPr>
+          <w:p>
+            <w:pPr>
+              <w:spacing w:after="0"/>
+            </w:pPr>
+            <w:r/>
+            <w:r>
+              <w:rPr>
+                <w:rFonts w:ascii="Aptos" w:hAnsi="Aptos"/>
+                <w:b w:val="0"/>
+                <w:sz w:val="14"/>
+              </w:rPr>
+              <w:t>[TBD]</w:t>
+            </w:r>
+          </w:p>
+        </w:tc>
+        <w:tc>
+          <w:tcPr>
+            <w:tcW w:type="dxa" w:w="1437"/>
+            <w:shd w:fill="F2F6F9"/>
+            <w:vAlign w:val="center"/>
+          </w:tcPr>
+          <w:p>
+            <w:pPr>
+              <w:spacing w:after="0"/>
+            </w:pPr>
+            <w:r/>
+            <w:r>
+              <w:rPr>
+                <w:rFonts w:ascii="Aptos" w:hAnsi="Aptos"/>
+                <w:b w:val="0"/>
+                <w:sz w:val="14"/>
+              </w:rPr>
+              <w:t>[TBD]</w:t>
+            </w:r>
+          </w:p>
+        </w:tc>
+        <w:tc>
+          <w:tcPr>
+            <w:tcW w:type="dxa" w:w="1437"/>
+            <w:shd w:fill="F2F6F9"/>
+            <w:vAlign w:val="center"/>
+          </w:tcPr>
+          <w:p>
+            <w:pPr>
+              <w:spacing w:after="0"/>
+            </w:pPr>
+            <w:r/>
+            <w:r>
+              <w:rPr>
+                <w:rFonts w:ascii="Aptos" w:hAnsi="Aptos"/>
+                <w:b w:val="0"/>
+                <w:sz w:val="14"/>
+              </w:rPr>
+              <w:t>[TBD]</w:t>
+            </w:r>
+          </w:p>
+        </w:tc>
+        <w:tc>
+          <w:tcPr>
+            <w:tcW w:type="dxa" w:w="1437"/>
+            <w:shd w:fill="F2F6F9"/>
+            <w:vAlign w:val="center"/>
+          </w:tcPr>
+          <w:p>
+            <w:pPr>
+              <w:spacing w:after="0"/>
+            </w:pPr>
+            <w:r/>
+            <w:r>
+              <w:rPr>
+                <w:rFonts w:ascii="Aptos" w:hAnsi="Aptos"/>
+                <w:b w:val="0"/>
+                <w:sz w:val="14"/>
+              </w:rPr>
+              <w:t>[TBD]</w:t>
+            </w:r>
+          </w:p>
+        </w:tc>
+        <w:tc>
+          <w:tcPr>
+            <w:tcW w:type="dxa" w:w="1437"/>
+            <w:shd w:fill="F2F6F9"/>
+            <w:vAlign w:val="center"/>
+          </w:tcPr>
+          <w:p>
+            <w:pPr>
+              <w:spacing w:after="0"/>
+            </w:pPr>
+            <w:r/>
+            <w:r>
+              <w:rPr>
+                <w:rFonts w:ascii="Aptos" w:hAnsi="Aptos"/>
+                <w:b w:val="0"/>
+                <w:sz w:val="14"/>
+              </w:rPr>
+              <w:t>[TBD]</w:t>
+            </w:r>
+          </w:p>
+        </w:tc>
+        <w:tc>
+          <w:tcPr>
+            <w:tcW w:type="dxa" w:w="1437"/>
+            <w:shd w:fill="F2F6F9"/>
+            <w:vAlign w:val="center"/>
+          </w:tcPr>
+          <w:p>
+            <w:pPr>
+              <w:spacing w:after="0"/>
+            </w:pPr>
+            <w:r/>
+            <w:r>
+              <w:rPr>
+                <w:rFonts w:ascii="Aptos" w:hAnsi="Aptos"/>
+                <w:b w:val="0"/>
+                <w:sz w:val="14"/>
+              </w:rPr>
+              <w:t>[TBD]</w:t>
+            </w:r>
+          </w:p>
+        </w:tc>
+        <w:tc>
+          <w:tcPr>
+            <w:tcW w:type="dxa" w:w="1437"/>
+            <w:shd w:fill="F2F6F9"/>
+            <w:vAlign w:val="center"/>
+          </w:tcPr>
+          <w:p>
+            <w:pPr>
+              <w:spacing w:after="0"/>
+            </w:pPr>
+            <w:r/>
+            <w:r>
+              <w:rPr>
+                <w:rFonts w:ascii="Aptos" w:hAnsi="Aptos"/>
+                <w:b w:val="0"/>
+                <w:sz w:val="14"/>
+              </w:rPr>
+              <w:t>[TBD n/3]</w:t>
+            </w:r>
+          </w:p>
+        </w:tc>
+        <w:tc>
+          <w:tcPr>
+            <w:tcW w:type="dxa" w:w="1437"/>
+            <w:shd w:fill="F2F6F9"/>
+            <w:vAlign w:val="center"/>
+          </w:tcPr>
+          <w:p>
+            <w:pPr>
+              <w:spacing w:after="0"/>
+            </w:pPr>
+            <w:r/>
+            <w:r>
+              <w:rPr>
+                <w:rFonts w:ascii="Aptos" w:hAnsi="Aptos"/>
+                <w:b w:val="0"/>
+                <w:sz w:val="14"/>
+              </w:rPr>
+              <w:t>[TBD / undefined if 0 successes]</w:t>
+            </w:r>
+          </w:p>
+        </w:tc>
+      </w:tr>
+      <w:tr>
+        <w:tc>
+          <w:tcPr>
+            <w:tcW w:type="dxa" w:w="1437"/>
+            <w:vAlign w:val="center"/>
+          </w:tcPr>
+          <w:p>
+            <w:pPr>
+              <w:spacing w:after="0"/>
+            </w:pPr>
+            <w:r/>
+            <w:r>
+              <w:rPr>
+                <w:rFonts w:ascii="Aptos" w:hAnsi="Aptos"/>
+                <w:b/>
+                <w:sz w:val="14"/>
+              </w:rPr>
+              <w:t>Qwen [exact ID]</w:t>
+            </w:r>
+          </w:p>
+        </w:tc>
+        <w:tc>
+          <w:tcPr>
+            <w:tcW w:type="dxa" w:w="1437"/>
+            <w:vAlign w:val="center"/>
+          </w:tcPr>
+          <w:p>
+            <w:pPr>
+              <w:spacing w:after="0"/>
+            </w:pPr>
+            <w:r/>
+            <w:r>
+              <w:rPr>
+                <w:rFonts w:ascii="Aptos" w:hAnsi="Aptos"/>
+                <w:b w:val="0"/>
+                <w:sz w:val="14"/>
+              </w:rPr>
+              <w:t>3</w:t>
+            </w:r>
+          </w:p>
+        </w:tc>
+        <w:tc>
+          <w:tcPr>
+            <w:tcW w:type="dxa" w:w="1437"/>
+            <w:vAlign w:val="center"/>
+          </w:tcPr>
+          <w:p>
+            <w:pPr>
+              <w:spacing w:after="0"/>
+            </w:pPr>
+            <w:r/>
+            <w:r>
+              <w:rPr>
+                <w:rFonts w:ascii="Aptos" w:hAnsi="Aptos"/>
+                <w:b w:val="0"/>
+                <w:sz w:val="14"/>
+              </w:rPr>
+              <w:t>[TBD]</w:t>
+            </w:r>
+          </w:p>
+        </w:tc>
+        <w:tc>
+          <w:tcPr>
+            <w:tcW w:type="dxa" w:w="1437"/>
+            <w:vAlign w:val="center"/>
+          </w:tcPr>
+          <w:p>
+            <w:pPr>
+              <w:spacing w:after="0"/>
+            </w:pPr>
+            <w:r/>
+            <w:r>
+              <w:rPr>
+                <w:rFonts w:ascii="Aptos" w:hAnsi="Aptos"/>
+                <w:b w:val="0"/>
+                <w:sz w:val="14"/>
+              </w:rPr>
+              <w:t>[TBD]</w:t>
+            </w:r>
+          </w:p>
+        </w:tc>
+        <w:tc>
+          <w:tcPr>
+            <w:tcW w:type="dxa" w:w="1437"/>
+            <w:vAlign w:val="center"/>
+          </w:tcPr>
+          <w:p>
+            <w:pPr>
+              <w:spacing w:after="0"/>
+            </w:pPr>
+            <w:r/>
+            <w:r>
+              <w:rPr>
+                <w:rFonts w:ascii="Aptos" w:hAnsi="Aptos"/>
+                <w:b w:val="0"/>
+                <w:sz w:val="14"/>
+              </w:rPr>
+              <w:t>[TBD]</w:t>
+            </w:r>
+          </w:p>
+        </w:tc>
+        <w:tc>
+          <w:tcPr>
+            <w:tcW w:type="dxa" w:w="1437"/>
+            <w:vAlign w:val="center"/>
+          </w:tcPr>
+          <w:p>
+            <w:pPr>
+              <w:spacing w:after="0"/>
+            </w:pPr>
+            <w:r/>
+            <w:r>
+              <w:rPr>
+                <w:rFonts w:ascii="Aptos" w:hAnsi="Aptos"/>
+                <w:b w:val="0"/>
+                <w:sz w:val="14"/>
+              </w:rPr>
+              <w:t>[TBD]</w:t>
+            </w:r>
+          </w:p>
+        </w:tc>
+        <w:tc>
+          <w:tcPr>
+            <w:tcW w:type="dxa" w:w="1437"/>
+            <w:vAlign w:val="center"/>
+          </w:tcPr>
+          <w:p>
+            <w:pPr>
+              <w:spacing w:after="0"/>
+            </w:pPr>
+            <w:r/>
+            <w:r>
+              <w:rPr>
+                <w:rFonts w:ascii="Aptos" w:hAnsi="Aptos"/>
+                <w:b w:val="0"/>
+                <w:sz w:val="14"/>
+              </w:rPr>
+              <w:t>[TBD]</w:t>
+            </w:r>
+          </w:p>
+        </w:tc>
+        <w:tc>
+          <w:tcPr>
+            <w:tcW w:type="dxa" w:w="1437"/>
+            <w:vAlign w:val="center"/>
+          </w:tcPr>
+          <w:p>
+            <w:pPr>
+              <w:spacing w:after="0"/>
+            </w:pPr>
+            <w:r/>
+            <w:r>
+              <w:rPr>
+                <w:rFonts w:ascii="Aptos" w:hAnsi="Aptos"/>
+                <w:b w:val="0"/>
+                <w:sz w:val="14"/>
+              </w:rPr>
+              <w:t>[TBD]</w:t>
+            </w:r>
+          </w:p>
+        </w:tc>
+        <w:tc>
+          <w:tcPr>
+            <w:tcW w:type="dxa" w:w="1437"/>
+            <w:vAlign w:val="center"/>
+          </w:tcPr>
+          <w:p>
+            <w:pPr>
+              <w:spacing w:after="0"/>
+            </w:pPr>
+            <w:r/>
+            <w:r>
+              <w:rPr>
+                <w:rFonts w:ascii="Aptos" w:hAnsi="Aptos"/>
+                <w:b w:val="0"/>
+                <w:sz w:val="14"/>
+              </w:rPr>
+              <w:t>[TBD n/3]</w:t>
+            </w:r>
+          </w:p>
+        </w:tc>
+        <w:tc>
+          <w:tcPr>
+            <w:tcW w:type="dxa" w:w="1437"/>
+            <w:vAlign w:val="center"/>
+          </w:tcPr>
+          <w:p>
+            <w:pPr>
+              <w:spacing w:after="0"/>
+            </w:pPr>
+            <w:r/>
+            <w:r>
+              <w:rPr>
+                <w:rFonts w:ascii="Aptos" w:hAnsi="Aptos"/>
+                <w:b w:val="0"/>
+                <w:sz w:val="14"/>
+              </w:rPr>
+              <w:t>[TBD / undefined if 0 successes]</w:t>
+            </w:r>
+          </w:p>
+        </w:tc>
+      </w:tr>
+      <w:tr>
+        <w:tc>
+          <w:tcPr>
+            <w:tcW w:type="dxa" w:w="1437"/>
+            <w:shd w:fill="F2F6F9"/>
+            <w:vAlign w:val="center"/>
+          </w:tcPr>
+          <w:p>
+            <w:pPr>
+              <w:spacing w:after="0"/>
+            </w:pPr>
+            <w:r/>
+            <w:r>
+              <w:rPr>
+                <w:rFonts w:ascii="Aptos" w:hAnsi="Aptos"/>
+                <w:b/>
+                <w:sz w:val="14"/>
+              </w:rPr>
+              <w:t>Qwen-VL [exact ID]</w:t>
+            </w:r>
+          </w:p>
+        </w:tc>
+        <w:tc>
+          <w:tcPr>
+            <w:tcW w:type="dxa" w:w="1437"/>
+            <w:shd w:fill="F2F6F9"/>
+            <w:vAlign w:val="center"/>
+          </w:tcPr>
+          <w:p>
+            <w:pPr>
+              <w:spacing w:after="0"/>
+            </w:pPr>
+            <w:r/>
+            <w:r>
+              <w:rPr>
+                <w:rFonts w:ascii="Aptos" w:hAnsi="Aptos"/>
+                <w:b w:val="0"/>
+                <w:sz w:val="14"/>
+              </w:rPr>
+              <w:t>3</w:t>
+            </w:r>
+          </w:p>
+        </w:tc>
+        <w:tc>
+          <w:tcPr>
+            <w:tcW w:type="dxa" w:w="1437"/>
+            <w:shd w:fill="F2F6F9"/>
+            <w:vAlign w:val="center"/>
+          </w:tcPr>
+          <w:p>
+            <w:pPr>
+              <w:spacing w:after="0"/>
+            </w:pPr>
+            <w:r/>
+            <w:r>
+              <w:rPr>
+                <w:rFonts w:ascii="Aptos" w:hAnsi="Aptos"/>
+                <w:b w:val="0"/>
+                <w:sz w:val="14"/>
+              </w:rPr>
+              <w:t>[TBD]</w:t>
+            </w:r>
+          </w:p>
+        </w:tc>
+        <w:tc>
+          <w:tcPr>
+            <w:tcW w:type="dxa" w:w="1437"/>
+            <w:shd w:fill="F2F6F9"/>
+            <w:vAlign w:val="center"/>
+          </w:tcPr>
+          <w:p>
+            <w:pPr>
+              <w:spacing w:after="0"/>
+            </w:pPr>
+            <w:r/>
+            <w:r>
+              <w:rPr>
+                <w:rFonts w:ascii="Aptos" w:hAnsi="Aptos"/>
+                <w:b w:val="0"/>
+                <w:sz w:val="14"/>
+              </w:rPr>
+              <w:t>[TBD]</w:t>
+            </w:r>
+          </w:p>
+        </w:tc>
+        <w:tc>
+          <w:tcPr>
+            <w:tcW w:type="dxa" w:w="1437"/>
+            <w:shd w:fill="F2F6F9"/>
+            <w:vAlign w:val="center"/>
+          </w:tcPr>
+          <w:p>
+            <w:pPr>
+              <w:spacing w:after="0"/>
+            </w:pPr>
+            <w:r/>
+            <w:r>
+              <w:rPr>
+                <w:rFonts w:ascii="Aptos" w:hAnsi="Aptos"/>
+                <w:b w:val="0"/>
+                <w:sz w:val="14"/>
+              </w:rPr>
+              <w:t>[TBD]</w:t>
+            </w:r>
+          </w:p>
+        </w:tc>
+        <w:tc>
+          <w:tcPr>
+            <w:tcW w:type="dxa" w:w="1437"/>
+            <w:shd w:fill="F2F6F9"/>
+            <w:vAlign w:val="center"/>
+          </w:tcPr>
+          <w:p>
+            <w:pPr>
+              <w:spacing w:after="0"/>
+            </w:pPr>
+            <w:r/>
+            <w:r>
+              <w:rPr>
+                <w:rFonts w:ascii="Aptos" w:hAnsi="Aptos"/>
+                <w:b w:val="0"/>
+                <w:sz w:val="14"/>
+              </w:rPr>
+              <w:t>[TBD]</w:t>
+            </w:r>
+          </w:p>
+        </w:tc>
+        <w:tc>
+          <w:tcPr>
+            <w:tcW w:type="dxa" w:w="1437"/>
+            <w:shd w:fill="F2F6F9"/>
+            <w:vAlign w:val="center"/>
+          </w:tcPr>
+          <w:p>
+            <w:pPr>
+              <w:spacing w:after="0"/>
+            </w:pPr>
+            <w:r/>
+            <w:r>
+              <w:rPr>
+                <w:rFonts w:ascii="Aptos" w:hAnsi="Aptos"/>
+                <w:b w:val="0"/>
+                <w:sz w:val="14"/>
+              </w:rPr>
+              <w:t>[TBD]</w:t>
+            </w:r>
+          </w:p>
+        </w:tc>
+        <w:tc>
+          <w:tcPr>
+            <w:tcW w:type="dxa" w:w="1437"/>
+            <w:shd w:fill="F2F6F9"/>
+            <w:vAlign w:val="center"/>
+          </w:tcPr>
+          <w:p>
+            <w:pPr>
+              <w:spacing w:after="0"/>
+            </w:pPr>
+            <w:r/>
+            <w:r>
+              <w:rPr>
+                <w:rFonts w:ascii="Aptos" w:hAnsi="Aptos"/>
+                <w:b w:val="0"/>
+                <w:sz w:val="14"/>
+              </w:rPr>
+              <w:t>[TBD]</w:t>
+            </w:r>
+          </w:p>
+        </w:tc>
+        <w:tc>
+          <w:tcPr>
+            <w:tcW w:type="dxa" w:w="1437"/>
+            <w:shd w:fill="F2F6F9"/>
+            <w:vAlign w:val="center"/>
+          </w:tcPr>
+          <w:p>
+            <w:pPr>
+              <w:spacing w:after="0"/>
+            </w:pPr>
+            <w:r/>
+            <w:r>
+              <w:rPr>
+                <w:rFonts w:ascii="Aptos" w:hAnsi="Aptos"/>
+                <w:b w:val="0"/>
+                <w:sz w:val="14"/>
+              </w:rPr>
+              <w:t>[TBD n/3]</w:t>
+            </w:r>
+          </w:p>
+        </w:tc>
+        <w:tc>
+          <w:tcPr>
+            <w:tcW w:type="dxa" w:w="1437"/>
+            <w:shd w:fill="F2F6F9"/>
+            <w:vAlign w:val="center"/>
+          </w:tcPr>
+          <w:p>
+            <w:pPr>
+              <w:spacing w:after="0"/>
+            </w:pPr>
+            <w:r/>
+            <w:r>
+              <w:rPr>
+                <w:rFonts w:ascii="Aptos" w:hAnsi="Aptos"/>
+                <w:b w:val="0"/>
+                <w:sz w:val="14"/>
+              </w:rPr>
+              <w:t>[TBD / undefined if 0 successes]</w:t>
+            </w:r>
+          </w:p>
+        </w:tc>
+      </w:tr>
+    </w:tbl>
+    <w:p>
+      <w:pPr>
+        <w:spacing w:after="20"/>
+      </w:pPr>
+    </w:p>
+    <w:p>
+      <w:pPr>
+        <w:pStyle w:val="Heading2"/>
+      </w:pPr>
+      <w:r>
+        <w:t>A.2 Application B Token Summary — 1943-style Shooter</w:t>
+      </w:r>
+    </w:p>
+    <w:tbl>
+      <w:tblPr>
+        <w:tblStyle w:val="TableGrid"/>
+        <w:tblW w:type="auto" w:w="0"/>
+        <w:jc w:val="center"/>
+        <w:tblLayout w:type="autofit"/>
+        <w:tblLook w:firstColumn="1" w:firstRow="1" w:lastColumn="0" w:lastRow="0" w:noHBand="0" w:noVBand="1" w:val="04A0"/>
+      </w:tblPr>
+      <w:tblGrid>
+        <w:gridCol w:w="1437"/>
+        <w:gridCol w:w="1437"/>
+        <w:gridCol w:w="1437"/>
+        <w:gridCol w:w="1437"/>
+        <w:gridCol w:w="1437"/>
+        <w:gridCol w:w="1437"/>
+        <w:gridCol w:w="1437"/>
+        <w:gridCol w:w="1437"/>
+        <w:gridCol w:w="1437"/>
+        <w:gridCol w:w="1437"/>
+      </w:tblGrid>
+      <w:tr>
+        <w:tc>
+          <w:tcPr>
+            <w:tcW w:type="dxa" w:w="1437"/>
+            <w:shd w:fill="17324D"/>
+            <w:vAlign w:val="center"/>
+          </w:tcPr>
+          <w:p>
+            <w:pPr>
+              <w:spacing w:after="0"/>
+            </w:pPr>
+            <w:r/>
+            <w:r>
+              <w:rPr>
+                <w:rFonts w:ascii="Aptos" w:hAnsi="Aptos"/>
+                <w:b/>
+                <w:color w:val="FFFFFF"/>
+                <w:sz w:val="14"/>
+              </w:rPr>
+              <w:t>Model</w:t>
+            </w:r>
+          </w:p>
+        </w:tc>
+        <w:tc>
+          <w:tcPr>
+            <w:tcW w:type="dxa" w:w="1437"/>
+            <w:shd w:fill="17324D"/>
+            <w:vAlign w:val="center"/>
+          </w:tcPr>
+          <w:p>
+            <w:pPr>
+              <w:spacing w:after="0"/>
+            </w:pPr>
+            <w:r/>
+            <w:r>
+              <w:rPr>
+                <w:rFonts w:ascii="Aptos" w:hAnsi="Aptos"/>
+                <w:b/>
+                <w:color w:val="FFFFFF"/>
+                <w:sz w:val="14"/>
+              </w:rPr>
+              <w:t>Runs</w:t>
+            </w:r>
+          </w:p>
+        </w:tc>
+        <w:tc>
+          <w:tcPr>
+            <w:tcW w:type="dxa" w:w="1437"/>
+            <w:shd w:fill="17324D"/>
+            <w:vAlign w:val="center"/>
+          </w:tcPr>
+          <w:p>
+            <w:pPr>
+              <w:spacing w:after="0"/>
+            </w:pPr>
+            <w:r/>
+            <w:r>
+              <w:rPr>
+                <w:rFonts w:ascii="Aptos" w:hAnsi="Aptos"/>
+                <w:b/>
+                <w:color w:val="FFFFFF"/>
+                <w:sz w:val="14"/>
+              </w:rPr>
+              <w:t>Input tokens</w:t>
+            </w:r>
+          </w:p>
+        </w:tc>
+        <w:tc>
+          <w:tcPr>
+            <w:tcW w:type="dxa" w:w="1437"/>
+            <w:shd w:fill="17324D"/>
+            <w:vAlign w:val="center"/>
+          </w:tcPr>
+          <w:p>
+            <w:pPr>
+              <w:spacing w:after="0"/>
+            </w:pPr>
+            <w:r/>
+            <w:r>
+              <w:rPr>
+                <w:rFonts w:ascii="Aptos" w:hAnsi="Aptos"/>
+                <w:b/>
+                <w:color w:val="FFFFFF"/>
+                <w:sz w:val="14"/>
+              </w:rPr>
+              <w:t>Output tokens</w:t>
+            </w:r>
+          </w:p>
+        </w:tc>
+        <w:tc>
+          <w:tcPr>
+            <w:tcW w:type="dxa" w:w="1437"/>
+            <w:shd w:fill="17324D"/>
+            <w:vAlign w:val="center"/>
+          </w:tcPr>
+          <w:p>
+            <w:pPr>
+              <w:spacing w:after="0"/>
+            </w:pPr>
+            <w:r/>
+            <w:r>
+              <w:rPr>
+                <w:rFonts w:ascii="Aptos" w:hAnsi="Aptos"/>
+                <w:b/>
+                <w:color w:val="FFFFFF"/>
+                <w:sz w:val="14"/>
+              </w:rPr>
+              <w:t>Cached input</w:t>
+            </w:r>
+          </w:p>
+        </w:tc>
+        <w:tc>
+          <w:tcPr>
+            <w:tcW w:type="dxa" w:w="1437"/>
+            <w:shd w:fill="17324D"/>
+            <w:vAlign w:val="center"/>
+          </w:tcPr>
+          <w:p>
+            <w:pPr>
+              <w:spacing w:after="0"/>
+            </w:pPr>
+            <w:r/>
+            <w:r>
+              <w:rPr>
+                <w:rFonts w:ascii="Aptos" w:hAnsi="Aptos"/>
+                <w:b/>
+                <w:color w:val="FFFFFF"/>
+                <w:sz w:val="14"/>
+              </w:rPr>
+              <w:t>Reasoning / vision</w:t>
+            </w:r>
+          </w:p>
+        </w:tc>
+        <w:tc>
+          <w:tcPr>
+            <w:tcW w:type="dxa" w:w="1437"/>
+            <w:shd w:fill="17324D"/>
+            <w:vAlign w:val="center"/>
+          </w:tcPr>
+          <w:p>
+            <w:pPr>
+              <w:spacing w:after="0"/>
+            </w:pPr>
+            <w:r/>
+            <w:r>
+              <w:rPr>
+                <w:rFonts w:ascii="Aptos" w:hAnsi="Aptos"/>
+                <w:b/>
+                <w:color w:val="FFFFFF"/>
+                <w:sz w:val="14"/>
+              </w:rPr>
+              <w:t>Billed tokens</w:t>
+            </w:r>
+          </w:p>
+        </w:tc>
+        <w:tc>
+          <w:tcPr>
+            <w:tcW w:type="dxa" w:w="1437"/>
+            <w:shd w:fill="17324D"/>
+            <w:vAlign w:val="center"/>
+          </w:tcPr>
+          <w:p>
+            <w:pPr>
+              <w:spacing w:after="0"/>
+            </w:pPr>
+            <w:r/>
+            <w:r>
+              <w:rPr>
+                <w:rFonts w:ascii="Aptos" w:hAnsi="Aptos"/>
+                <w:b/>
+                <w:color w:val="FFFFFF"/>
+                <w:sz w:val="14"/>
+              </w:rPr>
+              <w:t>Total cost</w:t>
+            </w:r>
+          </w:p>
+        </w:tc>
+        <w:tc>
+          <w:tcPr>
+            <w:tcW w:type="dxa" w:w="1437"/>
+            <w:shd w:fill="17324D"/>
+            <w:vAlign w:val="center"/>
+          </w:tcPr>
+          <w:p>
+            <w:pPr>
+              <w:spacing w:after="0"/>
+            </w:pPr>
+            <w:r/>
+            <w:r>
+              <w:rPr>
+                <w:rFonts w:ascii="Aptos" w:hAnsi="Aptos"/>
+                <w:b/>
+                <w:color w:val="FFFFFF"/>
+                <w:sz w:val="14"/>
+              </w:rPr>
+              <w:t>Accepted runs</w:t>
+            </w:r>
+          </w:p>
+        </w:tc>
+        <w:tc>
+          <w:tcPr>
+            <w:tcW w:type="dxa" w:w="1437"/>
+            <w:shd w:fill="17324D"/>
+            <w:vAlign w:val="center"/>
+          </w:tcPr>
+          <w:p>
+            <w:pPr>
+              <w:spacing w:after="0"/>
+            </w:pPr>
+            <w:r/>
+            <w:r>
+              <w:rPr>
+                <w:rFonts w:ascii="Aptos" w:hAnsi="Aptos"/>
+                <w:b/>
+                <w:color w:val="FFFFFF"/>
+                <w:sz w:val="14"/>
+              </w:rPr>
+              <w:t>Cost / accepted run</w:t>
+            </w:r>
+          </w:p>
+        </w:tc>
+      </w:tr>
+      <w:tr>
+        <w:tc>
+          <w:tcPr>
+            <w:tcW w:type="dxa" w:w="1437"/>
+            <w:vAlign w:val="center"/>
+          </w:tcPr>
+          <w:p>
+            <w:pPr>
+              <w:spacing w:after="0"/>
+            </w:pPr>
+            <w:r/>
+            <w:r>
+              <w:rPr>
+                <w:rFonts w:ascii="Aptos" w:hAnsi="Aptos"/>
+                <w:b/>
+                <w:sz w:val="14"/>
+              </w:rPr>
+              <w:t>DeepSeek V4 Flash</w:t>
+            </w:r>
+          </w:p>
+        </w:tc>
+        <w:tc>
+          <w:tcPr>
+            <w:tcW w:type="dxa" w:w="1437"/>
+            <w:vAlign w:val="center"/>
+          </w:tcPr>
+          <w:p>
+            <w:pPr>
+              <w:spacing w:after="0"/>
+            </w:pPr>
+            <w:r/>
+            <w:r>
+              <w:rPr>
+                <w:rFonts w:ascii="Aptos" w:hAnsi="Aptos"/>
+                <w:b w:val="0"/>
+                <w:sz w:val="14"/>
+              </w:rPr>
+              <w:t>3</w:t>
+            </w:r>
+          </w:p>
+        </w:tc>
+        <w:tc>
+          <w:tcPr>
+            <w:tcW w:type="dxa" w:w="1437"/>
+            <w:vAlign w:val="center"/>
+          </w:tcPr>
+          <w:p>
+            <w:pPr>
+              <w:spacing w:after="0"/>
+            </w:pPr>
+            <w:r/>
+            <w:r>
+              <w:rPr>
+                <w:rFonts w:ascii="Aptos" w:hAnsi="Aptos"/>
+                <w:b w:val="0"/>
+                <w:sz w:val="14"/>
+              </w:rPr>
+              <w:t>[TBD]</w:t>
+            </w:r>
+          </w:p>
+        </w:tc>
+        <w:tc>
+          <w:tcPr>
+            <w:tcW w:type="dxa" w:w="1437"/>
+            <w:vAlign w:val="center"/>
+          </w:tcPr>
+          <w:p>
+            <w:pPr>
+              <w:spacing w:after="0"/>
+            </w:pPr>
+            <w:r/>
+            <w:r>
+              <w:rPr>
+                <w:rFonts w:ascii="Aptos" w:hAnsi="Aptos"/>
+                <w:b w:val="0"/>
+                <w:sz w:val="14"/>
+              </w:rPr>
+              <w:t>[TBD]</w:t>
+            </w:r>
+          </w:p>
+        </w:tc>
+        <w:tc>
+          <w:tcPr>
+            <w:tcW w:type="dxa" w:w="1437"/>
+            <w:vAlign w:val="center"/>
+          </w:tcPr>
+          <w:p>
+            <w:pPr>
+              <w:spacing w:after="0"/>
+            </w:pPr>
+            <w:r/>
+            <w:r>
+              <w:rPr>
+                <w:rFonts w:ascii="Aptos" w:hAnsi="Aptos"/>
+                <w:b w:val="0"/>
+                <w:sz w:val="14"/>
+              </w:rPr>
+              <w:t>[TBD]</w:t>
+            </w:r>
+          </w:p>
+        </w:tc>
+        <w:tc>
+          <w:tcPr>
+            <w:tcW w:type="dxa" w:w="1437"/>
+            <w:vAlign w:val="center"/>
+          </w:tcPr>
+          <w:p>
+            <w:pPr>
+              <w:spacing w:after="0"/>
+            </w:pPr>
+            <w:r/>
+            <w:r>
+              <w:rPr>
+                <w:rFonts w:ascii="Aptos" w:hAnsi="Aptos"/>
+                <w:b w:val="0"/>
+                <w:sz w:val="14"/>
+              </w:rPr>
+              <w:t>[TBD]</w:t>
+            </w:r>
+          </w:p>
+        </w:tc>
+        <w:tc>
+          <w:tcPr>
+            <w:tcW w:type="dxa" w:w="1437"/>
+            <w:vAlign w:val="center"/>
+          </w:tcPr>
+          <w:p>
+            <w:pPr>
+              <w:spacing w:after="0"/>
+            </w:pPr>
+            <w:r/>
+            <w:r>
+              <w:rPr>
+                <w:rFonts w:ascii="Aptos" w:hAnsi="Aptos"/>
+                <w:b w:val="0"/>
+                <w:sz w:val="14"/>
+              </w:rPr>
+              <w:t>[TBD]</w:t>
+            </w:r>
+          </w:p>
+        </w:tc>
+        <w:tc>
+          <w:tcPr>
+            <w:tcW w:type="dxa" w:w="1437"/>
+            <w:vAlign w:val="center"/>
+          </w:tcPr>
+          <w:p>
+            <w:pPr>
+              <w:spacing w:after="0"/>
+            </w:pPr>
+            <w:r/>
+            <w:r>
+              <w:rPr>
+                <w:rFonts w:ascii="Aptos" w:hAnsi="Aptos"/>
+                <w:b w:val="0"/>
+                <w:sz w:val="14"/>
+              </w:rPr>
+              <w:t>[TBD]</w:t>
+            </w:r>
+          </w:p>
+        </w:tc>
+        <w:tc>
+          <w:tcPr>
+            <w:tcW w:type="dxa" w:w="1437"/>
+            <w:vAlign w:val="center"/>
+          </w:tcPr>
+          <w:p>
+            <w:pPr>
+              <w:spacing w:after="0"/>
+            </w:pPr>
+            <w:r/>
+            <w:r>
+              <w:rPr>
+                <w:rFonts w:ascii="Aptos" w:hAnsi="Aptos"/>
+                <w:b w:val="0"/>
+                <w:sz w:val="14"/>
+              </w:rPr>
+              <w:t>[TBD n/3]</w:t>
+            </w:r>
+          </w:p>
+        </w:tc>
+        <w:tc>
+          <w:tcPr>
+            <w:tcW w:type="dxa" w:w="1437"/>
+            <w:vAlign w:val="center"/>
+          </w:tcPr>
+          <w:p>
+            <w:pPr>
+              <w:spacing w:after="0"/>
+            </w:pPr>
+            <w:r/>
+            <w:r>
+              <w:rPr>
+                <w:rFonts w:ascii="Aptos" w:hAnsi="Aptos"/>
+                <w:b w:val="0"/>
+                <w:sz w:val="14"/>
+              </w:rPr>
+              <w:t>[TBD / undefined if 0 successes]</w:t>
+            </w:r>
+          </w:p>
+        </w:tc>
+      </w:tr>
+      <w:tr>
+        <w:tc>
+          <w:tcPr>
+            <w:tcW w:type="dxa" w:w="1437"/>
+            <w:shd w:fill="F2F6F9"/>
+            <w:vAlign w:val="center"/>
+          </w:tcPr>
+          <w:p>
+            <w:pPr>
+              <w:spacing w:after="0"/>
+            </w:pPr>
+            <w:r/>
+            <w:r>
+              <w:rPr>
+                <w:rFonts w:ascii="Aptos" w:hAnsi="Aptos"/>
+                <w:b/>
+                <w:sz w:val="14"/>
+              </w:rPr>
+              <w:t>DeepSeek V4 Pro</w:t>
+            </w:r>
+          </w:p>
+        </w:tc>
+        <w:tc>
+          <w:tcPr>
+            <w:tcW w:type="dxa" w:w="1437"/>
+            <w:shd w:fill="F2F6F9"/>
+            <w:vAlign w:val="center"/>
+          </w:tcPr>
+          <w:p>
+            <w:pPr>
+              <w:spacing w:after="0"/>
+            </w:pPr>
+            <w:r/>
+            <w:r>
+              <w:rPr>
+                <w:rFonts w:ascii="Aptos" w:hAnsi="Aptos"/>
+                <w:b w:val="0"/>
+                <w:sz w:val="14"/>
+              </w:rPr>
+              <w:t>3</w:t>
+            </w:r>
+          </w:p>
+        </w:tc>
+        <w:tc>
+          <w:tcPr>
+            <w:tcW w:type="dxa" w:w="1437"/>
+            <w:shd w:fill="F2F6F9"/>
+            <w:vAlign w:val="center"/>
+          </w:tcPr>
+          <w:p>
+            <w:pPr>
+              <w:spacing w:after="0"/>
+            </w:pPr>
+            <w:r/>
+            <w:r>
+              <w:rPr>
+                <w:rFonts w:ascii="Aptos" w:hAnsi="Aptos"/>
+                <w:b w:val="0"/>
+                <w:sz w:val="14"/>
+              </w:rPr>
+              <w:t>[TBD]</w:t>
+            </w:r>
+          </w:p>
+        </w:tc>
+        <w:tc>
+          <w:tcPr>
+            <w:tcW w:type="dxa" w:w="1437"/>
+            <w:shd w:fill="F2F6F9"/>
+            <w:vAlign w:val="center"/>
+          </w:tcPr>
+          <w:p>
+            <w:pPr>
+              <w:spacing w:after="0"/>
+            </w:pPr>
+            <w:r/>
+            <w:r>
+              <w:rPr>
+                <w:rFonts w:ascii="Aptos" w:hAnsi="Aptos"/>
+                <w:b w:val="0"/>
+                <w:sz w:val="14"/>
+              </w:rPr>
+              <w:t>[TBD]</w:t>
+            </w:r>
+          </w:p>
+        </w:tc>
+        <w:tc>
+          <w:tcPr>
+            <w:tcW w:type="dxa" w:w="1437"/>
+            <w:shd w:fill="F2F6F9"/>
+            <w:vAlign w:val="center"/>
+          </w:tcPr>
+          <w:p>
+            <w:pPr>
+              <w:spacing w:after="0"/>
+            </w:pPr>
+            <w:r/>
+            <w:r>
+              <w:rPr>
+                <w:rFonts w:ascii="Aptos" w:hAnsi="Aptos"/>
+                <w:b w:val="0"/>
+                <w:sz w:val="14"/>
+              </w:rPr>
+              <w:t>[TBD]</w:t>
+            </w:r>
+          </w:p>
+        </w:tc>
+        <w:tc>
+          <w:tcPr>
+            <w:tcW w:type="dxa" w:w="1437"/>
+            <w:shd w:fill="F2F6F9"/>
+            <w:vAlign w:val="center"/>
+          </w:tcPr>
+          <w:p>
+            <w:pPr>
+              <w:spacing w:after="0"/>
+            </w:pPr>
+            <w:r/>
+            <w:r>
+              <w:rPr>
+                <w:rFonts w:ascii="Aptos" w:hAnsi="Aptos"/>
+                <w:b w:val="0"/>
+                <w:sz w:val="14"/>
+              </w:rPr>
+              <w:t>[TBD]</w:t>
+            </w:r>
+          </w:p>
+        </w:tc>
+        <w:tc>
+          <w:tcPr>
+            <w:tcW w:type="dxa" w:w="1437"/>
+            <w:shd w:fill="F2F6F9"/>
+            <w:vAlign w:val="center"/>
+          </w:tcPr>
+          <w:p>
+            <w:pPr>
+              <w:spacing w:after="0"/>
+            </w:pPr>
+            <w:r/>
+            <w:r>
+              <w:rPr>
+                <w:rFonts w:ascii="Aptos" w:hAnsi="Aptos"/>
+                <w:b w:val="0"/>
+                <w:sz w:val="14"/>
+              </w:rPr>
+              <w:t>[TBD]</w:t>
+            </w:r>
+          </w:p>
+        </w:tc>
+        <w:tc>
+          <w:tcPr>
+            <w:tcW w:type="dxa" w:w="1437"/>
+            <w:shd w:fill="F2F6F9"/>
+            <w:vAlign w:val="center"/>
+          </w:tcPr>
+          <w:p>
+            <w:pPr>
+              <w:spacing w:after="0"/>
+            </w:pPr>
+            <w:r/>
+            <w:r>
+              <w:rPr>
+                <w:rFonts w:ascii="Aptos" w:hAnsi="Aptos"/>
+                <w:b w:val="0"/>
+                <w:sz w:val="14"/>
+              </w:rPr>
+              <w:t>[TBD]</w:t>
+            </w:r>
+          </w:p>
+        </w:tc>
+        <w:tc>
+          <w:tcPr>
+            <w:tcW w:type="dxa" w:w="1437"/>
+            <w:shd w:fill="F2F6F9"/>
+            <w:vAlign w:val="center"/>
+          </w:tcPr>
+          <w:p>
+            <w:pPr>
+              <w:spacing w:after="0"/>
+            </w:pPr>
+            <w:r/>
+            <w:r>
+              <w:rPr>
+                <w:rFonts w:ascii="Aptos" w:hAnsi="Aptos"/>
+                <w:b w:val="0"/>
+                <w:sz w:val="14"/>
+              </w:rPr>
+              <w:t>[TBD n/3]</w:t>
+            </w:r>
+          </w:p>
+        </w:tc>
+        <w:tc>
+          <w:tcPr>
+            <w:tcW w:type="dxa" w:w="1437"/>
+            <w:shd w:fill="F2F6F9"/>
+            <w:vAlign w:val="center"/>
+          </w:tcPr>
+          <w:p>
+            <w:pPr>
+              <w:spacing w:after="0"/>
+            </w:pPr>
+            <w:r/>
+            <w:r>
+              <w:rPr>
+                <w:rFonts w:ascii="Aptos" w:hAnsi="Aptos"/>
+                <w:b w:val="0"/>
+                <w:sz w:val="14"/>
+              </w:rPr>
+              <w:t>[TBD / undefined if 0 successes]</w:t>
+            </w:r>
+          </w:p>
+        </w:tc>
+      </w:tr>
+      <w:tr>
+        <w:tc>
+          <w:tcPr>
+            <w:tcW w:type="dxa" w:w="1437"/>
+            <w:vAlign w:val="center"/>
+          </w:tcPr>
+          <w:p>
+            <w:pPr>
+              <w:spacing w:after="0"/>
+            </w:pPr>
+            <w:r/>
+            <w:r>
+              <w:rPr>
+                <w:rFonts w:ascii="Aptos" w:hAnsi="Aptos"/>
+                <w:b/>
+                <w:sz w:val="14"/>
+              </w:rPr>
+              <w:t>Qwen [exact ID]</w:t>
+            </w:r>
+          </w:p>
+        </w:tc>
+        <w:tc>
+          <w:tcPr>
+            <w:tcW w:type="dxa" w:w="1437"/>
+            <w:vAlign w:val="center"/>
+          </w:tcPr>
+          <w:p>
+            <w:pPr>
+              <w:spacing w:after="0"/>
+            </w:pPr>
+            <w:r/>
+            <w:r>
+              <w:rPr>
+                <w:rFonts w:ascii="Aptos" w:hAnsi="Aptos"/>
+                <w:b w:val="0"/>
+                <w:sz w:val="14"/>
+              </w:rPr>
+              <w:t>3</w:t>
+            </w:r>
+          </w:p>
+        </w:tc>
+        <w:tc>
+          <w:tcPr>
+            <w:tcW w:type="dxa" w:w="1437"/>
+            <w:vAlign w:val="center"/>
+          </w:tcPr>
+          <w:p>
+            <w:pPr>
+              <w:spacing w:after="0"/>
+            </w:pPr>
+            <w:r/>
+            <w:r>
+              <w:rPr>
+                <w:rFonts w:ascii="Aptos" w:hAnsi="Aptos"/>
+                <w:b w:val="0"/>
+                <w:sz w:val="14"/>
+              </w:rPr>
+              <w:t>[TBD]</w:t>
+            </w:r>
+          </w:p>
+        </w:tc>
+        <w:tc>
+          <w:tcPr>
+            <w:tcW w:type="dxa" w:w="1437"/>
+            <w:vAlign w:val="center"/>
+          </w:tcPr>
+          <w:p>
+            <w:pPr>
+              <w:spacing w:after="0"/>
+            </w:pPr>
+            <w:r/>
+            <w:r>
+              <w:rPr>
+                <w:rFonts w:ascii="Aptos" w:hAnsi="Aptos"/>
+                <w:b w:val="0"/>
+                <w:sz w:val="14"/>
+              </w:rPr>
+              <w:t>[TBD]</w:t>
+            </w:r>
+          </w:p>
+        </w:tc>
+        <w:tc>
+          <w:tcPr>
+            <w:tcW w:type="dxa" w:w="1437"/>
+            <w:vAlign w:val="center"/>
+          </w:tcPr>
+          <w:p>
+            <w:pPr>
+              <w:spacing w:after="0"/>
+            </w:pPr>
+            <w:r/>
+            <w:r>
+              <w:rPr>
+                <w:rFonts w:ascii="Aptos" w:hAnsi="Aptos"/>
+                <w:b w:val="0"/>
+                <w:sz w:val="14"/>
+              </w:rPr>
+              <w:t>[TBD]</w:t>
+            </w:r>
+          </w:p>
+        </w:tc>
+        <w:tc>
+          <w:tcPr>
+            <w:tcW w:type="dxa" w:w="1437"/>
+            <w:vAlign w:val="center"/>
+          </w:tcPr>
+          <w:p>
+            <w:pPr>
+              <w:spacing w:after="0"/>
+            </w:pPr>
+            <w:r/>
+            <w:r>
+              <w:rPr>
+                <w:rFonts w:ascii="Aptos" w:hAnsi="Aptos"/>
+                <w:b w:val="0"/>
+                <w:sz w:val="14"/>
+              </w:rPr>
+              <w:t>[TBD]</w:t>
+            </w:r>
+          </w:p>
+        </w:tc>
+        <w:tc>
+          <w:tcPr>
+            <w:tcW w:type="dxa" w:w="1437"/>
+            <w:vAlign w:val="center"/>
+          </w:tcPr>
+          <w:p>
+            <w:pPr>
+              <w:spacing w:after="0"/>
+            </w:pPr>
+            <w:r/>
+            <w:r>
+              <w:rPr>
+                <w:rFonts w:ascii="Aptos" w:hAnsi="Aptos"/>
+                <w:b w:val="0"/>
+                <w:sz w:val="14"/>
+              </w:rPr>
+              <w:t>[TBD]</w:t>
+            </w:r>
+          </w:p>
+        </w:tc>
+        <w:tc>
+          <w:tcPr>
+            <w:tcW w:type="dxa" w:w="1437"/>
+            <w:vAlign w:val="center"/>
+          </w:tcPr>
+          <w:p>
+            <w:pPr>
+              <w:spacing w:after="0"/>
+            </w:pPr>
+            <w:r/>
+            <w:r>
+              <w:rPr>
+                <w:rFonts w:ascii="Aptos" w:hAnsi="Aptos"/>
+                <w:b w:val="0"/>
+                <w:sz w:val="14"/>
+              </w:rPr>
+              <w:t>[TBD]</w:t>
+            </w:r>
+          </w:p>
+        </w:tc>
+        <w:tc>
+          <w:tcPr>
+            <w:tcW w:type="dxa" w:w="1437"/>
+            <w:vAlign w:val="center"/>
+          </w:tcPr>
+          <w:p>
+            <w:pPr>
+              <w:spacing w:after="0"/>
+            </w:pPr>
+            <w:r/>
+            <w:r>
+              <w:rPr>
+                <w:rFonts w:ascii="Aptos" w:hAnsi="Aptos"/>
+                <w:b w:val="0"/>
+                <w:sz w:val="14"/>
+              </w:rPr>
+              <w:t>[TBD n/3]</w:t>
+            </w:r>
+          </w:p>
+        </w:tc>
+        <w:tc>
+          <w:tcPr>
+            <w:tcW w:type="dxa" w:w="1437"/>
+            <w:vAlign w:val="center"/>
+          </w:tcPr>
+          <w:p>
+            <w:pPr>
+              <w:spacing w:after="0"/>
+            </w:pPr>
+            <w:r/>
+            <w:r>
+              <w:rPr>
+                <w:rFonts w:ascii="Aptos" w:hAnsi="Aptos"/>
+                <w:b w:val="0"/>
+                <w:sz w:val="14"/>
+              </w:rPr>
+              <w:t>[TBD / undefined if 0 successes]</w:t>
+            </w:r>
+          </w:p>
+        </w:tc>
+      </w:tr>
+      <w:tr>
+        <w:tc>
+          <w:tcPr>
+            <w:tcW w:type="dxa" w:w="1437"/>
+            <w:shd w:fill="F2F6F9"/>
+            <w:vAlign w:val="center"/>
+          </w:tcPr>
+          <w:p>
+            <w:pPr>
+              <w:spacing w:after="0"/>
+            </w:pPr>
+            <w:r/>
+            <w:r>
+              <w:rPr>
+                <w:rFonts w:ascii="Aptos" w:hAnsi="Aptos"/>
+                <w:b/>
+                <w:sz w:val="14"/>
+              </w:rPr>
+              <w:t>Qwen-VL [exact ID]</w:t>
+            </w:r>
+          </w:p>
+        </w:tc>
+        <w:tc>
+          <w:tcPr>
+            <w:tcW w:type="dxa" w:w="1437"/>
+            <w:shd w:fill="F2F6F9"/>
+            <w:vAlign w:val="center"/>
+          </w:tcPr>
+          <w:p>
+            <w:pPr>
+              <w:spacing w:after="0"/>
+            </w:pPr>
+            <w:r/>
+            <w:r>
+              <w:rPr>
+                <w:rFonts w:ascii="Aptos" w:hAnsi="Aptos"/>
+                <w:b w:val="0"/>
+                <w:sz w:val="14"/>
+              </w:rPr>
+              <w:t>3</w:t>
+            </w:r>
+          </w:p>
+        </w:tc>
+        <w:tc>
+          <w:tcPr>
+            <w:tcW w:type="dxa" w:w="1437"/>
+            <w:shd w:fill="F2F6F9"/>
+            <w:vAlign w:val="center"/>
+          </w:tcPr>
+          <w:p>
+            <w:pPr>
+              <w:spacing w:after="0"/>
+            </w:pPr>
+            <w:r/>
+            <w:r>
+              <w:rPr>
+                <w:rFonts w:ascii="Aptos" w:hAnsi="Aptos"/>
+                <w:b w:val="0"/>
+                <w:sz w:val="14"/>
+              </w:rPr>
+              <w:t>[TBD]</w:t>
+            </w:r>
+          </w:p>
+        </w:tc>
+        <w:tc>
+          <w:tcPr>
+            <w:tcW w:type="dxa" w:w="1437"/>
+            <w:shd w:fill="F2F6F9"/>
+            <w:vAlign w:val="center"/>
+          </w:tcPr>
+          <w:p>
+            <w:pPr>
+              <w:spacing w:after="0"/>
+            </w:pPr>
+            <w:r/>
+            <w:r>
+              <w:rPr>
+                <w:rFonts w:ascii="Aptos" w:hAnsi="Aptos"/>
+                <w:b w:val="0"/>
+                <w:sz w:val="14"/>
+              </w:rPr>
+              <w:t>[TBD]</w:t>
+            </w:r>
+          </w:p>
+        </w:tc>
+        <w:tc>
+          <w:tcPr>
+            <w:tcW w:type="dxa" w:w="1437"/>
+            <w:shd w:fill="F2F6F9"/>
+            <w:vAlign w:val="center"/>
+          </w:tcPr>
+          <w:p>
+            <w:pPr>
+              <w:spacing w:after="0"/>
+            </w:pPr>
+            <w:r/>
+            <w:r>
+              <w:rPr>
+                <w:rFonts w:ascii="Aptos" w:hAnsi="Aptos"/>
+                <w:b w:val="0"/>
+                <w:sz w:val="14"/>
+              </w:rPr>
+              <w:t>[TBD]</w:t>
+            </w:r>
+          </w:p>
+        </w:tc>
+        <w:tc>
+          <w:tcPr>
+            <w:tcW w:type="dxa" w:w="1437"/>
+            <w:shd w:fill="F2F6F9"/>
+            <w:vAlign w:val="center"/>
+          </w:tcPr>
+          <w:p>
+            <w:pPr>
+              <w:spacing w:after="0"/>
+            </w:pPr>
+            <w:r/>
+            <w:r>
+              <w:rPr>
+                <w:rFonts w:ascii="Aptos" w:hAnsi="Aptos"/>
+                <w:b w:val="0"/>
+                <w:sz w:val="14"/>
+              </w:rPr>
+              <w:t>[TBD]</w:t>
+            </w:r>
+          </w:p>
+        </w:tc>
+        <w:tc>
+          <w:tcPr>
+            <w:tcW w:type="dxa" w:w="1437"/>
+            <w:shd w:fill="F2F6F9"/>
+            <w:vAlign w:val="center"/>
+          </w:tcPr>
+          <w:p>
+            <w:pPr>
+              <w:spacing w:after="0"/>
+            </w:pPr>
+            <w:r/>
+            <w:r>
+              <w:rPr>
+                <w:rFonts w:ascii="Aptos" w:hAnsi="Aptos"/>
+                <w:b w:val="0"/>
+                <w:sz w:val="14"/>
+              </w:rPr>
+              <w:t>[TBD]</w:t>
+            </w:r>
+          </w:p>
+        </w:tc>
+        <w:tc>
+          <w:tcPr>
+            <w:tcW w:type="dxa" w:w="1437"/>
+            <w:shd w:fill="F2F6F9"/>
+            <w:vAlign w:val="center"/>
+          </w:tcPr>
+          <w:p>
+            <w:pPr>
+              <w:spacing w:after="0"/>
+            </w:pPr>
+            <w:r/>
+            <w:r>
+              <w:rPr>
+                <w:rFonts w:ascii="Aptos" w:hAnsi="Aptos"/>
+                <w:b w:val="0"/>
+                <w:sz w:val="14"/>
+              </w:rPr>
+              <w:t>[TBD]</w:t>
+            </w:r>
+          </w:p>
+        </w:tc>
+        <w:tc>
+          <w:tcPr>
+            <w:tcW w:type="dxa" w:w="1437"/>
+            <w:shd w:fill="F2F6F9"/>
+            <w:vAlign w:val="center"/>
+          </w:tcPr>
+          <w:p>
+            <w:pPr>
+              <w:spacing w:after="0"/>
+            </w:pPr>
+            <w:r/>
+            <w:r>
+              <w:rPr>
+                <w:rFonts w:ascii="Aptos" w:hAnsi="Aptos"/>
+                <w:b w:val="0"/>
+                <w:sz w:val="14"/>
+              </w:rPr>
+              <w:t>[TBD n/3]</w:t>
+            </w:r>
+          </w:p>
+        </w:tc>
+        <w:tc>
+          <w:tcPr>
+            <w:tcW w:type="dxa" w:w="1437"/>
+            <w:shd w:fill="F2F6F9"/>
+            <w:vAlign w:val="center"/>
+          </w:tcPr>
+          <w:p>
+            <w:pPr>
+              <w:spacing w:after="0"/>
+            </w:pPr>
+            <w:r/>
+            <w:r>
+              <w:rPr>
+                <w:rFonts w:ascii="Aptos" w:hAnsi="Aptos"/>
+                <w:b w:val="0"/>
+                <w:sz w:val="14"/>
+              </w:rPr>
+              <w:t>[TBD / undefined if 0 successes]</w:t>
+            </w:r>
+          </w:p>
+        </w:tc>
+      </w:tr>
+    </w:tbl>
+    <w:p>
+      <w:pPr>
+        <w:spacing w:after="20"/>
+      </w:pPr>
+    </w:p>
+    <w:p>
+      <w:pPr>
+        <w:pStyle w:val="Heading2"/>
+      </w:pPr>
+      <w:r>
+        <w:t>A.3 Cross-Application Comparison</w:t>
+      </w:r>
+    </w:p>
+    <w:tbl>
+      <w:tblPr>
+        <w:tblStyle w:val="TableGrid"/>
+        <w:tblW w:type="auto" w:w="0"/>
+        <w:jc w:val="center"/>
+        <w:tblLayout w:type="autofit"/>
+        <w:tblLook w:firstColumn="1" w:firstRow="1" w:lastColumn="0" w:lastRow="0" w:noHBand="0" w:noVBand="1" w:val="04A0"/>
+      </w:tblPr>
+      <w:tblGrid>
+        <w:gridCol w:w="1796"/>
+        <w:gridCol w:w="1796"/>
+        <w:gridCol w:w="1796"/>
+        <w:gridCol w:w="1796"/>
+        <w:gridCol w:w="1796"/>
+        <w:gridCol w:w="1796"/>
+        <w:gridCol w:w="1796"/>
+        <w:gridCol w:w="1796"/>
+      </w:tblGrid>
+      <w:tr>
+        <w:tc>
+          <w:tcPr>
+            <w:tcW w:type="dxa" w:w="1796"/>
+            <w:shd w:fill="17324D"/>
+            <w:vAlign w:val="center"/>
+          </w:tcPr>
+          <w:p>
+            <w:pPr>
+              <w:spacing w:after="0"/>
+            </w:pPr>
+            <w:r/>
+            <w:r>
+              <w:rPr>
+                <w:rFonts w:ascii="Aptos" w:hAnsi="Aptos"/>
+                <w:b/>
+                <w:color w:val="FFFFFF"/>
+                <w:sz w:val="14"/>
+              </w:rPr>
+              <w:t>Model</w:t>
+            </w:r>
+          </w:p>
+        </w:tc>
+        <w:tc>
+          <w:tcPr>
+            <w:tcW w:type="dxa" w:w="1796"/>
+            <w:shd w:fill="17324D"/>
+            <w:vAlign w:val="center"/>
+          </w:tcPr>
+          <w:p>
+            <w:pPr>
+              <w:spacing w:after="0"/>
+            </w:pPr>
+            <w:r/>
+            <w:r>
+              <w:rPr>
+                <w:rFonts w:ascii="Aptos" w:hAnsi="Aptos"/>
+                <w:b/>
+                <w:color w:val="FFFFFF"/>
+                <w:sz w:val="14"/>
+              </w:rPr>
+              <w:t>App A billed tokens</w:t>
+            </w:r>
+          </w:p>
+        </w:tc>
+        <w:tc>
+          <w:tcPr>
+            <w:tcW w:type="dxa" w:w="1796"/>
+            <w:shd w:fill="17324D"/>
+            <w:vAlign w:val="center"/>
+          </w:tcPr>
+          <w:p>
+            <w:pPr>
+              <w:spacing w:after="0"/>
+            </w:pPr>
+            <w:r/>
+            <w:r>
+              <w:rPr>
+                <w:rFonts w:ascii="Aptos" w:hAnsi="Aptos"/>
+                <w:b/>
+                <w:color w:val="FFFFFF"/>
+                <w:sz w:val="14"/>
+              </w:rPr>
+              <w:t>App A cost</w:t>
+            </w:r>
+          </w:p>
+        </w:tc>
+        <w:tc>
+          <w:tcPr>
+            <w:tcW w:type="dxa" w:w="1796"/>
+            <w:shd w:fill="17324D"/>
+            <w:vAlign w:val="center"/>
+          </w:tcPr>
+          <w:p>
+            <w:pPr>
+              <w:spacing w:after="0"/>
+            </w:pPr>
+            <w:r/>
+            <w:r>
+              <w:rPr>
+                <w:rFonts w:ascii="Aptos" w:hAnsi="Aptos"/>
+                <w:b/>
+                <w:color w:val="FFFFFF"/>
+                <w:sz w:val="14"/>
+              </w:rPr>
+              <w:t>App B billed tokens</w:t>
+            </w:r>
+          </w:p>
+        </w:tc>
+        <w:tc>
+          <w:tcPr>
+            <w:tcW w:type="dxa" w:w="1796"/>
+            <w:shd w:fill="17324D"/>
+            <w:vAlign w:val="center"/>
+          </w:tcPr>
+          <w:p>
+            <w:pPr>
+              <w:spacing w:after="0"/>
+            </w:pPr>
+            <w:r/>
+            <w:r>
+              <w:rPr>
+                <w:rFonts w:ascii="Aptos" w:hAnsi="Aptos"/>
+                <w:b/>
+                <w:color w:val="FFFFFF"/>
+                <w:sz w:val="14"/>
+              </w:rPr>
+              <w:t>App B cost</w:t>
+            </w:r>
+          </w:p>
+        </w:tc>
+        <w:tc>
+          <w:tcPr>
+            <w:tcW w:type="dxa" w:w="1796"/>
+            <w:shd w:fill="17324D"/>
+            <w:vAlign w:val="center"/>
+          </w:tcPr>
+          <w:p>
+            <w:pPr>
+              <w:spacing w:after="0"/>
+            </w:pPr>
+            <w:r/>
+            <w:r>
+              <w:rPr>
+                <w:rFonts w:ascii="Aptos" w:hAnsi="Aptos"/>
+                <w:b/>
+                <w:color w:val="FFFFFF"/>
+                <w:sz w:val="14"/>
+              </w:rPr>
+              <w:t>Combined billed tokens</w:t>
+            </w:r>
+          </w:p>
+        </w:tc>
+        <w:tc>
+          <w:tcPr>
+            <w:tcW w:type="dxa" w:w="1796"/>
+            <w:shd w:fill="17324D"/>
+            <w:vAlign w:val="center"/>
+          </w:tcPr>
+          <w:p>
+            <w:pPr>
+              <w:spacing w:after="0"/>
+            </w:pPr>
+            <w:r/>
+            <w:r>
+              <w:rPr>
+                <w:rFonts w:ascii="Aptos" w:hAnsi="Aptos"/>
+                <w:b/>
+                <w:color w:val="FFFFFF"/>
+                <w:sz w:val="14"/>
+              </w:rPr>
+              <w:t>Combined cost</w:t>
+            </w:r>
+          </w:p>
+        </w:tc>
+        <w:tc>
+          <w:tcPr>
+            <w:tcW w:type="dxa" w:w="1796"/>
+            <w:shd w:fill="17324D"/>
+            <w:vAlign w:val="center"/>
+          </w:tcPr>
+          <w:p>
+            <w:pPr>
+              <w:spacing w:after="0"/>
+            </w:pPr>
+            <w:r/>
+            <w:r>
+              <w:rPr>
+                <w:rFonts w:ascii="Aptos" w:hAnsi="Aptos"/>
+                <w:b/>
+                <w:color w:val="FFFFFF"/>
+                <w:sz w:val="14"/>
+              </w:rPr>
+              <w:t>Cost winner?</w:t>
+            </w:r>
+          </w:p>
+        </w:tc>
+      </w:tr>
+      <w:tr>
+        <w:tc>
+          <w:tcPr>
+            <w:tcW w:type="dxa" w:w="1796"/>
+            <w:vAlign w:val="center"/>
+          </w:tcPr>
+          <w:p>
+            <w:pPr>
+              <w:spacing w:after="0"/>
+            </w:pPr>
+            <w:r/>
+            <w:r>
+              <w:rPr>
+                <w:rFonts w:ascii="Aptos" w:hAnsi="Aptos"/>
+                <w:b/>
+                <w:sz w:val="14"/>
+              </w:rPr>
+              <w:t>DeepSeek V4 Flash</w:t>
+            </w:r>
+          </w:p>
+        </w:tc>
+        <w:tc>
+          <w:tcPr>
+            <w:tcW w:type="dxa" w:w="1796"/>
+            <w:vAlign w:val="center"/>
+          </w:tcPr>
+          <w:p>
+            <w:pPr>
+              <w:spacing w:after="0"/>
+            </w:pPr>
+            <w:r/>
+            <w:r>
+              <w:rPr>
+                <w:rFonts w:ascii="Aptos" w:hAnsi="Aptos"/>
+                <w:b w:val="0"/>
+                <w:sz w:val="14"/>
+              </w:rPr>
+              <w:t>[TBD]</w:t>
+            </w:r>
+          </w:p>
+        </w:tc>
+        <w:tc>
+          <w:tcPr>
+            <w:tcW w:type="dxa" w:w="1796"/>
+            <w:vAlign w:val="center"/>
+          </w:tcPr>
+          <w:p>
+            <w:pPr>
+              <w:spacing w:after="0"/>
+            </w:pPr>
+            <w:r/>
+            <w:r>
+              <w:rPr>
+                <w:rFonts w:ascii="Aptos" w:hAnsi="Aptos"/>
+                <w:b w:val="0"/>
+                <w:sz w:val="14"/>
+              </w:rPr>
+              <w:t>[TBD]</w:t>
+            </w:r>
+          </w:p>
+        </w:tc>
+        <w:tc>
+          <w:tcPr>
+            <w:tcW w:type="dxa" w:w="1796"/>
+            <w:vAlign w:val="center"/>
+          </w:tcPr>
+          <w:p>
+            <w:pPr>
+              <w:spacing w:after="0"/>
+            </w:pPr>
+            <w:r/>
+            <w:r>
+              <w:rPr>
+                <w:rFonts w:ascii="Aptos" w:hAnsi="Aptos"/>
+                <w:b w:val="0"/>
+                <w:sz w:val="14"/>
+              </w:rPr>
+              <w:t>[TBD]</w:t>
+            </w:r>
+          </w:p>
+        </w:tc>
+        <w:tc>
+          <w:tcPr>
+            <w:tcW w:type="dxa" w:w="1796"/>
+            <w:vAlign w:val="center"/>
+          </w:tcPr>
+          <w:p>
+            <w:pPr>
+              <w:spacing w:after="0"/>
+            </w:pPr>
+            <w:r/>
+            <w:r>
+              <w:rPr>
+                <w:rFonts w:ascii="Aptos" w:hAnsi="Aptos"/>
+                <w:b w:val="0"/>
+                <w:sz w:val="14"/>
+              </w:rPr>
+              <w:t>[TBD]</w:t>
+            </w:r>
+          </w:p>
+        </w:tc>
+        <w:tc>
+          <w:tcPr>
+            <w:tcW w:type="dxa" w:w="1796"/>
+            <w:vAlign w:val="center"/>
+          </w:tcPr>
+          <w:p>
+            <w:pPr>
+              <w:spacing w:after="0"/>
+            </w:pPr>
+            <w:r/>
+            <w:r>
+              <w:rPr>
+                <w:rFonts w:ascii="Aptos" w:hAnsi="Aptos"/>
+                <w:b w:val="0"/>
+                <w:sz w:val="14"/>
+              </w:rPr>
+              <w:t>[TBD]</w:t>
+            </w:r>
+          </w:p>
+        </w:tc>
+        <w:tc>
+          <w:tcPr>
+            <w:tcW w:type="dxa" w:w="1796"/>
+            <w:vAlign w:val="center"/>
+          </w:tcPr>
+          <w:p>
+            <w:pPr>
+              <w:spacing w:after="0"/>
+            </w:pPr>
+            <w:r/>
+            <w:r>
+              <w:rPr>
+                <w:rFonts w:ascii="Aptos" w:hAnsi="Aptos"/>
+                <w:b w:val="0"/>
+                <w:sz w:val="14"/>
+              </w:rPr>
+              <w:t>[TBD]</w:t>
+            </w:r>
+          </w:p>
+        </w:tc>
+        <w:tc>
+          <w:tcPr>
+            <w:tcW w:type="dxa" w:w="1796"/>
+            <w:vAlign w:val="center"/>
+          </w:tcPr>
+          <w:p>
+            <w:pPr>
+              <w:spacing w:after="0"/>
+            </w:pPr>
+            <w:r/>
+            <w:r>
+              <w:rPr>
+                <w:rFonts w:ascii="Aptos" w:hAnsi="Aptos"/>
+                <w:b w:val="0"/>
+                <w:sz w:val="14"/>
+              </w:rPr>
+              <w:t>[TBD]</w:t>
+            </w:r>
+          </w:p>
+        </w:tc>
+      </w:tr>
+      <w:tr>
+        <w:tc>
+          <w:tcPr>
+            <w:tcW w:type="dxa" w:w="1796"/>
+            <w:shd w:fill="F2F6F9"/>
+            <w:vAlign w:val="center"/>
+          </w:tcPr>
+          <w:p>
+            <w:pPr>
+              <w:spacing w:after="0"/>
+            </w:pPr>
+            <w:r/>
+            <w:r>
+              <w:rPr>
+                <w:rFonts w:ascii="Aptos" w:hAnsi="Aptos"/>
+                <w:b/>
+                <w:sz w:val="14"/>
+              </w:rPr>
+              <w:t>DeepSeek V4 Pro</w:t>
+            </w:r>
+          </w:p>
+        </w:tc>
+        <w:tc>
+          <w:tcPr>
+            <w:tcW w:type="dxa" w:w="1796"/>
+            <w:shd w:fill="F2F6F9"/>
+            <w:vAlign w:val="center"/>
+          </w:tcPr>
+          <w:p>
+            <w:pPr>
+              <w:spacing w:after="0"/>
+            </w:pPr>
+            <w:r/>
+            <w:r>
+              <w:rPr>
+                <w:rFonts w:ascii="Aptos" w:hAnsi="Aptos"/>
+                <w:b w:val="0"/>
+                <w:sz w:val="14"/>
+              </w:rPr>
+              <w:t>[TBD]</w:t>
+            </w:r>
+          </w:p>
+        </w:tc>
+        <w:tc>
+          <w:tcPr>
+            <w:tcW w:type="dxa" w:w="1796"/>
+            <w:shd w:fill="F2F6F9"/>
+            <w:vAlign w:val="center"/>
+          </w:tcPr>
+          <w:p>
+            <w:pPr>
+              <w:spacing w:after="0"/>
+            </w:pPr>
+            <w:r/>
+            <w:r>
+              <w:rPr>
+                <w:rFonts w:ascii="Aptos" w:hAnsi="Aptos"/>
+                <w:b w:val="0"/>
+                <w:sz w:val="14"/>
+              </w:rPr>
+              <w:t>[TBD]</w:t>
+            </w:r>
+          </w:p>
+        </w:tc>
+        <w:tc>
+          <w:tcPr>
+            <w:tcW w:type="dxa" w:w="1796"/>
+            <w:shd w:fill="F2F6F9"/>
+            <w:vAlign w:val="center"/>
+          </w:tcPr>
+          <w:p>
+            <w:pPr>
+              <w:spacing w:after="0"/>
+            </w:pPr>
+            <w:r/>
+            <w:r>
+              <w:rPr>
+                <w:rFonts w:ascii="Aptos" w:hAnsi="Aptos"/>
+                <w:b w:val="0"/>
+                <w:sz w:val="14"/>
+              </w:rPr>
+              <w:t>[TBD]</w:t>
+            </w:r>
+          </w:p>
+        </w:tc>
+        <w:tc>
+          <w:tcPr>
+            <w:tcW w:type="dxa" w:w="1796"/>
+            <w:shd w:fill="F2F6F9"/>
+            <w:vAlign w:val="center"/>
+          </w:tcPr>
+          <w:p>
+            <w:pPr>
+              <w:spacing w:after="0"/>
+            </w:pPr>
+            <w:r/>
+            <w:r>
+              <w:rPr>
+                <w:rFonts w:ascii="Aptos" w:hAnsi="Aptos"/>
+                <w:b w:val="0"/>
+                <w:sz w:val="14"/>
+              </w:rPr>
+              <w:t>[TBD]</w:t>
+            </w:r>
+          </w:p>
+        </w:tc>
+        <w:tc>
+          <w:tcPr>
+            <w:tcW w:type="dxa" w:w="1796"/>
+            <w:shd w:fill="F2F6F9"/>
+            <w:vAlign w:val="center"/>
+          </w:tcPr>
+          <w:p>
+            <w:pPr>
+              <w:spacing w:after="0"/>
+            </w:pPr>
+            <w:r/>
+            <w:r>
+              <w:rPr>
+                <w:rFonts w:ascii="Aptos" w:hAnsi="Aptos"/>
+                <w:b w:val="0"/>
+                <w:sz w:val="14"/>
+              </w:rPr>
+              <w:t>[TBD]</w:t>
+            </w:r>
+          </w:p>
+        </w:tc>
+        <w:tc>
+          <w:tcPr>
+            <w:tcW w:type="dxa" w:w="1796"/>
+            <w:shd w:fill="F2F6F9"/>
+            <w:vAlign w:val="center"/>
+          </w:tcPr>
+          <w:p>
+            <w:pPr>
+              <w:spacing w:after="0"/>
+            </w:pPr>
+            <w:r/>
+            <w:r>
+              <w:rPr>
+                <w:rFonts w:ascii="Aptos" w:hAnsi="Aptos"/>
+                <w:b w:val="0"/>
+                <w:sz w:val="14"/>
+              </w:rPr>
+              <w:t>[TBD]</w:t>
+            </w:r>
+          </w:p>
+        </w:tc>
+        <w:tc>
+          <w:tcPr>
+            <w:tcW w:type="dxa" w:w="1796"/>
+            <w:shd w:fill="F2F6F9"/>
+            <w:vAlign w:val="center"/>
+          </w:tcPr>
+          <w:p>
+            <w:pPr>
+              <w:spacing w:after="0"/>
+            </w:pPr>
+            <w:r/>
+            <w:r>
+              <w:rPr>
+                <w:rFonts w:ascii="Aptos" w:hAnsi="Aptos"/>
+                <w:b w:val="0"/>
+                <w:sz w:val="14"/>
+              </w:rPr>
+              <w:t>[TBD]</w:t>
+            </w:r>
+          </w:p>
+        </w:tc>
+      </w:tr>
+      <w:tr>
+        <w:tc>
+          <w:tcPr>
+            <w:tcW w:type="dxa" w:w="1796"/>
+            <w:vAlign w:val="center"/>
+          </w:tcPr>
+          <w:p>
+            <w:pPr>
+              <w:spacing w:after="0"/>
+            </w:pPr>
+            <w:r/>
+            <w:r>
+              <w:rPr>
+                <w:rFonts w:ascii="Aptos" w:hAnsi="Aptos"/>
+                <w:b/>
+                <w:sz w:val="14"/>
+              </w:rPr>
+              <w:t>Qwen [exact ID]</w:t>
+            </w:r>
+          </w:p>
+        </w:tc>
+        <w:tc>
+          <w:tcPr>
+            <w:tcW w:type="dxa" w:w="1796"/>
+            <w:vAlign w:val="center"/>
+          </w:tcPr>
+          <w:p>
+            <w:pPr>
+              <w:spacing w:after="0"/>
+            </w:pPr>
+            <w:r/>
+            <w:r>
+              <w:rPr>
+                <w:rFonts w:ascii="Aptos" w:hAnsi="Aptos"/>
+                <w:b w:val="0"/>
+                <w:sz w:val="14"/>
+              </w:rPr>
+              <w:t>[TBD]</w:t>
+            </w:r>
+          </w:p>
+        </w:tc>
+        <w:tc>
+          <w:tcPr>
+            <w:tcW w:type="dxa" w:w="1796"/>
+            <w:vAlign w:val="center"/>
+          </w:tcPr>
+          <w:p>
+            <w:pPr>
+              <w:spacing w:after="0"/>
+            </w:pPr>
+            <w:r/>
+            <w:r>
+              <w:rPr>
+                <w:rFonts w:ascii="Aptos" w:hAnsi="Aptos"/>
+                <w:b w:val="0"/>
+                <w:sz w:val="14"/>
+              </w:rPr>
+              <w:t>[TBD]</w:t>
+            </w:r>
+          </w:p>
+        </w:tc>
+        <w:tc>
+          <w:tcPr>
+            <w:tcW w:type="dxa" w:w="1796"/>
+            <w:vAlign w:val="center"/>
+          </w:tcPr>
+          <w:p>
+            <w:pPr>
+              <w:spacing w:after="0"/>
+            </w:pPr>
+            <w:r/>
+            <w:r>
+              <w:rPr>
+                <w:rFonts w:ascii="Aptos" w:hAnsi="Aptos"/>
+                <w:b w:val="0"/>
+                <w:sz w:val="14"/>
+              </w:rPr>
+              <w:t>[TBD]</w:t>
+            </w:r>
+          </w:p>
+        </w:tc>
+        <w:tc>
+          <w:tcPr>
+            <w:tcW w:type="dxa" w:w="1796"/>
+            <w:vAlign w:val="center"/>
+          </w:tcPr>
+          <w:p>
+            <w:pPr>
+              <w:spacing w:after="0"/>
+            </w:pPr>
+            <w:r/>
+            <w:r>
+              <w:rPr>
+                <w:rFonts w:ascii="Aptos" w:hAnsi="Aptos"/>
+                <w:b w:val="0"/>
+                <w:sz w:val="14"/>
+              </w:rPr>
+              <w:t>[TBD]</w:t>
+            </w:r>
+          </w:p>
+        </w:tc>
+        <w:tc>
+          <w:tcPr>
+            <w:tcW w:type="dxa" w:w="1796"/>
+            <w:vAlign w:val="center"/>
+          </w:tcPr>
+          <w:p>
+            <w:pPr>
+              <w:spacing w:after="0"/>
+            </w:pPr>
+            <w:r/>
+            <w:r>
+              <w:rPr>
+                <w:rFonts w:ascii="Aptos" w:hAnsi="Aptos"/>
+                <w:b w:val="0"/>
+                <w:sz w:val="14"/>
+              </w:rPr>
+              <w:t>[TBD]</w:t>
+            </w:r>
+          </w:p>
+        </w:tc>
+        <w:tc>
+          <w:tcPr>
+            <w:tcW w:type="dxa" w:w="1796"/>
+            <w:vAlign w:val="center"/>
+          </w:tcPr>
+          <w:p>
+            <w:pPr>
+              <w:spacing w:after="0"/>
+            </w:pPr>
+            <w:r/>
+            <w:r>
+              <w:rPr>
+                <w:rFonts w:ascii="Aptos" w:hAnsi="Aptos"/>
+                <w:b w:val="0"/>
+                <w:sz w:val="14"/>
+              </w:rPr>
+              <w:t>[TBD]</w:t>
+            </w:r>
+          </w:p>
+        </w:tc>
+        <w:tc>
+          <w:tcPr>
+            <w:tcW w:type="dxa" w:w="1796"/>
+            <w:vAlign w:val="center"/>
+          </w:tcPr>
+          <w:p>
+            <w:pPr>
+              <w:spacing w:after="0"/>
+            </w:pPr>
+            <w:r/>
+            <w:r>
+              <w:rPr>
+                <w:rFonts w:ascii="Aptos" w:hAnsi="Aptos"/>
+                <w:b w:val="0"/>
+                <w:sz w:val="14"/>
+              </w:rPr>
+              <w:t>[TBD]</w:t>
+            </w:r>
+          </w:p>
+        </w:tc>
+      </w:tr>
+      <w:tr>
+        <w:tc>
+          <w:tcPr>
+            <w:tcW w:type="dxa" w:w="1796"/>
+            <w:shd w:fill="F2F6F9"/>
+            <w:vAlign w:val="center"/>
+          </w:tcPr>
+          <w:p>
+            <w:pPr>
+              <w:spacing w:after="0"/>
+            </w:pPr>
+            <w:r/>
+            <w:r>
+              <w:rPr>
+                <w:rFonts w:ascii="Aptos" w:hAnsi="Aptos"/>
+                <w:b/>
+                <w:sz w:val="14"/>
+              </w:rPr>
+              <w:t>Qwen-VL [exact ID]</w:t>
+            </w:r>
+          </w:p>
+        </w:tc>
+        <w:tc>
+          <w:tcPr>
+            <w:tcW w:type="dxa" w:w="1796"/>
+            <w:shd w:fill="F2F6F9"/>
+            <w:vAlign w:val="center"/>
+          </w:tcPr>
+          <w:p>
+            <w:pPr>
+              <w:spacing w:after="0"/>
+            </w:pPr>
+            <w:r/>
+            <w:r>
+              <w:rPr>
+                <w:rFonts w:ascii="Aptos" w:hAnsi="Aptos"/>
+                <w:b w:val="0"/>
+                <w:sz w:val="14"/>
+              </w:rPr>
+              <w:t>[TBD]</w:t>
+            </w:r>
+          </w:p>
+        </w:tc>
+        <w:tc>
+          <w:tcPr>
+            <w:tcW w:type="dxa" w:w="1796"/>
+            <w:shd w:fill="F2F6F9"/>
+            <w:vAlign w:val="center"/>
+          </w:tcPr>
+          <w:p>
+            <w:pPr>
+              <w:spacing w:after="0"/>
+            </w:pPr>
+            <w:r/>
+            <w:r>
+              <w:rPr>
+                <w:rFonts w:ascii="Aptos" w:hAnsi="Aptos"/>
+                <w:b w:val="0"/>
+                <w:sz w:val="14"/>
+              </w:rPr>
+              <w:t>[TBD]</w:t>
+            </w:r>
+          </w:p>
+        </w:tc>
+        <w:tc>
+          <w:tcPr>
+            <w:tcW w:type="dxa" w:w="1796"/>
+            <w:shd w:fill="F2F6F9"/>
+            <w:vAlign w:val="center"/>
+          </w:tcPr>
+          <w:p>
+            <w:pPr>
+              <w:spacing w:after="0"/>
+            </w:pPr>
+            <w:r/>
+            <w:r>
+              <w:rPr>
+                <w:rFonts w:ascii="Aptos" w:hAnsi="Aptos"/>
+                <w:b w:val="0"/>
+                <w:sz w:val="14"/>
+              </w:rPr>
+              <w:t>[TBD]</w:t>
+            </w:r>
+          </w:p>
+        </w:tc>
+        <w:tc>
+          <w:tcPr>
+            <w:tcW w:type="dxa" w:w="1796"/>
+            <w:shd w:fill="F2F6F9"/>
+            <w:vAlign w:val="center"/>
+          </w:tcPr>
+          <w:p>
+            <w:pPr>
+              <w:spacing w:after="0"/>
+            </w:pPr>
+            <w:r/>
+            <w:r>
+              <w:rPr>
+                <w:rFonts w:ascii="Aptos" w:hAnsi="Aptos"/>
+                <w:b w:val="0"/>
+                <w:sz w:val="14"/>
+              </w:rPr>
+              <w:t>[TBD]</w:t>
+            </w:r>
+          </w:p>
+        </w:tc>
+        <w:tc>
+          <w:tcPr>
+            <w:tcW w:type="dxa" w:w="1796"/>
+            <w:shd w:fill="F2F6F9"/>
+            <w:vAlign w:val="center"/>
+          </w:tcPr>
+          <w:p>
+            <w:pPr>
+              <w:spacing w:after="0"/>
+            </w:pPr>
+            <w:r/>
+            <w:r>
+              <w:rPr>
+                <w:rFonts w:ascii="Aptos" w:hAnsi="Aptos"/>
+                <w:b w:val="0"/>
+                <w:sz w:val="14"/>
+              </w:rPr>
+              <w:t>[TBD]</w:t>
+            </w:r>
+          </w:p>
+        </w:tc>
+        <w:tc>
+          <w:tcPr>
+            <w:tcW w:type="dxa" w:w="1796"/>
+            <w:shd w:fill="F2F6F9"/>
+            <w:vAlign w:val="center"/>
+          </w:tcPr>
+          <w:p>
+            <w:pPr>
+              <w:spacing w:after="0"/>
+            </w:pPr>
+            <w:r/>
+            <w:r>
+              <w:rPr>
+                <w:rFonts w:ascii="Aptos" w:hAnsi="Aptos"/>
+                <w:b w:val="0"/>
+                <w:sz w:val="14"/>
+              </w:rPr>
+              <w:t>[TBD]</w:t>
+            </w:r>
+          </w:p>
+        </w:tc>
+        <w:tc>
+          <w:tcPr>
+            <w:tcW w:type="dxa" w:w="1796"/>
+            <w:shd w:fill="F2F6F9"/>
+            <w:vAlign w:val="center"/>
+          </w:tcPr>
+          <w:p>
+            <w:pPr>
+              <w:spacing w:after="0"/>
+            </w:pPr>
+            <w:r/>
+            <w:r>
+              <w:rPr>
+                <w:rFonts w:ascii="Aptos" w:hAnsi="Aptos"/>
+                <w:b w:val="0"/>
+                <w:sz w:val="14"/>
+              </w:rPr>
+              <w:t>[TBD]</w:t>
+            </w:r>
+          </w:p>
+        </w:tc>
+      </w:tr>
+    </w:tbl>
+    <w:p>
+      <w:pPr>
+        <w:spacing w:after="20"/>
+      </w:pPr>
+    </w:p>
+    <w:p>
+      <w:pPr>
+        <w:pStyle w:val="Heading2"/>
+      </w:pPr>
+      <w:r>
+        <w:t>A.4 Recording Rules</w:t>
+      </w:r>
+    </w:p>
+    <w:tbl>
+      <w:tblPr>
+        <w:tblStyle w:val="TableGrid"/>
+        <w:tblW w:type="auto" w:w="0"/>
+        <w:jc w:val="center"/>
+        <w:tblLayout w:type="autofit"/>
+        <w:tblLook w:firstColumn="1" w:firstRow="1" w:lastColumn="0" w:lastRow="0" w:noHBand="0" w:noVBand="1" w:val="04A0"/>
+      </w:tblPr>
+      <w:tblGrid>
+        <w:gridCol w:w="7183"/>
+        <w:gridCol w:w="7183"/>
+      </w:tblGrid>
+      <w:tr>
+        <w:tc>
+          <w:tcPr>
+            <w:tcW w:type="dxa" w:w="7183"/>
+            <w:shd w:fill="17324D"/>
+            <w:vAlign w:val="center"/>
+          </w:tcPr>
+          <w:p>
+            <w:pPr>
+              <w:spacing w:after="0"/>
+            </w:pPr>
+            <w:r/>
+            <w:r>
+              <w:rPr>
+                <w:rFonts w:ascii="Aptos" w:hAnsi="Aptos"/>
+                <w:b/>
+                <w:color w:val="FFFFFF"/>
+                <w:sz w:val="15"/>
+              </w:rPr>
+              <w:t>Field</w:t>
+            </w:r>
+          </w:p>
+        </w:tc>
+        <w:tc>
+          <w:tcPr>
+            <w:tcW w:type="dxa" w:w="7183"/>
+            <w:shd w:fill="17324D"/>
+            <w:vAlign w:val="center"/>
+          </w:tcPr>
+          <w:p>
+            <w:pPr>
+              <w:spacing w:after="0"/>
+            </w:pPr>
+            <w:r/>
+            <w:r>
+              <w:rPr>
+                <w:rFonts w:ascii="Aptos" w:hAnsi="Aptos"/>
+                <w:b/>
+                <w:color w:val="FFFFFF"/>
+                <w:sz w:val="15"/>
+              </w:rPr>
+              <w:t>Required interpretation</w:t>
+            </w:r>
+          </w:p>
+        </w:tc>
+      </w:tr>
+      <w:tr>
+        <w:tc>
+          <w:tcPr>
+            <w:tcW w:type="dxa" w:w="7183"/>
+            <w:vAlign w:val="center"/>
+          </w:tcPr>
+          <w:p>
+            <w:pPr>
+              <w:spacing w:after="0"/>
+            </w:pPr>
+            <w:r/>
+            <w:r>
+              <w:rPr>
+                <w:rFonts w:ascii="Aptos" w:hAnsi="Aptos"/>
+                <w:b/>
+                <w:sz w:val="15"/>
+              </w:rPr>
+              <w:t>Input tokens</w:t>
+            </w:r>
+          </w:p>
+        </w:tc>
+        <w:tc>
+          <w:tcPr>
+            <w:tcW w:type="dxa" w:w="7183"/>
+            <w:vAlign w:val="center"/>
+          </w:tcPr>
+          <w:p>
+            <w:pPr>
+              <w:spacing w:after="0"/>
+            </w:pPr>
+            <w:r/>
+            <w:r>
+              <w:rPr>
+                <w:rFonts w:ascii="Aptos" w:hAnsi="Aptos"/>
+                <w:b w:val="0"/>
+                <w:sz w:val="15"/>
+              </w:rPr>
+              <w:t>All provider-reported prompt, repository context, tool results and repeated context submitted during the run.</w:t>
+            </w:r>
+          </w:p>
+        </w:tc>
+      </w:tr>
+      <w:tr>
+        <w:tc>
+          <w:tcPr>
+            <w:tcW w:type="dxa" w:w="7183"/>
+            <w:shd w:fill="F2F6F9"/>
+            <w:vAlign w:val="center"/>
+          </w:tcPr>
+          <w:p>
+            <w:pPr>
+              <w:spacing w:after="0"/>
+            </w:pPr>
+            <w:r/>
+            <w:r>
+              <w:rPr>
+                <w:rFonts w:ascii="Aptos" w:hAnsi="Aptos"/>
+                <w:b/>
+                <w:sz w:val="15"/>
+              </w:rPr>
+              <w:t>Output tokens</w:t>
+            </w:r>
+          </w:p>
+        </w:tc>
+        <w:tc>
+          <w:tcPr>
+            <w:tcW w:type="dxa" w:w="7183"/>
+            <w:shd w:fill="F2F6F9"/>
+            <w:vAlign w:val="center"/>
+          </w:tcPr>
+          <w:p>
+            <w:pPr>
+              <w:spacing w:after="0"/>
+            </w:pPr>
+            <w:r/>
+            <w:r>
+              <w:rPr>
+                <w:rFonts w:ascii="Aptos" w:hAnsi="Aptos"/>
+                <w:b w:val="0"/>
+                <w:sz w:val="15"/>
+              </w:rPr>
+              <w:t>All provider-reported generated text/code/tool-call tokens across the initial build and corrections.</w:t>
+            </w:r>
+          </w:p>
+        </w:tc>
+      </w:tr>
+      <w:tr>
+        <w:tc>
+          <w:tcPr>
+            <w:tcW w:type="dxa" w:w="7183"/>
+            <w:vAlign w:val="center"/>
+          </w:tcPr>
+          <w:p>
+            <w:pPr>
+              <w:spacing w:after="0"/>
+            </w:pPr>
+            <w:r/>
+            <w:r>
+              <w:rPr>
+                <w:rFonts w:ascii="Aptos" w:hAnsi="Aptos"/>
+                <w:b/>
+                <w:sz w:val="15"/>
+              </w:rPr>
+              <w:t>Cached input</w:t>
+            </w:r>
+          </w:p>
+        </w:tc>
+        <w:tc>
+          <w:tcPr>
+            <w:tcW w:type="dxa" w:w="7183"/>
+            <w:vAlign w:val="center"/>
+          </w:tcPr>
+          <w:p>
+            <w:pPr>
+              <w:spacing w:after="0"/>
+            </w:pPr>
+            <w:r/>
+            <w:r>
+              <w:rPr>
+                <w:rFonts w:ascii="Aptos" w:hAnsi="Aptos"/>
+                <w:b w:val="0"/>
+                <w:sz w:val="15"/>
+              </w:rPr>
+              <w:t>Provider-reported cache-read/input-cache tokens; keep separate because the price may differ.</w:t>
+            </w:r>
+          </w:p>
+        </w:tc>
+      </w:tr>
+      <w:tr>
+        <w:tc>
+          <w:tcPr>
+            <w:tcW w:type="dxa" w:w="7183"/>
+            <w:shd w:fill="F2F6F9"/>
+            <w:vAlign w:val="center"/>
+          </w:tcPr>
+          <w:p>
+            <w:pPr>
+              <w:spacing w:after="0"/>
+            </w:pPr>
+            <w:r/>
+            <w:r>
+              <w:rPr>
+                <w:rFonts w:ascii="Aptos" w:hAnsi="Aptos"/>
+                <w:b/>
+                <w:sz w:val="15"/>
+              </w:rPr>
+              <w:t>Reasoning tokens</w:t>
+            </w:r>
+          </w:p>
+        </w:tc>
+        <w:tc>
+          <w:tcPr>
+            <w:tcW w:type="dxa" w:w="7183"/>
+            <w:shd w:fill="F2F6F9"/>
+            <w:vAlign w:val="center"/>
+          </w:tcPr>
+          <w:p>
+            <w:pPr>
+              <w:spacing w:after="0"/>
+            </w:pPr>
+            <w:r/>
+            <w:r>
+              <w:rPr>
+                <w:rFonts w:ascii="Aptos" w:hAnsi="Aptos"/>
+                <w:b w:val="0"/>
+                <w:sz w:val="15"/>
+              </w:rPr>
+              <w:t>Record only when the provider exposes them separately; state whether billing already includes them in output.</w:t>
+            </w:r>
+          </w:p>
+        </w:tc>
+      </w:tr>
+      <w:tr>
+        <w:tc>
+          <w:tcPr>
+            <w:tcW w:type="dxa" w:w="7183"/>
+            <w:vAlign w:val="center"/>
+          </w:tcPr>
+          <w:p>
+            <w:pPr>
+              <w:spacing w:after="0"/>
+            </w:pPr>
+            <w:r/>
+            <w:r>
+              <w:rPr>
+                <w:rFonts w:ascii="Aptos" w:hAnsi="Aptos"/>
+                <w:b/>
+                <w:sz w:val="15"/>
+              </w:rPr>
+              <w:t>Image / vision tokens</w:t>
+            </w:r>
+          </w:p>
+        </w:tc>
+        <w:tc>
+          <w:tcPr>
+            <w:tcW w:type="dxa" w:w="7183"/>
+            <w:vAlign w:val="center"/>
+          </w:tcPr>
+          <w:p>
+            <w:pPr>
+              <w:spacing w:after="0"/>
+            </w:pPr>
+            <w:r/>
+            <w:r>
+              <w:rPr>
+                <w:rFonts w:ascii="Aptos" w:hAnsi="Aptos"/>
+                <w:b w:val="0"/>
+                <w:sz w:val="15"/>
+              </w:rPr>
+              <w:t>Provider-reported image tokens or image charges for screenshot-assisted correction; use 0 for text-only runs.</w:t>
+            </w:r>
+          </w:p>
+        </w:tc>
+      </w:tr>
+      <w:tr>
+        <w:tc>
+          <w:tcPr>
+            <w:tcW w:type="dxa" w:w="7183"/>
+            <w:shd w:fill="F2F6F9"/>
+            <w:vAlign w:val="center"/>
+          </w:tcPr>
+          <w:p>
+            <w:pPr>
+              <w:spacing w:after="0"/>
+            </w:pPr>
+            <w:r/>
+            <w:r>
+              <w:rPr>
+                <w:rFonts w:ascii="Aptos" w:hAnsi="Aptos"/>
+                <w:b/>
+                <w:sz w:val="15"/>
+              </w:rPr>
+              <w:t>Provider billed tokens</w:t>
+            </w:r>
+          </w:p>
+        </w:tc>
+        <w:tc>
+          <w:tcPr>
+            <w:tcW w:type="dxa" w:w="7183"/>
+            <w:shd w:fill="F2F6F9"/>
+            <w:vAlign w:val="center"/>
+          </w:tcPr>
+          <w:p>
+            <w:pPr>
+              <w:spacing w:after="0"/>
+            </w:pPr>
+            <w:r/>
+            <w:r>
+              <w:rPr>
+                <w:rFonts w:ascii="Aptos" w:hAnsi="Aptos"/>
+                <w:b w:val="0"/>
+                <w:sz w:val="15"/>
+              </w:rPr>
+              <w:t>The billed usage basis from the provider export; preserve the provider definition.</w:t>
+            </w:r>
+          </w:p>
+        </w:tc>
+      </w:tr>
+      <w:tr>
+        <w:tc>
+          <w:tcPr>
+            <w:tcW w:type="dxa" w:w="7183"/>
+            <w:vAlign w:val="center"/>
+          </w:tcPr>
+          <w:p>
+            <w:pPr>
+              <w:spacing w:after="0"/>
+            </w:pPr>
+            <w:r/>
+            <w:r>
+              <w:rPr>
+                <w:rFonts w:ascii="Aptos" w:hAnsi="Aptos"/>
+                <w:b/>
+                <w:sz w:val="15"/>
+              </w:rPr>
+              <w:t>Measured cost</w:t>
+            </w:r>
+          </w:p>
+        </w:tc>
+        <w:tc>
+          <w:tcPr>
+            <w:tcW w:type="dxa" w:w="7183"/>
+            <w:vAlign w:val="center"/>
+          </w:tcPr>
+          <w:p>
+            <w:pPr>
+              <w:spacing w:after="0"/>
+            </w:pPr>
+            <w:r/>
+            <w:r>
+              <w:rPr>
+                <w:rFonts w:ascii="Aptos" w:hAnsi="Aptos"/>
+                <w:b w:val="0"/>
+                <w:sz w:val="15"/>
+              </w:rPr>
+              <w:t>API/model charge for this run, excluding human labour unless separately stated.</w:t>
+            </w:r>
+          </w:p>
+        </w:tc>
+      </w:tr>
+      <w:tr>
+        <w:tc>
+          <w:tcPr>
+            <w:tcW w:type="dxa" w:w="7183"/>
+            <w:shd w:fill="F2F6F9"/>
+            <w:vAlign w:val="center"/>
+          </w:tcPr>
+          <w:p>
+            <w:pPr>
+              <w:spacing w:after="0"/>
+            </w:pPr>
+            <w:r/>
+            <w:r>
+              <w:rPr>
+                <w:rFonts w:ascii="Aptos" w:hAnsi="Aptos"/>
+                <w:b/>
+                <w:sz w:val="15"/>
+              </w:rPr>
+              <w:t>Accepted run</w:t>
+            </w:r>
+          </w:p>
+        </w:tc>
+        <w:tc>
+          <w:tcPr>
+            <w:tcW w:type="dxa" w:w="7183"/>
+            <w:shd w:fill="F2F6F9"/>
+            <w:vAlign w:val="center"/>
+          </w:tcPr>
+          <w:p>
+            <w:pPr>
+              <w:spacing w:after="0"/>
+            </w:pPr>
+            <w:r/>
+            <w:r>
+              <w:rPr>
+                <w:rFonts w:ascii="Aptos" w:hAnsi="Aptos"/>
+                <w:b w:val="0"/>
+                <w:sz w:val="15"/>
+              </w:rPr>
+              <w:t>All mandatory requirements pass at the stop point with no unresolved severity 1 or 2 defect.</w:t>
+            </w:r>
+          </w:p>
+        </w:tc>
+      </w:tr>
+      <w:tr>
+        <w:tc>
+          <w:tcPr>
+            <w:tcW w:type="dxa" w:w="7183"/>
+            <w:vAlign w:val="center"/>
+          </w:tcPr>
+          <w:p>
+            <w:pPr>
+              <w:spacing w:after="0"/>
+            </w:pPr>
+            <w:r/>
+            <w:r>
+              <w:rPr>
+                <w:rFonts w:ascii="Aptos" w:hAnsi="Aptos"/>
+                <w:b/>
+                <w:sz w:val="15"/>
+              </w:rPr>
+              <w:t>Cost per accepted run</w:t>
+            </w:r>
+          </w:p>
+        </w:tc>
+        <w:tc>
+          <w:tcPr>
+            <w:tcW w:type="dxa" w:w="7183"/>
+            <w:vAlign w:val="center"/>
+          </w:tcPr>
+          <w:p>
+            <w:pPr>
+              <w:spacing w:after="0"/>
+            </w:pPr>
+            <w:r/>
+            <w:r>
+              <w:rPr>
+                <w:rFonts w:ascii="Aptos" w:hAnsi="Aptos"/>
+                <w:b w:val="0"/>
+                <w:sz w:val="15"/>
+              </w:rPr>
+              <w:t>Total measured cost divided by accepted runs; report undefined/infinite when accepted runs equal zero.</w:t>
+            </w:r>
+          </w:p>
+        </w:tc>
+      </w:tr>
+      <w:tr>
+        <w:tc>
+          <w:tcPr>
+            <w:tcW w:type="dxa" w:w="7183"/>
+            <w:shd w:fill="F2F6F9"/>
+            <w:vAlign w:val="center"/>
+          </w:tcPr>
+          <w:p>
+            <w:pPr>
+              <w:spacing w:after="0"/>
+            </w:pPr>
+            <w:r/>
+            <w:r>
+              <w:rPr>
+                <w:rFonts w:ascii="Aptos" w:hAnsi="Aptos"/>
+                <w:b/>
+                <w:sz w:val="15"/>
+              </w:rPr>
+              <w:t>Evidence</w:t>
+            </w:r>
+          </w:p>
+        </w:tc>
+        <w:tc>
+          <w:tcPr>
+            <w:tcW w:type="dxa" w:w="7183"/>
+            <w:shd w:fill="F2F6F9"/>
+            <w:vAlign w:val="center"/>
+          </w:tcPr>
+          <w:p>
+            <w:pPr>
+              <w:spacing w:after="0"/>
+            </w:pPr>
+            <w:r/>
+            <w:r>
+              <w:rPr>
+                <w:rFonts w:ascii="Aptos" w:hAnsi="Aptos"/>
+                <w:b w:val="0"/>
+                <w:sz w:val="15"/>
+              </w:rPr>
+              <w:t>Usage export, invoice line, agent log or trace path that lets a reviewer reproduce the number.</w:t>
+            </w:r>
+          </w:p>
+        </w:tc>
+      </w:tr>
+    </w:tbl>
+    <w:p>
+      <w:pPr>
+        <w:spacing w:after="20"/>
+      </w:pPr>
+    </w:p>
     <w:sectPr>
-      <w:headerReference w:type="default" r:id="rId9"/>
-      <w:footerReference w:type="default" r:id="rId10"/>
-      <w:pgSz w:w="12240" w:h="15840"/>
-      <w:pgMar w:top="936" w:right="1008" w:bottom="936" w:left="1008" w:header="720" w:footer="720" w:gutter="0"/>
+      <w:pgSz w:w="15840" w:h="12240" w:orient="landscape"/>
+      <w:pgMar w:top="737" w:right="737" w:bottom="737" w:left="737" w:header="720" w:footer="720" w:gutter="0"/>
       <w:cols w:space="720"/>
       <w:docGrid w:linePitch="360"/>
     </w:sectPr>
